--- a/IPBES_WP_OpenAlex.docx
+++ b/IPBES_WP_OpenAlex.docx
@@ -97,7 +97,7 @@
         <w:pStyle w:val="Date"/>
       </w:pPr>
       <w:r>
-        <w:t xml:space="preserve">2023-11-10</w:t>
+        <w:t xml:space="preserve">2024-09-24</w:t>
       </w:r>
     </w:p>
     <w:p>
@@ -188,8 +188,8 @@
       </w:pPr>
       <w:r>
         <w:rPr>
+          <w:b/>
           <w:bCs/>
-          <w:b/>
         </w:rPr>
         <w:t xml:space="preserve">Reviewed by</w:t>
       </w:r>
@@ -203,15 +203,15 @@
       </w:pPr>
       <w:r>
         <w:rPr>
+          <w:i/>
           <w:iCs/>
-          <w:i/>
         </w:rPr>
         <w:t xml:space="preserve">For any inquires please contact</w:t>
       </w:r>
       <w:r>
         <w:rPr>
+          <w:i/>
           <w:iCs/>
-          <w:i/>
         </w:rPr>
         <w:t xml:space="preserve"> </w:t>
       </w:r>
@@ -219,19 +219,59 @@
         <w:r>
           <w:rPr>
             <w:rStyle w:val="Hyperlink"/>
+            <w:i/>
             <w:iCs/>
-            <w:i/>
           </w:rPr>
           <w:t xml:space="preserve">aidin.niamir@senckenberg.de</w:t>
         </w:r>
       </w:hyperlink>
     </w:p>
-    <w:bookmarkStart w:id="25" w:name="introduction"/>
+    <w:bookmarkStart w:id="21" w:name="glossar"/>
     <w:p>
       <w:pPr>
         <w:pStyle w:val="Heading2"/>
       </w:pPr>
       <w:r>
+        <w:t xml:space="preserve">Glossar</w:t>
+      </w:r>
+    </w:p>
+    <w:p>
+      <w:pPr>
+        <w:pStyle w:val="Compact"/>
+        <w:numPr>
+          <w:ilvl w:val="0"/>
+          <w:numId w:val="1002"/>
+        </w:numPr>
+      </w:pPr>
+      <w:r>
+        <w:t xml:space="preserve">API</w:t>
+      </w:r>
+      <w:r>
+        <w:t xml:space="preserve">: Application Programming Interface. An interface to query the database programmatically.</w:t>
+      </w:r>
+    </w:p>
+    <w:p>
+      <w:pPr>
+        <w:pStyle w:val="Compact"/>
+        <w:numPr>
+          <w:ilvl w:val="0"/>
+          <w:numId w:val="1002"/>
+        </w:numPr>
+      </w:pPr>
+      <w:r>
+        <w:t xml:space="preserve">data dump</w:t>
+      </w:r>
+      <w:r>
+        <w:t xml:space="preserve">: Download from the whole database of a database for local use.</w:t>
+      </w:r>
+    </w:p>
+    <w:bookmarkEnd w:id="21"/>
+    <w:bookmarkStart w:id="26" w:name="introduction"/>
+    <w:p>
+      <w:pPr>
+        <w:pStyle w:val="Heading2"/>
+      </w:pPr>
+      <w:r>
         <w:t xml:space="preserve">Introduction</w:t>
       </w:r>
     </w:p>
@@ -240,12 +280,12 @@
         <w:pStyle w:val="FirstParagraph"/>
       </w:pPr>
       <w:r>
-        <w:t xml:space="preserve">In IPBES assessments, the main sources for scholary literature search are</w:t>
-      </w:r>
-      <w:r>
-        <w:t xml:space="preserve"> </w:t>
-      </w:r>
-      <w:hyperlink r:id="rId21">
+        <w:t xml:space="preserve">In IPBES assessments, the main sources for scholary literature search were</w:t>
+      </w:r>
+      <w:r>
+        <w:t xml:space="preserve"> </w:t>
+      </w:r>
+      <w:hyperlink r:id="rId22">
         <w:r>
           <w:rPr>
             <w:rStyle w:val="Hyperlink"/>
@@ -262,7 +302,7 @@
       <w:r>
         <w:t xml:space="preserve"> </w:t>
       </w:r>
-      <w:hyperlink r:id="rId22">
+      <w:hyperlink r:id="rId23">
         <w:r>
           <w:rPr>
             <w:rStyle w:val="Hyperlink"/>
@@ -271,7 +311,38 @@
         </w:r>
       </w:hyperlink>
       <w:r>
-        <w:t xml:space="preserve">. These are mainly used via the web interface due to licensing limitations and complexities in the API. The use of the web interface poses a huge problem regarding the transparency and the reproducibility of the search. In addition, neither the data used of these scholary data sources nor the code which is used to conduct the search or the API implementation is openly availabe. As the literature search forms the foundation of many aspects in IPBES assessments, this lack of transparency filters through to the final product.</w:t>
+        <w:t xml:space="preserve">. These were mainly used via the web interface due to licensing limitations and complexities in the</w:t>
+      </w:r>
+      <w:r>
+        <w:t xml:space="preserve"> </w:t>
+      </w:r>
+      <w:hyperlink w:anchor="glossary-api">
+        <w:r>
+          <w:rPr>
+            <w:rStyle w:val="Hyperlink"/>
+          </w:rPr>
+          <w:t xml:space="preserve">API</w:t>
+        </w:r>
+      </w:hyperlink>
+      <w:r>
+        <w:t xml:space="preserve">. The use of the web interface poses a huge problem regarding the transparency and the reproducibility of the search. In addition, neither the data used of these scholary data sources nor the code which is used to conduct the search or the</w:t>
+      </w:r>
+      <w:r>
+        <w:t xml:space="preserve"> </w:t>
+      </w:r>
+      <w:hyperlink w:anchor="glossary-api">
+        <w:r>
+          <w:rPr>
+            <w:rStyle w:val="Hyperlink"/>
+          </w:rPr>
+          <w:t xml:space="preserve">API</w:t>
+        </w:r>
+      </w:hyperlink>
+      <w:r>
+        <w:t xml:space="preserve"> </w:t>
+      </w:r>
+      <w:r>
+        <w:t xml:space="preserve">implementation is openly availabe. As the literature search forms the foundation of many aspects in IPBES assessments, this lack of transparency filters through to the final product.</w:t>
       </w:r>
     </w:p>
     <w:p>
@@ -279,12 +350,12 @@
         <w:pStyle w:val="BodyText"/>
       </w:pPr>
       <w:r>
-        <w:t xml:space="preserve">The Data and Knowledge Management Policy aims at improving this transparency. One alternative to these proprietary scholary data sources is</w:t>
-      </w:r>
-      <w:r>
-        <w:t xml:space="preserve"> </w:t>
-      </w:r>
-      <w:hyperlink r:id="rId23">
+        <w:t xml:space="preserve">The Data and Knowledge Management Policy (https://www.ipbes.net/node/38260 and https://zenodo.org/records/6243095) aims at improving the transparency of IPBES products. One alternative to these proprietary scholary data sources is</w:t>
+      </w:r>
+      <w:r>
+        <w:t xml:space="preserve"> </w:t>
+      </w:r>
+      <w:hyperlink r:id="rId24">
         <w:r>
           <w:rPr>
             <w:rStyle w:val="Hyperlink"/>
@@ -298,7 +369,7 @@
       <w:r>
         <w:t xml:space="preserve"> </w:t>
       </w:r>
-      <w:hyperlink r:id="rId24">
+      <w:hyperlink r:id="rId25">
         <w:r>
           <w:rPr>
             <w:rStyle w:val="Hyperlink"/>
@@ -315,7 +386,7 @@
         <w:pStyle w:val="BodyText"/>
       </w:pPr>
       <w:r>
-        <w:t xml:space="preserve">We data tsu therefore decided to assess the suitability of OpenAlex as a replacement for the proprietary scholary data sources. Based on this initial assessment and the initial usage in assessments, we recommend the usage of OpenAlex instead of proprietary scholary data sources.</w:t>
+        <w:t xml:space="preserve">The data tsu therefore decided to assess the suitability of OpenAlex as a replacement for the proprietary scholary data sources. Based on this initial assessment and the initial usage in assessments, we recommend the usage of OpenAlex instead of proprietary scholary data sources.</w:t>
       </w:r>
     </w:p>
     <w:p>
@@ -326,14 +397,14 @@
         <w:t xml:space="preserve">This document will detail differences between the sholary data sources and outline the advantages of OpenAlex over WoS and Scopus.</w:t>
       </w:r>
     </w:p>
-    <w:bookmarkEnd w:id="25"/>
-    <w:bookmarkStart w:id="42" w:name="Xcc608c660d5ed63a2ccb3d397c9a278e1fbeb44"/>
+    <w:bookmarkEnd w:id="26"/>
+    <w:bookmarkStart w:id="44" w:name="Xb2a4417153bff5c85699531b63cd0104170f00b"/>
     <w:p>
       <w:pPr>
         <w:pStyle w:val="Heading2"/>
       </w:pPr>
       <w:r>
-        <w:t xml:space="preserve">Advantges OpenAlex in comparison to other databases</w:t>
+        <w:t xml:space="preserve">Advantages OpenAlex in comparison to other databases</w:t>
       </w:r>
     </w:p>
     <w:p>
@@ -346,59 +417,76 @@
     </w:p>
     <w:p>
       <w:pPr>
+        <w:pStyle w:val="Compact"/>
         <w:numPr>
           <w:ilvl w:val="0"/>
-          <w:numId w:val="1002"/>
+          <w:numId w:val="1003"/>
         </w:numPr>
+      </w:pPr>
+      <w:r>
+        <w:t xml:space="preserve">Available works and number of OpenAccess works</w:t>
+      </w:r>
+    </w:p>
+    <w:p>
+      <w:pPr>
         <w:pStyle w:val="Compact"/>
-      </w:pPr>
-      <w:r>
-        <w:t xml:space="preserve">Available works and number of OpenAccess works</w:t>
-      </w:r>
-    </w:p>
-    <w:p>
-      <w:pPr>
         <w:numPr>
           <w:ilvl w:val="0"/>
-          <w:numId w:val="1002"/>
+          <w:numId w:val="1003"/>
         </w:numPr>
+      </w:pPr>
+      <w:r>
+        <w:t xml:space="preserve">Coverage (e.g Global South, academic, grey literature, etc)</w:t>
+      </w:r>
+    </w:p>
+    <w:p>
+      <w:pPr>
         <w:pStyle w:val="Compact"/>
-      </w:pPr>
-      <w:r>
-        <w:t xml:space="preserve">Coverage (e.g Global South, academic, grey literature, etc)</w:t>
-      </w:r>
-    </w:p>
-    <w:p>
-      <w:pPr>
         <w:numPr>
           <w:ilvl w:val="0"/>
-          <w:numId w:val="1002"/>
+          <w:numId w:val="1003"/>
         </w:numPr>
+      </w:pPr>
+      <w:r>
+        <w:t xml:space="preserve">Openness of data and code used</w:t>
+      </w:r>
+    </w:p>
+    <w:p>
+      <w:pPr>
         <w:pStyle w:val="Compact"/>
-      </w:pPr>
-      <w:r>
-        <w:t xml:space="preserve">Openness of data and code used</w:t>
-      </w:r>
-    </w:p>
-    <w:p>
-      <w:pPr>
         <w:numPr>
           <w:ilvl w:val="0"/>
-          <w:numId w:val="1002"/>
+          <w:numId w:val="1003"/>
         </w:numPr>
+      </w:pPr>
+      <w:r>
+        <w:t xml:space="preserve">Web and</w:t>
+      </w:r>
+      <w:r>
+        <w:t xml:space="preserve"> </w:t>
+      </w:r>
+      <w:hyperlink w:anchor="glossary-api">
+        <w:r>
+          <w:rPr>
+            <w:rStyle w:val="Hyperlink"/>
+          </w:rPr>
+          <w:t xml:space="preserve">API</w:t>
+        </w:r>
+      </w:hyperlink>
+      <w:r>
+        <w:t xml:space="preserve"> </w:t>
+      </w:r>
+      <w:r>
+        <w:t xml:space="preserve">Access</w:t>
+      </w:r>
+    </w:p>
+    <w:p>
+      <w:pPr>
         <w:pStyle w:val="Compact"/>
-      </w:pPr>
-      <w:r>
-        <w:t xml:space="preserve">Web and API Access</w:t>
-      </w:r>
-    </w:p>
-    <w:p>
-      <w:pPr>
         <w:numPr>
           <w:ilvl w:val="0"/>
-          <w:numId w:val="1002"/>
+          <w:numId w:val="1003"/>
         </w:numPr>
-        <w:pStyle w:val="Compact"/>
       </w:pPr>
       <w:r>
         <w:t xml:space="preserve">costs</w:t>
@@ -412,7 +500,7 @@
         <w:t xml:space="preserve">We will go throuh these points in more detail now.</w:t>
       </w:r>
     </w:p>
-    <w:bookmarkStart w:id="29" w:name="sec-comp_open_alex"/>
+    <w:bookmarkStart w:id="31" w:name="sec-comp_open_alex"/>
     <w:p>
       <w:pPr>
         <w:pStyle w:val="Heading3"/>
@@ -431,7 +519,7 @@
       <w:r>
         <w:t xml:space="preserve"> </w:t>
       </w:r>
-      <w:hyperlink r:id="rId26">
+      <w:hyperlink r:id="rId27">
         <w:r>
           <w:rPr>
             <w:rStyle w:val="Hyperlink"/>
@@ -448,7 +536,7 @@
       <w:r>
         <w:t xml:space="preserve"> </w:t>
       </w:r>
-      <w:hyperlink r:id="rId27">
+      <w:hyperlink r:id="rId28">
         <w:r>
           <w:rPr>
             <w:rStyle w:val="Hyperlink"/>
@@ -465,7 +553,7 @@
       <w:r>
         <w:t xml:space="preserve"> </w:t>
       </w:r>
-      <w:hyperlink r:id="rId28">
+      <w:hyperlink r:id="rId29">
         <w:r>
           <w:rPr>
             <w:rStyle w:val="Hyperlink"/>
@@ -497,22 +585,21 @@
       <w:tblPr>
         <w:tblStyle w:val="Table"/>
         <w:tblW w:type="pct" w:w="5000"/>
+        <w:tblLayout w:type="fixed"/>
         <w:tblLook w:firstRow="1" w:lastRow="0" w:firstColumn="0" w:lastColumn="0" w:noHBand="0" w:noVBand="0" w:val="0020"/>
-        <w:jc w:val="start"/>
-        <w:tblLayout w:type="fixed"/>
       </w:tblPr>
       <w:tblGrid>
-        <w:gridCol w:w="1131"/>
-        <w:gridCol w:w="1131"/>
-        <w:gridCol w:w="1131"/>
-        <w:gridCol w:w="1131"/>
-        <w:gridCol w:w="1131"/>
-        <w:gridCol w:w="1131"/>
-        <w:gridCol w:w="1131"/>
+        <w:gridCol w:w="1471"/>
+        <w:gridCol w:w="1121"/>
+        <w:gridCol w:w="1191"/>
+        <w:gridCol w:w="630"/>
+        <w:gridCol w:w="841"/>
+        <w:gridCol w:w="1752"/>
+        <w:gridCol w:w="911"/>
       </w:tblGrid>
       <w:tr>
         <w:trPr>
-          <w:tblHeader w:val="true"/>
+          <w:tblHeader w:val="on"/>
         </w:trPr>
         <w:tc>
           <w:tcPr/>
@@ -1122,7 +1209,7 @@
       <w:r>
         <w:t xml:space="preserve"> </w:t>
       </w:r>
-      <w:hyperlink r:id="rId23">
+      <w:hyperlink r:id="rId30">
         <w:r>
           <w:rPr>
             <w:rStyle w:val="Hyperlink"/>
@@ -1134,8 +1221,8 @@
         <w:t xml:space="preserve">)</w:t>
       </w:r>
     </w:p>
-    <w:bookmarkEnd w:id="29"/>
-    <w:bookmarkStart w:id="34" w:name="X4e1fa75a57795e0a1cad4692107031306532854"/>
+    <w:bookmarkEnd w:id="31"/>
+    <w:bookmarkStart w:id="36" w:name="X4e1fa75a57795e0a1cad4692107031306532854"/>
     <w:p>
       <w:pPr>
         <w:pStyle w:val="Heading3"/>
@@ -1149,145 +1236,179 @@
         <w:pStyle w:val="FirstParagraph"/>
       </w:pPr>
       <w:r>
-        <w:t xml:space="preserve">OpenAlex has a broad coverage from the Global South. It also has a large proportion of non-academic works as well as works without DOIs.</w:t>
-      </w:r>
-    </w:p>
-    <w:tbl>
-      <w:tblPr>
-        <w:tblStyle w:val="Table"/>
-        <w:tblW w:type="pct" w:w="5000"/>
-        <w:tblLook w:firstRow="0" w:lastRow="0" w:firstColumn="0" w:lastColumn="0" w:noHBand="0" w:noVBand="0" w:val="0000"/>
-        <w:jc w:val="start"/>
-        <w:tblLayout w:type="fixed"/>
-      </w:tblPr>
-      <w:tblGrid>
-        <w:gridCol w:w="7920"/>
-      </w:tblGrid>
-      <w:tr>
-        <w:tc>
-          <w:tcPr/>
-          <w:p>
-            <w:pPr>
-              <w:jc w:val="center"/>
-            </w:pPr>
-            <w:r>
-              <w:drawing>
-                <wp:inline>
-                  <wp:extent cx="5334000" cy="2201617"/>
-                  <wp:effectExtent b="0" l="0" r="0" t="0"/>
-                  <wp:docPr descr="" title="" id="31" name="Picture"/>
-                  <a:graphic>
-                    <a:graphicData uri="http://schemas.openxmlformats.org/drawingml/2006/picture">
-                      <pic:pic>
-                        <pic:nvPicPr>
-                          <pic:cNvPr descr="./figures/OpenAlex%20Current%20Stats%2006%20Nov%202023.png" id="32" name="Picture"/>
-                          <pic:cNvPicPr>
-                            <a:picLocks noChangeArrowheads="1" noChangeAspect="1"/>
-                          </pic:cNvPicPr>
-                        </pic:nvPicPr>
-                        <pic:blipFill>
-                          <a:blip r:embed="rId30"/>
-                          <a:stretch>
-                            <a:fillRect/>
-                          </a:stretch>
-                        </pic:blipFill>
-                        <pic:spPr bwMode="auto">
-                          <a:xfrm>
-                            <a:off x="0" y="0"/>
-                            <a:ext cx="5334000" cy="2201617"/>
-                          </a:xfrm>
-                          <a:prstGeom prst="rect">
-                            <a:avLst/>
-                          </a:prstGeom>
-                          <a:noFill/>
-                          <a:ln w="9525">
-                            <a:noFill/>
-                            <a:headEnd/>
-                            <a:tailEnd/>
-                          </a:ln>
-                        </pic:spPr>
-                      </pic:pic>
-                    </a:graphicData>
-                  </a:graphic>
-                </wp:inline>
-              </w:drawing>
-            </w:r>
-          </w:p>
-          <w:p>
-            <w:pPr>
-              <w:jc w:val="center"/>
-            </w:pPr>
-            <w:pPr>
-              <w:jc w:val="start"/>
-              <w:spacing w:before="200"/>
-              <w:pStyle w:val="ImageCaption"/>
-            </w:pPr>
-            <w:r>
-              <w:t xml:space="preserve">From:</w:t>
-            </w:r>
-            <w:r>
-              <w:t xml:space="preserve"> </w:t>
-            </w:r>
-            <w:hyperlink r:id="rId33">
-              <w:r>
-                <w:rPr>
-                  <w:rStyle w:val="Hyperlink"/>
-                </w:rPr>
-                <w:t xml:space="preserve">OpenAlex</w:t>
-              </w:r>
-            </w:hyperlink>
-          </w:p>
-        </w:tc>
-      </w:tr>
-    </w:tbl>
+        <w:t xml:space="preserve">OpenAlex has a broad coverage from the Global South. It also has a large proportion of non-academic works as well as works without DOIs, i.e. including reports and data.</w:t>
+      </w:r>
+    </w:p>
+    <w:p>
+      <w:pPr>
+        <w:pStyle w:val="CaptionedFigure"/>
+      </w:pPr>
+      <w:r>
+        <w:drawing>
+          <wp:inline>
+            <wp:extent cx="5334000" cy="3480232"/>
+            <wp:effectExtent b="0" l="0" r="0" t="0"/>
+            <wp:docPr descr="From: OpenAlex" title="" id="33" name="Picture"/>
+            <a:graphic>
+              <a:graphicData uri="http://schemas.openxmlformats.org/drawingml/2006/picture">
+                <pic:pic>
+                  <pic:nvPicPr>
+                    <pic:cNvPr descr="./figures/OpenAlexStats.png" id="34" name="Picture"/>
+                    <pic:cNvPicPr>
+                      <a:picLocks noChangeArrowheads="1" noChangeAspect="1"/>
+                    </pic:cNvPicPr>
+                  </pic:nvPicPr>
+                  <pic:blipFill>
+                    <a:blip r:embed="rId32"/>
+                    <a:stretch>
+                      <a:fillRect/>
+                    </a:stretch>
+                  </pic:blipFill>
+                  <pic:spPr bwMode="auto">
+                    <a:xfrm>
+                      <a:off x="0" y="0"/>
+                      <a:ext cx="5334000" cy="3480232"/>
+                    </a:xfrm>
+                    <a:prstGeom prst="rect">
+                      <a:avLst/>
+                    </a:prstGeom>
+                    <a:noFill/>
+                    <a:ln w="9525">
+                      <a:noFill/>
+                      <a:headEnd/>
+                      <a:tailEnd/>
+                    </a:ln>
+                  </pic:spPr>
+                </pic:pic>
+              </a:graphicData>
+            </a:graphic>
+          </wp:inline>
+        </w:drawing>
+      </w:r>
+    </w:p>
+    <w:p>
+      <w:pPr>
+        <w:pStyle w:val="ImageCaption"/>
+      </w:pPr>
+      <w:r>
+        <w:t xml:space="preserve">From:</w:t>
+      </w:r>
+      <w:r>
+        <w:t xml:space="preserve"> </w:t>
+      </w:r>
+      <w:hyperlink r:id="rId35">
+        <w:r>
+          <w:rPr>
+            <w:rStyle w:val="Hyperlink"/>
+          </w:rPr>
+          <w:t xml:space="preserve">OpenAlex</w:t>
+        </w:r>
+      </w:hyperlink>
+    </w:p>
+    <w:bookmarkEnd w:id="36"/>
+    <w:bookmarkStart w:id="37" w:name="openness-of-data-and-code-used"/>
+    <w:p>
+      <w:pPr>
+        <w:pStyle w:val="Heading3"/>
+      </w:pPr>
+      <w:r>
+        <w:t xml:space="preserve">Openness of Data and Code used</w:t>
+      </w:r>
+    </w:p>
+    <w:p>
+      <w:pPr>
+        <w:pStyle w:val="FirstParagraph"/>
+      </w:pPr>
+      <w:r>
+        <w:t xml:space="preserve">OpenAlex is free and open, i.e. it is free to use for everybody without any subscription or registration, by design.</w:t>
+      </w:r>
+      <w:r>
+        <w:t xml:space="preserve"> </w:t>
+      </w:r>
+      <w:r>
+        <w:t xml:space="preserve">The data is freely available (database dumps (i.e. download of the whole dataset) are possible and easy to do). The datasets can therefore be analysed in regards to aspects which are not implemented in the</w:t>
+      </w:r>
+      <w:r>
+        <w:t xml:space="preserve"> </w:t>
+      </w:r>
+      <w:hyperlink w:anchor="glossary-api">
+        <w:r>
+          <w:rPr>
+            <w:rStyle w:val="Hyperlink"/>
+          </w:rPr>
+          <w:t xml:space="preserve">API</w:t>
+        </w:r>
+      </w:hyperlink>
+      <w:r>
+        <w:t xml:space="preserve">.</w:t>
+      </w:r>
+    </w:p>
+    <w:bookmarkEnd w:id="37"/>
+    <w:bookmarkStart w:id="42" w:name="web-and-api-access"/>
+    <w:p>
+      <w:pPr>
+        <w:pStyle w:val="Heading3"/>
+      </w:pPr>
+      <w:r>
+        <w:t xml:space="preserve">Web and</w:t>
+      </w:r>
+      <w:r>
+        <w:t xml:space="preserve"> </w:t>
+      </w:r>
+      <w:hyperlink w:anchor="glossary-api">
+        <w:r>
+          <w:rPr>
+            <w:rStyle w:val="Hyperlink"/>
+          </w:rPr>
+          <w:t xml:space="preserve">API</w:t>
+        </w:r>
+      </w:hyperlink>
+      <w:r>
+        <w:t xml:space="preserve"> </w:t>
+      </w:r>
+      <w:r>
+        <w:t xml:space="preserve">Access</w:t>
+      </w:r>
+    </w:p>
+    <w:p>
+      <w:pPr>
+        <w:pStyle w:val="FirstParagraph"/>
+      </w:pPr>
+      <w:hyperlink w:anchor="glossary-api">
+        <w:r>
+          <w:rPr>
+            <w:rStyle w:val="Hyperlink"/>
+          </w:rPr>
+          <w:t xml:space="preserve">API</w:t>
+        </w:r>
+      </w:hyperlink>
+      <w:r>
+        <w:t xml:space="preserve"> </w:t>
+      </w:r>
+      <w:r>
+        <w:t xml:space="preserve">access is important for accessing the database programmatically. An example is a search for all articles covering a specific topic. Usually, this is an iterative provess which needs refinement of the search terms. The traditional way is to type the search term in the search box and at least write down the number of hits, change the search term and repeat the process. Especially when other comparisons should also be done (e.g. assessment of certain key-papers are in the search results), is this a very tedious and error prone process.</w:t>
+      </w:r>
+    </w:p>
     <w:p>
       <w:pPr>
         <w:pStyle w:val="BodyText"/>
       </w:pPr>
       <w:r>
-        <w:t xml:space="preserve">A more detailed analysis of these aspects is conducted at the moment by OpenAlex.</w:t>
-      </w:r>
-    </w:p>
-    <w:bookmarkEnd w:id="34"/>
-    <w:bookmarkStart w:id="35" w:name="openness-of-data-and-code-used"/>
-    <w:p>
-      <w:pPr>
-        <w:pStyle w:val="Heading3"/>
-      </w:pPr>
-      <w:r>
-        <w:t xml:space="preserve">Openness of Data and Code used</w:t>
-      </w:r>
-    </w:p>
-    <w:p>
-      <w:pPr>
-        <w:pStyle w:val="FirstParagraph"/>
-      </w:pPr>
-      <w:r>
-        <w:t xml:space="preserve">OpenAlex is free and open, i.e. it is free to use for everybody without any subscription or registration, by design.</w:t>
-      </w:r>
-      <w:r>
-        <w:t xml:space="preserve"> </w:t>
-      </w:r>
-      <w:r>
-        <w:t xml:space="preserve">The data is freely available (database dumps (i.e. download of the whole dataset) are possible and easy to do). The datasets can therefore be analysed in regards to aspects which are not implemented in the API.</w:t>
-      </w:r>
-    </w:p>
-    <w:bookmarkEnd w:id="35"/>
-    <w:bookmarkStart w:id="40" w:name="web-and-api-access"/>
-    <w:p>
-      <w:pPr>
-        <w:pStyle w:val="Heading3"/>
-      </w:pPr>
-      <w:r>
-        <w:t xml:space="preserve">Web and API Access</w:t>
-      </w:r>
-    </w:p>
-    <w:p>
-      <w:pPr>
-        <w:pStyle w:val="FirstParagraph"/>
-      </w:pPr>
-      <w:r>
-        <w:t xml:space="preserve">API access is important for accessing the database programmatically. An example is a search for all articles covering a specific topic. Usually, this is an iterative provess which needs refinement of the search terms. The traditional way is to type the search term in the search box and at least write down the number of hits, change the search term and repeat the process. Especially when other comparisons should also be done (e.g. assessment of certain key-papers are in the search results), is this a very tedious and error prone process.</w:t>
+        <w:t xml:space="preserve">This process can be automated by using the</w:t>
+      </w:r>
+      <w:r>
+        <w:t xml:space="preserve"> </w:t>
+      </w:r>
+      <w:hyperlink w:anchor="glossary-api">
+        <w:r>
+          <w:rPr>
+            <w:rStyle w:val="Hyperlink"/>
+          </w:rPr>
+          <w:t xml:space="preserve">API</w:t>
+        </w:r>
+      </w:hyperlink>
+      <w:r>
+        <w:t xml:space="preserve">. In this case, the search is defined e.g. in R or any other programming language and the search is done programmatically. The results can then be analysed and the search terms can be refined in a reproducible way with transparent criteria. The results can be shown in a clear, concise and reproducible automatically generated report.</w:t>
       </w:r>
     </w:p>
     <w:p>
@@ -1295,7 +1416,7 @@
         <w:pStyle w:val="BodyText"/>
       </w:pPr>
       <w:r>
-        <w:t xml:space="preserve">This process can be automated by using the API. In this case, the search is defined e.g. in R or any other programming language and the search is done programmatically. The results can then be analysed and the search terms can be refined in a reproducible way with transparent criteria. The results can be shown in a clear, concise and reproducible automatically generated report.</w:t>
+        <w:t xml:space="preserve">Nevertheless, web acces to conduct manual searches is a valuable tool to conduct initial testing of search terms.</w:t>
       </w:r>
     </w:p>
     <w:p>
@@ -1303,20 +1424,12 @@
         <w:pStyle w:val="BodyText"/>
       </w:pPr>
       <w:r>
-        <w:t xml:space="preserve">Nevertheless, web acces to conduct manual searches is a valuable tool to conduct initial testing of search terms.</w:t>
-      </w:r>
-    </w:p>
-    <w:p>
-      <w:pPr>
-        <w:pStyle w:val="BodyText"/>
-      </w:pPr>
-      <w:r>
         <w:t xml:space="preserve">OpenAlex has, as all of the other other scholary data sources, a</w:t>
       </w:r>
       <w:r>
         <w:t xml:space="preserve"> </w:t>
       </w:r>
-      <w:hyperlink r:id="rId36">
+      <w:hyperlink r:id="rId38">
         <w:r>
           <w:rPr>
             <w:rStyle w:val="Hyperlink"/>
@@ -1325,7 +1438,7 @@
         </w:r>
       </w:hyperlink>
       <w:r>
-        <w:t xml:space="preserve">. It is still in beta phase, but it is already very usable and based on personal experiences easier to use than WoS or Scopus.</w:t>
+        <w:t xml:space="preserve">.</w:t>
       </w:r>
     </w:p>
     <w:p>
@@ -1333,29 +1446,24 @@
         <w:pStyle w:val="BodyText"/>
       </w:pPr>
       <w:r>
-        <w:t xml:space="preserve">In addition to the web interface, most scholary sources, with the notable exception of google scholar, have an API which can be used to access the data programmatically.</w:t>
-      </w:r>
-    </w:p>
-    <w:p>
-      <w:pPr>
-        <w:pStyle w:val="BodyText"/>
-      </w:pPr>
-      <w:r>
-        <w:t xml:space="preserve">In contrast to the APIs assessed, (WoS, Scopus), the</w:t>
-      </w:r>
-      <w:r>
-        <w:t xml:space="preserve"> </w:t>
-      </w:r>
-      <w:hyperlink r:id="rId37">
+        <w:t xml:space="preserve">In addition to the web interface, most scholary sources, with the notable exception of google scholar, have an</w:t>
+      </w:r>
+      <w:r>
+        <w:t xml:space="preserve"> </w:t>
+      </w:r>
+      <w:hyperlink w:anchor="glossary-api">
         <w:r>
           <w:rPr>
             <w:rStyle w:val="Hyperlink"/>
           </w:rPr>
-          <w:t xml:space="preserve">OpenAlex API</w:t>
+          <w:t xml:space="preserve">API</w:t>
         </w:r>
       </w:hyperlink>
       <w:r>
-        <w:t xml:space="preserve">] is relatively simple but provides all the neccessary functionality needed for all IPBES related tasks. For more complex searches or analysis, the data dump can be used and data can be stored and analysed locally.</w:t>
+        <w:t xml:space="preserve"> </w:t>
+      </w:r>
+      <w:r>
+        <w:t xml:space="preserve">which can be used to access the data programmatically.</w:t>
       </w:r>
     </w:p>
     <w:p>
@@ -1363,12 +1471,85 @@
         <w:pStyle w:val="BodyText"/>
       </w:pPr>
       <w:r>
-        <w:t xml:space="preserve">To simplify the API usage even more, the excellent R package</w:t>
-      </w:r>
-      <w:r>
-        <w:t xml:space="preserve"> </w:t>
-      </w:r>
-      <w:hyperlink r:id="rId38">
+        <w:t xml:space="preserve">In contrast to the</w:t>
+      </w:r>
+      <w:r>
+        <w:t xml:space="preserve"> </w:t>
+      </w:r>
+      <w:hyperlink w:anchor="glossary-api">
+        <w:r>
+          <w:rPr>
+            <w:rStyle w:val="Hyperlink"/>
+          </w:rPr>
+          <w:t xml:space="preserve">APIs</w:t>
+        </w:r>
+      </w:hyperlink>
+      <w:r>
+        <w:t xml:space="preserve"> </w:t>
+      </w:r>
+      <w:r>
+        <w:t xml:space="preserve">assessed, (WoS, Scopus), the</w:t>
+      </w:r>
+      <w:r>
+        <w:t xml:space="preserve"> </w:t>
+      </w:r>
+      <w:hyperlink r:id="rId39">
+        <w:r>
+          <w:rPr>
+            <w:rStyle w:val="Hyperlink"/>
+          </w:rPr>
+          <w:t xml:space="preserve">OpenAlex [API](#glossary-api)</w:t>
+        </w:r>
+      </w:hyperlink>
+      <w:r>
+        <w:t xml:space="preserve">] is relatively simple but provides all the neccessary functionality needed for all IPBES related tasks. For more complex searches or analysis, the</w:t>
+      </w:r>
+      <w:r>
+        <w:t xml:space="preserve"> </w:t>
+      </w:r>
+      <w:hyperlink w:anchor="glossary-data-dump">
+        <w:r>
+          <w:rPr>
+            <w:rStyle w:val="Hyperlink"/>
+          </w:rPr>
+          <w:t xml:space="preserve">data dump</w:t>
+        </w:r>
+      </w:hyperlink>
+      <w:r>
+        <w:t xml:space="preserve"> </w:t>
+      </w:r>
+      <w:r>
+        <w:t xml:space="preserve">can be used and data can be stored and analysed locally.</w:t>
+      </w:r>
+    </w:p>
+    <w:p>
+      <w:pPr>
+        <w:pStyle w:val="BodyText"/>
+      </w:pPr>
+      <w:r>
+        <w:t xml:space="preserve">To simplify the</w:t>
+      </w:r>
+      <w:r>
+        <w:t xml:space="preserve"> </w:t>
+      </w:r>
+      <w:hyperlink w:anchor="glossary-api">
+        <w:r>
+          <w:rPr>
+            <w:rStyle w:val="Hyperlink"/>
+          </w:rPr>
+          <w:t xml:space="preserve">API</w:t>
+        </w:r>
+      </w:hyperlink>
+      <w:r>
+        <w:t xml:space="preserve"> </w:t>
+      </w:r>
+      <w:r>
+        <w:t xml:space="preserve">usage even more, the excellent R package</w:t>
+      </w:r>
+      <w:r>
+        <w:t xml:space="preserve"> </w:t>
+      </w:r>
+      <w:hyperlink r:id="rId40">
         <w:r>
           <w:rPr>
             <w:rStyle w:val="Hyperlink"/>
@@ -1380,12 +1561,29 @@
         <w:t xml:space="preserve"> </w:t>
       </w:r>
       <w:r>
-        <w:t xml:space="preserve">is available to access the API from</w:t>
-      </w:r>
-      <w:r>
-        <w:t xml:space="preserve"> </w:t>
-      </w:r>
-      <w:hyperlink r:id="rId39">
+        <w:t xml:space="preserve">is available to access the</w:t>
+      </w:r>
+      <w:r>
+        <w:t xml:space="preserve"> </w:t>
+      </w:r>
+      <w:hyperlink w:anchor="glossary-api">
+        <w:r>
+          <w:rPr>
+            <w:rStyle w:val="Hyperlink"/>
+          </w:rPr>
+          <w:t xml:space="preserve">API</w:t>
+        </w:r>
+      </w:hyperlink>
+      <w:r>
+        <w:t xml:space="preserve"> </w:t>
+      </w:r>
+      <w:r>
+        <w:t xml:space="preserve">from</w:t>
+      </w:r>
+      <w:r>
+        <w:t xml:space="preserve"> </w:t>
+      </w:r>
+      <w:hyperlink r:id="rId41">
         <w:r>
           <w:rPr>
             <w:rStyle w:val="Hyperlink"/>
@@ -1397,8 +1595,8 @@
         <w:t xml:space="preserve">.</w:t>
       </w:r>
     </w:p>
-    <w:bookmarkEnd w:id="40"/>
-    <w:bookmarkStart w:id="41" w:name="costs"/>
+    <w:bookmarkEnd w:id="42"/>
+    <w:bookmarkStart w:id="43" w:name="costs"/>
     <w:p>
       <w:pPr>
         <w:pStyle w:val="Heading3"/>
@@ -1412,7 +1610,24 @@
         <w:pStyle w:val="FirstParagraph"/>
       </w:pPr>
       <w:r>
-        <w:t xml:space="preserve">OpenAlex is free to use, which is not the case for most other databases. If the limit for free usage (100k API calls per day with a maximum of 10 per second) is not enaough, a Premium subscription is can be obtained (the tsu has obtained a Premium license key free of charge due to extensive feed back and extensive discussions with OpenAlex). The pricing is determined on a case by case basis.</w:t>
+        <w:t xml:space="preserve">OpenAlex is free to use, which is not the case for most other databases. If the limit for free usage (100k</w:t>
+      </w:r>
+      <w:r>
+        <w:t xml:space="preserve"> </w:t>
+      </w:r>
+      <w:hyperlink w:anchor="glossary-api">
+        <w:r>
+          <w:rPr>
+            <w:rStyle w:val="Hyperlink"/>
+          </w:rPr>
+          <w:t xml:space="preserve">API</w:t>
+        </w:r>
+      </w:hyperlink>
+      <w:r>
+        <w:t xml:space="preserve"> </w:t>
+      </w:r>
+      <w:r>
+        <w:t xml:space="preserve">calls per day with a maximum of 10 per second) is nnot enaough, a Premium subscription can be obtained (the tsu has obtained a Premium license free of charge due to extensive feed back and extensive discussions with OpenAlex). The pricing is determined on a case by case basis.</w:t>
       </w:r>
     </w:p>
     <w:p>
@@ -1428,12 +1643,46 @@
         <w:pStyle w:val="BodyText"/>
       </w:pPr>
       <w:r>
-        <w:t xml:space="preserve">In contrast, the API costs for WoS can easily go intu 10s of thousands per dollars per year, if a data dump is required even in the millions. In addition, none of the offered smaller API licenses covers the needs of IPBES, i.e. doewnload of diverse metadata as well as download of a large nuber of works.</w:t>
-      </w:r>
-    </w:p>
-    <w:bookmarkEnd w:id="41"/>
-    <w:bookmarkEnd w:id="42"/>
-    <w:bookmarkStart w:id="43" w:name="conclusion"/>
+        <w:t xml:space="preserve">In contrast, the</w:t>
+      </w:r>
+      <w:r>
+        <w:t xml:space="preserve"> </w:t>
+      </w:r>
+      <w:hyperlink w:anchor="glossary-api">
+        <w:r>
+          <w:rPr>
+            <w:rStyle w:val="Hyperlink"/>
+          </w:rPr>
+          <w:t xml:space="preserve">API</w:t>
+        </w:r>
+      </w:hyperlink>
+      <w:r>
+        <w:t xml:space="preserve"> </w:t>
+      </w:r>
+      <w:r>
+        <w:t xml:space="preserve">costs for WoS can easily go intu 10s of thousands per dollars per year, and if a</w:t>
+      </w:r>
+      <w:r>
+        <w:t xml:space="preserve"> </w:t>
+      </w:r>
+      <w:hyperlink w:anchor="glossary-data-dump">
+        <w:r>
+          <w:rPr>
+            <w:rStyle w:val="Hyperlink"/>
+          </w:rPr>
+          <w:t xml:space="preserve">data dump</w:t>
+        </w:r>
+      </w:hyperlink>
+      <w:r>
+        <w:t xml:space="preserve"> </w:t>
+      </w:r>
+      <w:r>
+        <w:t xml:space="preserve">is required even in the millions. In addition, none of the offered smaller API {#glossary-api} licenses covers the needs of IPBES, i.e. doewnload of diverse metadata as well as download of a large nuber of works.</w:t>
+      </w:r>
+    </w:p>
+    <w:bookmarkEnd w:id="43"/>
+    <w:bookmarkEnd w:id="44"/>
+    <w:bookmarkStart w:id="46" w:name="conclusion"/>
     <w:p>
       <w:pPr>
         <w:pStyle w:val="Heading2"/>
@@ -1447,7 +1696,7 @@
         <w:pStyle w:val="FirstParagraph"/>
       </w:pPr>
       <w:r>
-        <w:t xml:space="preserve">We therefore conclude, that OpenAlex is a suitable replacement for WoS and Scopus and recommend the usage of OpenAlex in IPBES assessments.</w:t>
+        <w:t xml:space="preserve">We therefore recommend, the OpeAlex as the preferred scholary data sources for IPBES as it is a suitable replacement for WoS and Scopus.</w:t>
       </w:r>
     </w:p>
     <w:p>
@@ -1455,10 +1704,57 @@
         <w:pStyle w:val="BodyText"/>
       </w:pPr>
       <w:r>
-        <w:t xml:space="preserve">To facilitate the switch, technical guidelines are in preparation to help the authors to use OpenAlex programmatically in their assessments.</w:t>
-      </w:r>
-    </w:p>
-    <w:bookmarkEnd w:id="43"/>
+        <w:t xml:space="preserve">To facilitate the switch, the following technical guidelines are in preparation to help the authors to use OpenAlex programmatically in their assessments</w:t>
+      </w:r>
+      <w:r>
+        <w:t xml:space="preserve"> </w:t>
+      </w:r>
+      <w:r>
+        <w:t xml:space="preserve">-</w:t>
+      </w:r>
+      <w:r>
+        <w:t xml:space="preserve"> </w:t>
+      </w:r>
+      <w:hyperlink r:id="rId45">
+        <w:r>
+          <w:rPr>
+            <w:rStyle w:val="Hyperlink"/>
+            <w:b/>
+            <w:bCs/>
+          </w:rPr>
+          <w:t xml:space="preserve">Snowball Search for Literature Search and Analysis</w:t>
+        </w:r>
+      </w:hyperlink>
+      <w:r>
+        <w:t xml:space="preserve"> </w:t>
+      </w:r>
+      <w:r>
+        <w:t xml:space="preserve">see other document</w:t>
+      </w:r>
+      <w:r>
+        <w:t xml:space="preserve"> </w:t>
+      </w:r>
+      <w:r>
+        <w:t xml:space="preserve">-</w:t>
+      </w:r>
+      <w:r>
+        <w:t xml:space="preserve"> </w:t>
+      </w:r>
+      <w:r>
+        <w:rPr>
+          <w:b/>
+          <w:bCs/>
+        </w:rPr>
+        <w:t xml:space="preserve">Keyword based search for Literature Search and Analysis using OpenAlex</w:t>
+      </w:r>
+      <w:r>
+        <w:t xml:space="preserve"> </w:t>
+      </w:r>
+      <w:r>
+        <w:t xml:space="preserve">in planning</w:t>
+      </w:r>
+    </w:p>
+    <w:bookmarkEnd w:id="46"/>
     <w:sectPr/>
   </w:body>
 </w:document>
@@ -1490,14 +1786,14 @@
 <file path=word/numbering.xml><?xml version="1.0" encoding="utf-8"?>
 <w:numbering xmlns:w="http://schemas.openxmlformats.org/wordprocessingml/2006/main">
   <w:abstractNum w:abstractNumId="990">
-    <w:nsid w:val="A990"/>
+    <w:nsid w:val="0000A990"/>
     <w:multiLevelType w:val="multilevel"/>
     <w:lvl w:ilvl="0">
       <w:numFmt w:val="bullet"/>
       <w:lvlText w:val=" "/>
       <w:lvlJc w:val="left"/>
       <w:pPr>
-        <w:ind w:left="720" w:hanging="480"/>
+        <w:ind w:left="720" w:hanging="360"/>
       </w:pPr>
     </w:lvl>
     <w:lvl w:ilvl="1">
@@ -1505,7 +1801,7 @@
       <w:lvlText w:val=" "/>
       <w:lvlJc w:val="left"/>
       <w:pPr>
-        <w:ind w:left="1440" w:hanging="480"/>
+        <w:ind w:left="1440" w:hanging="360"/>
       </w:pPr>
     </w:lvl>
     <w:lvl w:ilvl="2">
@@ -1513,7 +1809,7 @@
       <w:lvlText w:val=" "/>
       <w:lvlJc w:val="left"/>
       <w:pPr>
-        <w:ind w:left="2160" w:hanging="480"/>
+        <w:ind w:left="2160" w:hanging="360"/>
       </w:pPr>
     </w:lvl>
     <w:lvl w:ilvl="3">
@@ -1521,7 +1817,7 @@
       <w:lvlText w:val=" "/>
       <w:lvlJc w:val="left"/>
       <w:pPr>
-        <w:ind w:left="2880" w:hanging="480"/>
+        <w:ind w:left="2880" w:hanging="360"/>
       </w:pPr>
     </w:lvl>
     <w:lvl w:ilvl="4">
@@ -1529,7 +1825,7 @@
       <w:lvlText w:val=" "/>
       <w:lvlJc w:val="left"/>
       <w:pPr>
-        <w:ind w:left="3600" w:hanging="480"/>
+        <w:ind w:left="3600" w:hanging="360"/>
       </w:pPr>
     </w:lvl>
     <w:lvl w:ilvl="5">
@@ -1537,7 +1833,7 @@
       <w:lvlText w:val=" "/>
       <w:lvlJc w:val="left"/>
       <w:pPr>
-        <w:ind w:left="4320" w:hanging="480"/>
+        <w:ind w:left="4320" w:hanging="360"/>
       </w:pPr>
     </w:lvl>
     <w:lvl w:ilvl="6">
@@ -1545,7 +1841,7 @@
       <w:lvlText w:val=" "/>
       <w:lvlJc w:val="left"/>
       <w:pPr>
-        <w:ind w:left="5040" w:hanging="480"/>
+        <w:ind w:left="5040" w:hanging="360"/>
       </w:pPr>
     </w:lvl>
     <w:lvl w:ilvl="7">
@@ -1553,7 +1849,7 @@
       <w:lvlText w:val=" "/>
       <w:lvlJc w:val="left"/>
       <w:pPr>
-        <w:ind w:left="5760" w:hanging="480"/>
+        <w:ind w:left="5760" w:hanging="360"/>
       </w:pPr>
     </w:lvl>
     <w:lvl w:ilvl="8">
@@ -1561,84 +1857,111 @@
       <w:lvlText w:val=" "/>
       <w:lvlJc w:val="left"/>
       <w:pPr>
-        <w:ind w:left="6480" w:hanging="480"/>
+        <w:ind w:left="6480" w:hanging="360"/>
       </w:pPr>
     </w:lvl>
   </w:abstractNum>
   <w:abstractNum w:abstractNumId="991">
-    <w:nsid w:val="A991"/>
+    <w:nsid w:val="0000A991"/>
     <w:multiLevelType w:val="multilevel"/>
     <w:lvl w:ilvl="0">
       <w:numFmt w:val="bullet"/>
-      <w:lvlText w:val="•"/>
+      <w:lvlText w:val=""/>
       <w:lvlJc w:val="left"/>
       <w:pPr>
-        <w:ind w:left="720" w:hanging="480"/>
-      </w:pPr>
+        <w:ind w:left="720" w:hanging="360"/>
+      </w:pPr>
+      <w:rPr>
+        <w:rFonts w:ascii="Symbol" w:hAnsi="Symbol" w:cs="Symbol" w:hint="default"/>
+      </w:rPr>
     </w:lvl>
     <w:lvl w:ilvl="1">
       <w:numFmt w:val="bullet"/>
-      <w:lvlText w:val="–"/>
+      <w:lvlText w:val="o"/>
       <w:lvlJc w:val="left"/>
       <w:pPr>
-        <w:ind w:left="1440" w:hanging="480"/>
-      </w:pPr>
+        <w:ind w:left="1440" w:hanging="360"/>
+      </w:pPr>
+      <w:rPr>
+        <w:rFonts w:ascii="Courier New" w:hAnsi="Courier New" w:cs="Courier New" w:hint="default"/>
+      </w:rPr>
     </w:lvl>
     <w:lvl w:ilvl="2">
       <w:numFmt w:val="bullet"/>
-      <w:lvlText w:val="•"/>
+      <w:lvlText w:val=""/>
       <w:lvlJc w:val="left"/>
       <w:pPr>
-        <w:ind w:left="2160" w:hanging="480"/>
-      </w:pPr>
+        <w:ind w:left="2160" w:hanging="360"/>
+      </w:pPr>
+      <w:rPr>
+        <w:rFonts w:ascii="Wingdings" w:hAnsi="Wingdings" w:cs="Wingdings" w:hint="default"/>
+      </w:rPr>
     </w:lvl>
     <w:lvl w:ilvl="3">
       <w:numFmt w:val="bullet"/>
-      <w:lvlText w:val="–"/>
+      <w:lvlText w:val=""/>
       <w:lvlJc w:val="left"/>
       <w:pPr>
-        <w:ind w:left="2880" w:hanging="480"/>
-      </w:pPr>
+        <w:ind w:left="2880" w:hanging="360"/>
+      </w:pPr>
+      <w:rPr>
+        <w:rFonts w:ascii="Symbol" w:hAnsi="Symbol" w:cs="Symbol" w:hint="default"/>
+      </w:rPr>
     </w:lvl>
     <w:lvl w:ilvl="4">
       <w:numFmt w:val="bullet"/>
-      <w:lvlText w:val="•"/>
+      <w:lvlText w:val="o"/>
       <w:lvlJc w:val="left"/>
       <w:pPr>
-        <w:ind w:left="3600" w:hanging="480"/>
-      </w:pPr>
+        <w:ind w:left="3600" w:hanging="360"/>
+      </w:pPr>
+      <w:rPr>
+        <w:rFonts w:ascii="Courier New" w:hAnsi="Courier New" w:cs="Courier New" w:hint="default"/>
+      </w:rPr>
     </w:lvl>
     <w:lvl w:ilvl="5">
       <w:numFmt w:val="bullet"/>
-      <w:lvlText w:val="–"/>
+      <w:lvlText w:val=""/>
       <w:lvlJc w:val="left"/>
       <w:pPr>
-        <w:ind w:left="4320" w:hanging="480"/>
-      </w:pPr>
+        <w:ind w:left="4320" w:hanging="360"/>
+      </w:pPr>
+      <w:rPr>
+        <w:rFonts w:ascii="Wingdings" w:hAnsi="Wingdings" w:cs="Wingdings" w:hint="default"/>
+      </w:rPr>
     </w:lvl>
     <w:lvl w:ilvl="6">
       <w:numFmt w:val="bullet"/>
-      <w:lvlText w:val="•"/>
+      <w:lvlText w:val=""/>
       <w:lvlJc w:val="left"/>
       <w:pPr>
-        <w:ind w:left="5040" w:hanging="480"/>
-      </w:pPr>
+        <w:ind w:left="5040" w:hanging="360"/>
+      </w:pPr>
+      <w:rPr>
+        <w:rFonts w:ascii="Symbol" w:hAnsi="Symbol" w:cs="Symbol" w:hint="default"/>
+      </w:rPr>
     </w:lvl>
     <w:lvl w:ilvl="7">
       <w:numFmt w:val="bullet"/>
-      <w:lvlText w:val="–"/>
+      <w:lvlText w:val="o"/>
       <w:lvlJc w:val="left"/>
       <w:pPr>
-        <w:ind w:left="5760" w:hanging="480"/>
-      </w:pPr>
+        <w:ind w:left="5760" w:hanging="360"/>
+      </w:pPr>
+      <w:rPr>
+        <w:rFonts w:ascii="Courier New" w:hAnsi="Courier New" w:cs="Courier New" w:hint="default"/>
+      </w:rPr>
     </w:lvl>
     <w:lvl w:ilvl="8">
       <w:numFmt w:val="bullet"/>
-      <w:lvlText w:val="•"/>
+      <w:lvlText w:val=""/>
       <w:lvlJc w:val="left"/>
       <w:pPr>
-        <w:ind w:left="6480" w:hanging="480"/>
-      </w:pPr>
+        <w:ind w:left="6480" w:hanging="360"/>
+      </w:pPr>
+      <w:rPr>
+        <w:rFonts w:ascii="Wingdings" w:hAnsi="Wingdings" w:cs="Wingdings" w:hint="default"/>
+      </w:rPr>
     </w:lvl>
   </w:abstractNum>
   <w:num w:numId="1000">
@@ -1648,6 +1971,9 @@
     <w:abstractNumId w:val="991"/>
   </w:num>
   <w:num w:numId="1002">
+    <w:abstractNumId w:val="991"/>
+  </w:num>
+  <w:num w:numId="1003">
     <w:abstractNumId w:val="991"/>
   </w:num>
 </w:numbering>
@@ -1679,10 +2005,10 @@
     <w:name w:val="Body Text"/>
     <w:basedOn w:val="Normal"/>
     <w:link w:val="BodyTextChar"/>
+    <w:qFormat/>
     <w:pPr>
       <w:spacing w:after="180" w:before="180"/>
     </w:pPr>
-    <w:qFormat/>
   </w:style>
   <w:style w:customStyle="1" w:styleId="FirstParagraph" w:type="paragraph">
     <w:name w:val="First Paragraph"/>
@@ -1702,36 +2028,70 @@
     <w:name w:val="Title"/>
     <w:basedOn w:val="Normal"/>
     <w:next w:val="BodyText"/>
+    <w:link w:val="TitleChar"/>
+    <w:uiPriority w:val="10"/>
     <w:qFormat/>
+    <w:rsid w:val="00A10FD9"/>
     <w:pPr>
-      <w:keepNext/>
-      <w:keepLines/>
-      <w:spacing w:after="240" w:before="480"/>
+      <w:spacing w:after="80" w:line="240" w:lineRule="auto"/>
+      <w:contextualSpacing/>
       <w:jc w:val="center"/>
     </w:pPr>
     <w:rPr>
       <w:rFonts w:asciiTheme="majorHAnsi" w:cstheme="majorBidi" w:eastAsiaTheme="majorEastAsia" w:hAnsiTheme="majorHAnsi"/>
-      <w:b/>
-      <w:bCs/>
-      <w:color w:themeColor="accent1" w:themeShade="B5" w:val="345A8A"/>
-      <w:sz w:val="36"/>
-      <w:szCs w:val="36"/>
+      <w:spacing w:val="-10"/>
+      <w:kern w:val="28"/>
+      <w:sz w:val="56"/>
+      <w:szCs w:val="56"/>
+    </w:rPr>
+  </w:style>
+  <w:style w:customStyle="1" w:styleId="TitleChar" w:type="character">
+    <w:name w:val="Title Char"/>
+    <w:basedOn w:val="DefaultParagraphFont"/>
+    <w:link w:val="Title"/>
+    <w:uiPriority w:val="10"/>
+    <w:rsid w:val="00A10FD9"/>
+    <w:rPr>
+      <w:rFonts w:asciiTheme="majorHAnsi" w:cstheme="majorBidi" w:eastAsiaTheme="majorEastAsia" w:hAnsiTheme="majorHAnsi"/>
+      <w:spacing w:val="-10"/>
+      <w:kern w:val="28"/>
+      <w:sz w:val="56"/>
+      <w:szCs w:val="56"/>
     </w:rPr>
   </w:style>
   <w:style w:styleId="Subtitle" w:type="paragraph">
     <w:name w:val="Subtitle"/>
-    <w:basedOn w:val="Title"/>
+    <w:basedOn w:val="Normal"/>
     <w:next w:val="BodyText"/>
+    <w:link w:val="SubtitleChar"/>
+    <w:uiPriority w:val="11"/>
     <w:qFormat/>
+    <w:rsid w:val="00A10FD9"/>
     <w:pPr>
-      <w:keepNext/>
-      <w:keepLines/>
-      <w:spacing w:after="240" w:before="240"/>
-      <w:jc w:val="center"/>
+      <w:numPr>
+        <w:ilvl w:val="1"/>
+      </w:numPr>
     </w:pPr>
     <w:rPr>
-      <w:sz w:val="30"/>
-      <w:szCs w:val="30"/>
+      <w:rFonts w:cstheme="majorBidi" w:eastAsiaTheme="majorEastAsia"/>
+      <w:color w:themeColor="text1" w:themeTint="A6" w:val="595959"/>
+      <w:spacing w:val="15"/>
+      <w:sz w:val="28"/>
+      <w:szCs w:val="28"/>
+    </w:rPr>
+  </w:style>
+  <w:style w:customStyle="1" w:styleId="SubtitleChar" w:type="character">
+    <w:name w:val="Subtitle Char"/>
+    <w:basedOn w:val="DefaultParagraphFont"/>
+    <w:link w:val="Subtitle"/>
+    <w:uiPriority w:val="11"/>
+    <w:rsid w:val="00A10FD9"/>
+    <w:rPr>
+      <w:rFonts w:cstheme="majorBidi" w:eastAsiaTheme="majorEastAsia"/>
+      <w:color w:themeColor="text1" w:themeTint="A6" w:val="595959"/>
+      <w:spacing w:val="15"/>
+      <w:sz w:val="28"/>
+      <w:szCs w:val="28"/>
     </w:rPr>
   </w:style>
   <w:style w:customStyle="1" w:styleId="Author" w:type="paragraph">
@@ -1762,15 +2122,14 @@
     <w:pPr>
       <w:keepNext/>
       <w:keepLines/>
+      <w:spacing w:after="0" w:before="300"/>
       <w:jc w:val="center"/>
-      <w:spacing w:after="0" w:before="300"/>
     </w:pPr>
     <w:rPr>
+      <w:b/>
+      <w:color w:val="345A8A"/>
       <w:sz w:val="20"/>
       <w:szCs w:val="20"/>
-      <w:b/>
-      <w:color w:val="345A8A"/>
-      &gt;
     </w:rPr>
   </w:style>
   <w:style w:customStyle="1" w:styleId="Abstract" w:type="paragraph">
@@ -1797,191 +2156,321 @@
     <w:rPr/>
   </w:style>
   <w:style w:styleId="Heading1" w:type="paragraph">
-    <w:name w:val="Heading 1"/>
+    <w:name w:val="heading 1"/>
     <w:basedOn w:val="Normal"/>
     <w:next w:val="BodyText"/>
+    <w:link w:val="Heading1Char"/>
     <w:uiPriority w:val="9"/>
     <w:qFormat/>
+    <w:rsid w:val="00A10FD9"/>
     <w:pPr>
       <w:keepNext/>
       <w:keepLines/>
-      <w:spacing w:after="0" w:before="480"/>
+      <w:spacing w:after="80" w:before="360"/>
       <w:outlineLvl w:val="0"/>
     </w:pPr>
     <w:rPr>
       <w:rFonts w:asciiTheme="majorHAnsi" w:cstheme="majorBidi" w:eastAsiaTheme="majorEastAsia" w:hAnsiTheme="majorHAnsi"/>
-      <w:b/>
-      <w:bCs/>
-      <w:color w:themeColor="accent1" w:val="4F81BD"/>
-      <w:sz w:val="32"/>
-      <w:szCs w:val="32"/>
+      <w:color w:themeColor="accent1" w:themeShade="BF" w:val="0F4761"/>
+      <w:sz w:val="40"/>
+      <w:szCs w:val="40"/>
     </w:rPr>
   </w:style>
   <w:style w:styleId="Heading2" w:type="paragraph">
-    <w:name w:val="Heading 2"/>
+    <w:name w:val="heading 2"/>
     <w:basedOn w:val="Normal"/>
     <w:next w:val="BodyText"/>
+    <w:link w:val="Heading2Char"/>
     <w:uiPriority w:val="9"/>
+    <w:semiHidden/>
     <w:unhideWhenUsed/>
     <w:qFormat/>
+    <w:rsid w:val="00A10FD9"/>
     <w:pPr>
       <w:keepNext/>
       <w:keepLines/>
-      <w:spacing w:after="0" w:before="200"/>
+      <w:spacing w:after="80" w:before="160"/>
       <w:outlineLvl w:val="1"/>
     </w:pPr>
     <w:rPr>
       <w:rFonts w:asciiTheme="majorHAnsi" w:cstheme="majorBidi" w:eastAsiaTheme="majorEastAsia" w:hAnsiTheme="majorHAnsi"/>
-      <w:b/>
-      <w:bCs/>
-      <w:color w:themeColor="accent1" w:val="4F81BD"/>
-      <w:sz w:val="28"/>
-      <w:szCs w:val="28"/>
+      <w:color w:themeColor="accent1" w:themeShade="BF" w:val="0F4761"/>
+      <w:sz w:val="32"/>
+      <w:szCs w:val="32"/>
     </w:rPr>
   </w:style>
   <w:style w:styleId="Heading3" w:type="paragraph">
-    <w:name w:val="Heading 3"/>
+    <w:name w:val="heading 3"/>
     <w:basedOn w:val="Normal"/>
     <w:next w:val="BodyText"/>
+    <w:link w:val="Heading3Char"/>
     <w:uiPriority w:val="9"/>
+    <w:semiHidden/>
     <w:unhideWhenUsed/>
     <w:qFormat/>
+    <w:rsid w:val="00A10FD9"/>
     <w:pPr>
       <w:keepNext/>
       <w:keepLines/>
-      <w:spacing w:after="0" w:before="200"/>
+      <w:spacing w:after="80" w:before="160"/>
       <w:outlineLvl w:val="2"/>
     </w:pPr>
     <w:rPr>
-      <w:rFonts w:asciiTheme="majorHAnsi" w:cstheme="majorBidi" w:eastAsiaTheme="majorEastAsia" w:hAnsiTheme="majorHAnsi"/>
-      <w:b/>
-      <w:bCs/>
-      <w:color w:themeColor="accent1" w:val="4F81BD"/>
-      <w:sz w:val="24"/>
-      <w:szCs w:val="24"/>
+      <w:rFonts w:cstheme="majorBidi" w:eastAsiaTheme="majorEastAsia"/>
+      <w:color w:themeColor="accent1" w:themeShade="BF" w:val="0F4761"/>
+      <w:sz w:val="28"/>
+      <w:szCs w:val="28"/>
     </w:rPr>
   </w:style>
   <w:style w:styleId="Heading4" w:type="paragraph">
-    <w:name w:val="Heading 4"/>
+    <w:name w:val="heading 4"/>
     <w:basedOn w:val="Normal"/>
     <w:next w:val="BodyText"/>
+    <w:link w:val="Heading4Char"/>
     <w:uiPriority w:val="9"/>
+    <w:semiHidden/>
     <w:unhideWhenUsed/>
     <w:qFormat/>
+    <w:rsid w:val="00A10FD9"/>
     <w:pPr>
       <w:keepNext/>
       <w:keepLines/>
-      <w:spacing w:after="0" w:before="200"/>
+      <w:spacing w:after="40" w:before="80"/>
       <w:outlineLvl w:val="3"/>
     </w:pPr>
     <w:rPr>
-      <w:rFonts w:asciiTheme="majorHAnsi" w:cstheme="majorBidi" w:eastAsiaTheme="majorEastAsia" w:hAnsiTheme="majorHAnsi"/>
+      <w:rFonts w:cstheme="majorBidi" w:eastAsiaTheme="majorEastAsia"/>
       <w:i/>
-      <w:bCs/>
-      <w:color w:themeColor="accent1" w:val="4F81BD"/>
-      <w:sz w:val="24"/>
-      <w:szCs w:val="24"/>
+      <w:iCs/>
+      <w:color w:themeColor="accent1" w:themeShade="BF" w:val="0F4761"/>
     </w:rPr>
   </w:style>
   <w:style w:styleId="Heading5" w:type="paragraph">
-    <w:name w:val="Heading 5"/>
+    <w:name w:val="heading 5"/>
     <w:basedOn w:val="Normal"/>
     <w:next w:val="BodyText"/>
+    <w:link w:val="Heading5Char"/>
     <w:uiPriority w:val="9"/>
+    <w:semiHidden/>
     <w:unhideWhenUsed/>
     <w:qFormat/>
+    <w:rsid w:val="00A10FD9"/>
     <w:pPr>
       <w:keepNext/>
       <w:keepLines/>
-      <w:spacing w:after="0" w:before="200"/>
+      <w:spacing w:after="40" w:before="80"/>
       <w:outlineLvl w:val="4"/>
     </w:pPr>
     <w:rPr>
-      <w:rFonts w:asciiTheme="majorHAnsi" w:cstheme="majorBidi" w:eastAsiaTheme="majorEastAsia" w:hAnsiTheme="majorHAnsi"/>
-      <w:iCs/>
-      <w:color w:themeColor="accent1" w:val="4F81BD"/>
-      <w:sz w:val="24"/>
-      <w:szCs w:val="24"/>
+      <w:rFonts w:cstheme="majorBidi" w:eastAsiaTheme="majorEastAsia"/>
+      <w:color w:themeColor="accent1" w:themeShade="BF" w:val="0F4761"/>
     </w:rPr>
   </w:style>
   <w:style w:styleId="Heading6" w:type="paragraph">
-    <w:name w:val="Heading 6"/>
+    <w:name w:val="heading 6"/>
     <w:basedOn w:val="Normal"/>
     <w:next w:val="BodyText"/>
+    <w:link w:val="Heading6Char"/>
     <w:uiPriority w:val="9"/>
+    <w:semiHidden/>
     <w:unhideWhenUsed/>
     <w:qFormat/>
+    <w:rsid w:val="00A10FD9"/>
     <w:pPr>
       <w:keepNext/>
       <w:keepLines/>
-      <w:spacing w:after="0" w:before="200"/>
+      <w:spacing w:after="0" w:before="40"/>
       <w:outlineLvl w:val="5"/>
     </w:pPr>
     <w:rPr>
-      <w:rFonts w:asciiTheme="majorHAnsi" w:cstheme="majorBidi" w:eastAsiaTheme="majorEastAsia" w:hAnsiTheme="majorHAnsi"/>
-      <w:color w:themeColor="accent1" w:val="4F81BD"/>
-      <w:sz w:val="24"/>
-      <w:szCs w:val="24"/>
+      <w:rFonts w:cstheme="majorBidi" w:eastAsiaTheme="majorEastAsia"/>
+      <w:i/>
+      <w:iCs/>
+      <w:color w:themeColor="text1" w:themeTint="A6" w:val="595959"/>
     </w:rPr>
   </w:style>
   <w:style w:styleId="Heading7" w:type="paragraph">
-    <w:name w:val="Heading 7"/>
+    <w:name w:val="heading 7"/>
     <w:basedOn w:val="Normal"/>
     <w:next w:val="BodyText"/>
+    <w:link w:val="Heading7Char"/>
     <w:uiPriority w:val="9"/>
+    <w:semiHidden/>
     <w:unhideWhenUsed/>
     <w:qFormat/>
+    <w:rsid w:val="00A10FD9"/>
     <w:pPr>
       <w:keepNext/>
       <w:keepLines/>
-      <w:spacing w:after="0" w:before="200"/>
+      <w:spacing w:after="0" w:before="40"/>
       <w:outlineLvl w:val="6"/>
     </w:pPr>
     <w:rPr>
-      <w:rFonts w:asciiTheme="majorHAnsi" w:cstheme="majorBidi" w:eastAsiaTheme="majorEastAsia" w:hAnsiTheme="majorHAnsi"/>
-      <w:color w:themeColor="accent1" w:val="4F81BD"/>
-      <w:sz w:val="24"/>
-      <w:szCs w:val="24"/>
+      <w:rFonts w:cstheme="majorBidi" w:eastAsiaTheme="majorEastAsia"/>
+      <w:color w:themeColor="text1" w:themeTint="A6" w:val="595959"/>
     </w:rPr>
   </w:style>
   <w:style w:styleId="Heading8" w:type="paragraph">
-    <w:name w:val="Heading 8"/>
+    <w:name w:val="heading 8"/>
     <w:basedOn w:val="Normal"/>
     <w:next w:val="BodyText"/>
+    <w:link w:val="Heading8Char"/>
     <w:uiPriority w:val="9"/>
+    <w:semiHidden/>
     <w:unhideWhenUsed/>
     <w:qFormat/>
+    <w:rsid w:val="00A10FD9"/>
     <w:pPr>
       <w:keepNext/>
       <w:keepLines/>
-      <w:spacing w:after="0" w:before="200"/>
+      <w:spacing w:after="0"/>
       <w:outlineLvl w:val="7"/>
     </w:pPr>
     <w:rPr>
-      <w:rFonts w:asciiTheme="majorHAnsi" w:cstheme="majorBidi" w:eastAsiaTheme="majorEastAsia" w:hAnsiTheme="majorHAnsi"/>
-      <w:color w:themeColor="accent1" w:val="4F81BD"/>
-      <w:sz w:val="24"/>
-      <w:szCs w:val="24"/>
+      <w:rFonts w:cstheme="majorBidi" w:eastAsiaTheme="majorEastAsia"/>
+      <w:i/>
+      <w:iCs/>
+      <w:color w:themeColor="text1" w:themeTint="D8" w:val="272727"/>
     </w:rPr>
   </w:style>
   <w:style w:styleId="Heading9" w:type="paragraph">
-    <w:name w:val="Heading 9"/>
+    <w:name w:val="heading 9"/>
     <w:basedOn w:val="Normal"/>
     <w:next w:val="BodyText"/>
+    <w:link w:val="Heading9Char"/>
     <w:uiPriority w:val="9"/>
+    <w:semiHidden/>
     <w:unhideWhenUsed/>
     <w:qFormat/>
+    <w:rsid w:val="00A10FD9"/>
     <w:pPr>
       <w:keepNext/>
       <w:keepLines/>
-      <w:spacing w:after="0" w:before="200"/>
+      <w:spacing w:after="0"/>
       <w:outlineLvl w:val="8"/>
     </w:pPr>
     <w:rPr>
+      <w:rFonts w:cstheme="majorBidi" w:eastAsiaTheme="majorEastAsia"/>
+      <w:color w:themeColor="text1" w:themeTint="D8" w:val="272727"/>
+    </w:rPr>
+  </w:style>
+  <w:style w:customStyle="1" w:styleId="Heading1Char" w:type="character">
+    <w:name w:val="Heading 1 Char"/>
+    <w:basedOn w:val="DefaultParagraphFont"/>
+    <w:link w:val="Heading1"/>
+    <w:uiPriority w:val="9"/>
+    <w:rsid w:val="00A10FD9"/>
+    <w:rPr>
       <w:rFonts w:asciiTheme="majorHAnsi" w:cstheme="majorBidi" w:eastAsiaTheme="majorEastAsia" w:hAnsiTheme="majorHAnsi"/>
-      <w:color w:themeColor="accent1" w:val="4F81BD"/>
-      <w:sz w:val="24"/>
-      <w:szCs w:val="24"/>
+      <w:color w:themeColor="accent1" w:themeShade="BF" w:val="0F4761"/>
+      <w:sz w:val="40"/>
+      <w:szCs w:val="40"/>
+    </w:rPr>
+  </w:style>
+  <w:style w:customStyle="1" w:styleId="Heading2Char" w:type="character">
+    <w:name w:val="Heading 2 Char"/>
+    <w:basedOn w:val="DefaultParagraphFont"/>
+    <w:link w:val="Heading2"/>
+    <w:uiPriority w:val="9"/>
+    <w:semiHidden/>
+    <w:rsid w:val="00A10FD9"/>
+    <w:rPr>
+      <w:rFonts w:asciiTheme="majorHAnsi" w:cstheme="majorBidi" w:eastAsiaTheme="majorEastAsia" w:hAnsiTheme="majorHAnsi"/>
+      <w:color w:themeColor="accent1" w:themeShade="BF" w:val="0F4761"/>
+      <w:sz w:val="32"/>
+      <w:szCs w:val="32"/>
+    </w:rPr>
+  </w:style>
+  <w:style w:customStyle="1" w:styleId="Heading3Char" w:type="character">
+    <w:name w:val="Heading 3 Char"/>
+    <w:basedOn w:val="DefaultParagraphFont"/>
+    <w:link w:val="Heading3"/>
+    <w:uiPriority w:val="9"/>
+    <w:semiHidden/>
+    <w:rsid w:val="00A10FD9"/>
+    <w:rPr>
+      <w:rFonts w:cstheme="majorBidi" w:eastAsiaTheme="majorEastAsia"/>
+      <w:color w:themeColor="accent1" w:themeShade="BF" w:val="0F4761"/>
+      <w:sz w:val="28"/>
+      <w:szCs w:val="28"/>
+    </w:rPr>
+  </w:style>
+  <w:style w:customStyle="1" w:styleId="Heading4Char" w:type="character">
+    <w:name w:val="Heading 4 Char"/>
+    <w:basedOn w:val="DefaultParagraphFont"/>
+    <w:link w:val="Heading4"/>
+    <w:uiPriority w:val="9"/>
+    <w:semiHidden/>
+    <w:rsid w:val="00A10FD9"/>
+    <w:rPr>
+      <w:rFonts w:cstheme="majorBidi" w:eastAsiaTheme="majorEastAsia"/>
+      <w:i/>
+      <w:iCs/>
+      <w:color w:themeColor="accent1" w:themeShade="BF" w:val="0F4761"/>
+    </w:rPr>
+  </w:style>
+  <w:style w:customStyle="1" w:styleId="Heading5Char" w:type="character">
+    <w:name w:val="Heading 5 Char"/>
+    <w:basedOn w:val="DefaultParagraphFont"/>
+    <w:link w:val="Heading5"/>
+    <w:uiPriority w:val="9"/>
+    <w:semiHidden/>
+    <w:rsid w:val="00A10FD9"/>
+    <w:rPr>
+      <w:rFonts w:cstheme="majorBidi" w:eastAsiaTheme="majorEastAsia"/>
+      <w:color w:themeColor="accent1" w:themeShade="BF" w:val="0F4761"/>
+    </w:rPr>
+  </w:style>
+  <w:style w:customStyle="1" w:styleId="Heading6Char" w:type="character">
+    <w:name w:val="Heading 6 Char"/>
+    <w:basedOn w:val="DefaultParagraphFont"/>
+    <w:link w:val="Heading6"/>
+    <w:uiPriority w:val="9"/>
+    <w:semiHidden/>
+    <w:rsid w:val="00A10FD9"/>
+    <w:rPr>
+      <w:rFonts w:cstheme="majorBidi" w:eastAsiaTheme="majorEastAsia"/>
+      <w:i/>
+      <w:iCs/>
+      <w:color w:themeColor="text1" w:themeTint="A6" w:val="595959"/>
+    </w:rPr>
+  </w:style>
+  <w:style w:customStyle="1" w:styleId="Heading7Char" w:type="character">
+    <w:name w:val="Heading 7 Char"/>
+    <w:basedOn w:val="DefaultParagraphFont"/>
+    <w:link w:val="Heading7"/>
+    <w:uiPriority w:val="9"/>
+    <w:semiHidden/>
+    <w:rsid w:val="00A10FD9"/>
+    <w:rPr>
+      <w:rFonts w:cstheme="majorBidi" w:eastAsiaTheme="majorEastAsia"/>
+      <w:color w:themeColor="text1" w:themeTint="A6" w:val="595959"/>
+    </w:rPr>
+  </w:style>
+  <w:style w:customStyle="1" w:styleId="Heading8Char" w:type="character">
+    <w:name w:val="Heading 8 Char"/>
+    <w:basedOn w:val="DefaultParagraphFont"/>
+    <w:link w:val="Heading8"/>
+    <w:uiPriority w:val="9"/>
+    <w:semiHidden/>
+    <w:rsid w:val="00A10FD9"/>
+    <w:rPr>
+      <w:rFonts w:cstheme="majorBidi" w:eastAsiaTheme="majorEastAsia"/>
+      <w:i/>
+      <w:iCs/>
+      <w:color w:themeColor="text1" w:themeTint="D8" w:val="272727"/>
+    </w:rPr>
+  </w:style>
+  <w:style w:customStyle="1" w:styleId="Heading9Char" w:type="character">
+    <w:name w:val="Heading 9 Char"/>
+    <w:basedOn w:val="DefaultParagraphFont"/>
+    <w:link w:val="Heading9"/>
+    <w:uiPriority w:val="9"/>
+    <w:semiHidden/>
+    <w:rsid w:val="00A10FD9"/>
+    <w:rPr>
+      <w:rFonts w:cstheme="majorBidi" w:eastAsiaTheme="majorEastAsia"/>
+      <w:color w:themeColor="text1" w:themeTint="D8" w:val="272727"/>
     </w:rPr>
   </w:style>
   <w:style w:styleId="BlockText" w:type="paragraph">
@@ -2003,6 +2492,18 @@
     <w:uiPriority w:val="9"/>
     <w:unhideWhenUsed/>
     <w:qFormat/>
+  </w:style>
+  <w:style w:styleId="FootnoteBlockText" w:type="paragraph">
+    <w:name w:val="Footnote Block Text"/>
+    <w:basedOn w:val="FootnoteText"/>
+    <w:next w:val="FootnoteText"/>
+    <w:uiPriority w:val="9"/>
+    <w:unhideWhenUsed/>
+    <w:qFormat/>
+    <w:pPr>
+      <w:spacing w:after="100" w:before="100"/>
+      <w:ind w:firstLine="0" w:left="480" w:right="480"/>
+    </w:pPr>
   </w:style>
   <w:style w:default="1" w:styleId="DefaultParagraphFont" w:type="character">
     <w:name w:val="Default Paragraph Font"/>
@@ -2033,10 +2534,10 @@
         <w:jc w:val="left"/>
       </w:trPr>
       <w:tcPr>
-        <w:vAlign w:val="bottom"/>
         <w:tcBorders>
           <w:bottom w:val="single"/>
         </w:tcBorders>
+        <w:vAlign w:val="bottom"/>
       </w:tcPr>
     </w:tblStylePr>
   </w:style>
@@ -2152,6 +2653,7 @@
     <w:name w:val="KeywordTok"/>
     <w:basedOn w:val="VerbatimChar"/>
     <w:rPr>
+      <w:b/>
       <w:color w:val="003b4f"/>
       <w:shd w:val="clear" w:fill="f1f3f5"/>
     </w:rPr>
@@ -2256,9 +2758,9 @@
     <w:name w:val="DocumentationTok"/>
     <w:basedOn w:val="VerbatimChar"/>
     <w:rPr>
+      <w:i/>
       <w:color w:val="5e5e5e"/>
       <w:shd w:val="clear" w:fill="f1f3f5"/>
-      <w:i/>
     </w:rPr>
   </w:style>
   <w:style w:type="character" w:customStyle="1" w:styleId="AnnotationTok">
@@ -2273,9 +2775,9 @@
     <w:name w:val="CommentVarTok"/>
     <w:basedOn w:val="VerbatimChar"/>
     <w:rPr>
+      <w:i/>
       <w:color w:val="5e5e5e"/>
       <w:shd w:val="clear" w:fill="f1f3f5"/>
-      <w:i/>
     </w:rPr>
   </w:style>
   <w:style w:type="character" w:customStyle="1" w:styleId="OtherTok">
@@ -2306,6 +2808,7 @@
     <w:name w:val="ControlFlowTok"/>
     <w:basedOn w:val="VerbatimChar"/>
     <w:rPr>
+      <w:b/>
       <w:color w:val="003b4f"/>
       <w:shd w:val="clear" w:fill="f1f3f5"/>
     </w:rPr>
@@ -2370,9 +2873,9 @@
     <w:name w:val="WarningTok"/>
     <w:basedOn w:val="VerbatimChar"/>
     <w:rPr>
+      <w:i/>
       <w:color w:val="5e5e5e"/>
       <w:shd w:val="clear" w:fill="f1f3f5"/>
-      <w:i/>
     </w:rPr>
   </w:style>
   <w:style w:type="character" w:customStyle="1" w:styleId="AlertTok">
@@ -2413,44 +2916,44 @@
         <a:sysClr val="window" lastClr="FFFFFF"/>
       </a:lt1>
       <a:dk2>
-        <a:srgbClr val="1F497D"/>
+        <a:srgbClr val="0E2841"/>
       </a:dk2>
       <a:lt2>
-        <a:srgbClr val="EEECE1"/>
+        <a:srgbClr val="E8E8E8"/>
       </a:lt2>
       <a:accent1>
-        <a:srgbClr val="4F81BD"/>
+        <a:srgbClr val="156082"/>
       </a:accent1>
       <a:accent2>
-        <a:srgbClr val="C0504D"/>
+        <a:srgbClr val="E97132"/>
       </a:accent2>
       <a:accent3>
-        <a:srgbClr val="9BBB59"/>
+        <a:srgbClr val="196B24"/>
       </a:accent3>
       <a:accent4>
-        <a:srgbClr val="8064A2"/>
+        <a:srgbClr val="0F9ED5"/>
       </a:accent4>
       <a:accent5>
-        <a:srgbClr val="4BACC6"/>
+        <a:srgbClr val="A02B93"/>
       </a:accent5>
       <a:accent6>
-        <a:srgbClr val="F79646"/>
+        <a:srgbClr val="4EA72E"/>
       </a:accent6>
       <a:hlink>
-        <a:srgbClr val="0000FF"/>
+        <a:srgbClr val="467886"/>
       </a:hlink>
       <a:folHlink>
-        <a:srgbClr val="800080"/>
+        <a:srgbClr val="96607D"/>
       </a:folHlink>
     </a:clrScheme>
     <a:fontScheme name="Office">
       <a:majorFont>
-        <a:latin typeface="Calibri"/>
+        <a:latin typeface="Aptos Display" panose="02110004020202020204"/>
         <a:ea typeface=""/>
         <a:cs typeface=""/>
-        <a:font script="Jpan" typeface="ＭＳ ゴシック"/>
+        <a:font script="Jpan" typeface="游ゴシック Light"/>
         <a:font script="Hang" typeface="맑은 고딕"/>
-        <a:font script="Hans" typeface="宋体"/>
+        <a:font script="Hans" typeface="等线 Light"/>
         <a:font script="Hant" typeface="新細明體"/>
         <a:font script="Arab" typeface="Times New Roman"/>
         <a:font script="Hebr" typeface="Times New Roman"/>
@@ -2477,14 +2980,32 @@
         <a:font script="Mong" typeface="Mongolian Baiti"/>
         <a:font script="Viet" typeface="Times New Roman"/>
         <a:font script="Uigh" typeface="Microsoft Uighur"/>
+        <a:font script="Geor" typeface="Sylfaen"/>
+        <a:font script="Armn" typeface="Arial"/>
+        <a:font script="Bugi" typeface="Leelawadee UI"/>
+        <a:font script="Bopo" typeface="Microsoft JhengHei"/>
+        <a:font script="Java" typeface="Javanese Text"/>
+        <a:font script="Lisu" typeface="Segoe UI"/>
+        <a:font script="Mymr" typeface="Myanmar Text"/>
+        <a:font script="Nkoo" typeface="Ebrima"/>
+        <a:font script="Olck" typeface="Nirmala UI"/>
+        <a:font script="Osma" typeface="Ebrima"/>
+        <a:font script="Phag" typeface="Phagspa"/>
+        <a:font script="Syrn" typeface="Estrangelo Edessa"/>
+        <a:font script="Syrj" typeface="Estrangelo Edessa"/>
+        <a:font script="Syre" typeface="Estrangelo Edessa"/>
+        <a:font script="Sora" typeface="Nirmala UI"/>
+        <a:font script="Tale" typeface="Microsoft Tai Le"/>
+        <a:font script="Talu" typeface="Microsoft New Tai Lue"/>
+        <a:font script="Tfng" typeface="Ebrima"/>
       </a:majorFont>
       <a:minorFont>
-        <a:latin typeface="Cambria"/>
+        <a:latin typeface="Aptos" panose="02110004020202020204"/>
         <a:ea typeface=""/>
         <a:cs typeface=""/>
-        <a:font script="Jpan" typeface="ＭＳ 明朝"/>
+        <a:font script="Jpan" typeface="游明朝"/>
         <a:font script="Hang" typeface="맑은 고딕"/>
-        <a:font script="Hans" typeface="宋体"/>
+        <a:font script="Hans" typeface="等线"/>
         <a:font script="Hant" typeface="新細明體"/>
         <a:font script="Arab" typeface="Arial"/>
         <a:font script="Hebr" typeface="Arial"/>
@@ -2511,6 +3032,24 @@
         <a:font script="Mong" typeface="Mongolian Baiti"/>
         <a:font script="Viet" typeface="Arial"/>
         <a:font script="Uigh" typeface="Microsoft Uighur"/>
+        <a:font script="Geor" typeface="Sylfaen"/>
+        <a:font script="Armn" typeface="Arial"/>
+        <a:font script="Bugi" typeface="Leelawadee UI"/>
+        <a:font script="Bopo" typeface="Microsoft JhengHei"/>
+        <a:font script="Java" typeface="Javanese Text"/>
+        <a:font script="Lisu" typeface="Segoe UI"/>
+        <a:font script="Mymr" typeface="Myanmar Text"/>
+        <a:font script="Nkoo" typeface="Ebrima"/>
+        <a:font script="Olck" typeface="Nirmala UI"/>
+        <a:font script="Osma" typeface="Ebrima"/>
+        <a:font script="Phag" typeface="Phagspa"/>
+        <a:font script="Syrn" typeface="Estrangelo Edessa"/>
+        <a:font script="Syrj" typeface="Estrangelo Edessa"/>
+        <a:font script="Syre" typeface="Estrangelo Edessa"/>
+        <a:font script="Sora" typeface="Nirmala UI"/>
+        <a:font script="Tale" typeface="Microsoft Tai Le"/>
+        <a:font script="Talu" typeface="Microsoft New Tai Lue"/>
+        <a:font script="Tfng" typeface="Ebrima"/>
       </a:minorFont>
     </a:fontScheme>
     <a:fmtScheme name="Office">
@@ -2522,200 +3061,141 @@
           <a:gsLst>
             <a:gs pos="0">
               <a:schemeClr val="phClr">
-                <a:tint val="50000"/>
-                <a:satMod val="300000"/>
+                <a:lumMod val="110000"/>
+                <a:satMod val="105000"/>
+                <a:tint val="67000"/>
               </a:schemeClr>
             </a:gs>
-            <a:gs pos="35000">
+            <a:gs pos="50000">
               <a:schemeClr val="phClr">
-                <a:tint val="37000"/>
-                <a:satMod val="300000"/>
+                <a:lumMod val="105000"/>
+                <a:satMod val="103000"/>
+                <a:tint val="73000"/>
               </a:schemeClr>
             </a:gs>
             <a:gs pos="100000">
               <a:schemeClr val="phClr">
-                <a:tint val="15000"/>
-                <a:satMod val="350000"/>
+                <a:lumMod val="105000"/>
+                <a:satMod val="109000"/>
+                <a:tint val="81000"/>
               </a:schemeClr>
             </a:gs>
           </a:gsLst>
-          <a:lin ang="16200000" scaled="1"/>
+          <a:lin ang="5400000" scaled="0"/>
         </a:gradFill>
         <a:gradFill rotWithShape="1">
           <a:gsLst>
             <a:gs pos="0">
               <a:schemeClr val="phClr">
-                <a:tint val="100000"/>
+                <a:satMod val="103000"/>
+                <a:lumMod val="102000"/>
+                <a:tint val="94000"/>
+              </a:schemeClr>
+            </a:gs>
+            <a:gs pos="50000">
+              <a:schemeClr val="phClr">
+                <a:satMod val="110000"/>
+                <a:lumMod val="100000"/>
                 <a:shade val="100000"/>
-                <a:satMod val="130000"/>
               </a:schemeClr>
             </a:gs>
             <a:gs pos="100000">
               <a:schemeClr val="phClr">
-                <a:tint val="50000"/>
-                <a:shade val="100000"/>
-                <a:satMod val="350000"/>
+                <a:lumMod val="99000"/>
+                <a:satMod val="120000"/>
+                <a:shade val="78000"/>
               </a:schemeClr>
             </a:gs>
           </a:gsLst>
-          <a:lin ang="16200000" scaled="0"/>
+          <a:lin ang="5400000" scaled="0"/>
         </a:gradFill>
       </a:fillStyleLst>
       <a:lnStyleLst>
-        <a:ln w="9525" cap="flat" cmpd="sng" algn="ctr">
-          <a:solidFill>
-            <a:schemeClr val="phClr">
-              <a:shade val="95000"/>
-              <a:satMod val="105000"/>
-            </a:schemeClr>
-          </a:solidFill>
-          <a:prstDash val="solid"/>
-        </a:ln>
-        <a:ln w="25400" cap="flat" cmpd="sng" algn="ctr">
+        <a:ln w="6350" cap="flat" cmpd="sng" algn="ctr">
           <a:solidFill>
             <a:schemeClr val="phClr"/>
           </a:solidFill>
           <a:prstDash val="solid"/>
+          <a:miter lim="800000"/>
         </a:ln>
-        <a:ln w="38100" cap="flat" cmpd="sng" algn="ctr">
+        <a:ln w="12700" cap="flat" cmpd="sng" algn="ctr">
           <a:solidFill>
             <a:schemeClr val="phClr"/>
           </a:solidFill>
           <a:prstDash val="solid"/>
+          <a:miter lim="800000"/>
+        </a:ln>
+        <a:ln w="19050" cap="flat" cmpd="sng" algn="ctr">
+          <a:solidFill>
+            <a:schemeClr val="phClr"/>
+          </a:solidFill>
+          <a:prstDash val="solid"/>
+          <a:miter lim="800000"/>
         </a:ln>
       </a:lnStyleLst>
       <a:effectStyleLst>
         <a:effectStyle>
+          <a:effectLst/>
+        </a:effectStyle>
+        <a:effectStyle>
+          <a:effectLst/>
+        </a:effectStyle>
+        <a:effectStyle>
           <a:effectLst>
-            <a:outerShdw blurRad="40000" dist="20000" dir="5400000" rotWithShape="0">
+            <a:outerShdw blurRad="57150" dist="19050" dir="5400000" algn="ctr" rotWithShape="0">
               <a:srgbClr val="000000">
-                <a:alpha val="38000"/>
+                <a:alpha val="63000"/>
               </a:srgbClr>
             </a:outerShdw>
           </a:effectLst>
-        </a:effectStyle>
-        <a:effectStyle>
-          <a:effectLst>
-            <a:outerShdw blurRad="40000" dist="23000" dir="5400000" rotWithShape="0">
-              <a:srgbClr val="000000">
-                <a:alpha val="35000"/>
-              </a:srgbClr>
-            </a:outerShdw>
-          </a:effectLst>
-        </a:effectStyle>
-        <a:effectStyle>
-          <a:effectLst>
-            <a:outerShdw blurRad="40000" dist="23000" dir="5400000" rotWithShape="0">
-              <a:srgbClr val="000000">
-                <a:alpha val="35000"/>
-              </a:srgbClr>
-            </a:outerShdw>
-          </a:effectLst>
-          <a:scene3d>
-            <a:camera prst="orthographicFront">
-              <a:rot lat="0" lon="0" rev="0"/>
-            </a:camera>
-            <a:lightRig rig="threePt" dir="t">
-              <a:rot lat="0" lon="0" rev="1200000"/>
-            </a:lightRig>
-          </a:scene3d>
-          <a:sp3d>
-            <a:bevelT w="63500" h="25400"/>
-          </a:sp3d>
         </a:effectStyle>
       </a:effectStyleLst>
       <a:bgFillStyleLst>
         <a:solidFill>
           <a:schemeClr val="phClr"/>
         </a:solidFill>
+        <a:solidFill>
+          <a:schemeClr val="phClr">
+            <a:tint val="95000"/>
+            <a:satMod val="170000"/>
+          </a:schemeClr>
+        </a:solidFill>
         <a:gradFill rotWithShape="1">
           <a:gsLst>
             <a:gs pos="0">
               <a:schemeClr val="phClr">
-                <a:tint val="40000"/>
-                <a:satMod val="350000"/>
+                <a:tint val="93000"/>
+                <a:satMod val="150000"/>
+                <a:shade val="98000"/>
+                <a:lumMod val="102000"/>
               </a:schemeClr>
             </a:gs>
-            <a:gs pos="40000">
+            <a:gs pos="50000">
               <a:schemeClr val="phClr">
-                <a:tint val="45000"/>
-                <a:shade val="99000"/>
-                <a:satMod val="350000"/>
+                <a:tint val="98000"/>
+                <a:satMod val="130000"/>
+                <a:shade val="90000"/>
+                <a:lumMod val="103000"/>
               </a:schemeClr>
             </a:gs>
             <a:gs pos="100000">
               <a:schemeClr val="phClr">
-                <a:shade val="20000"/>
-                <a:satMod val="255000"/>
+                <a:shade val="63000"/>
+                <a:satMod val="120000"/>
               </a:schemeClr>
             </a:gs>
           </a:gsLst>
-          <a:path path="circle">
-            <a:fillToRect l="50000" t="-80000" r="50000" b="180000"/>
-          </a:path>
-        </a:gradFill>
-        <a:gradFill rotWithShape="1">
-          <a:gsLst>
-            <a:gs pos="0">
-              <a:schemeClr val="phClr">
-                <a:tint val="80000"/>
-                <a:satMod val="300000"/>
-              </a:schemeClr>
-            </a:gs>
-            <a:gs pos="100000">
-              <a:schemeClr val="phClr">
-                <a:shade val="30000"/>
-                <a:satMod val="200000"/>
-              </a:schemeClr>
-            </a:gs>
-          </a:gsLst>
-          <a:path path="circle">
-            <a:fillToRect l="50000" t="50000" r="50000" b="50000"/>
-          </a:path>
+          <a:lin ang="5400000" scaled="0"/>
         </a:gradFill>
       </a:bgFillStyleLst>
     </a:fmtScheme>
   </a:themeElements>
-  <a:objectDefaults>
-    <a:spDef>
-      <a:spPr/>
-      <a:bodyPr/>
-      <a:lstStyle/>
-      <a:style>
-        <a:lnRef idx="1">
-          <a:schemeClr val="accent1"/>
-        </a:lnRef>
-        <a:fillRef idx="3">
-          <a:schemeClr val="accent1"/>
-        </a:fillRef>
-        <a:effectRef idx="2">
-          <a:schemeClr val="accent1"/>
-        </a:effectRef>
-        <a:fontRef idx="minor">
-          <a:schemeClr val="lt1"/>
-        </a:fontRef>
-      </a:style>
-    </a:spDef>
-    <a:lnDef>
-      <a:spPr/>
-      <a:bodyPr/>
-      <a:lstStyle/>
-      <a:style>
-        <a:lnRef idx="2">
-          <a:schemeClr val="accent1"/>
-        </a:lnRef>
-        <a:fillRef idx="0">
-          <a:schemeClr val="accent1"/>
-        </a:fillRef>
-        <a:effectRef idx="1">
-          <a:schemeClr val="accent1"/>
-        </a:effectRef>
-        <a:fontRef idx="minor">
-          <a:schemeClr val="tx1"/>
-        </a:fontRef>
-      </a:style>
-    </a:lnDef>
-  </a:objectDefaults>
+  <a:objectDefaults/>
   <a:extraClrSchemeLst/>
+  <a:extLst>
+    <a:ext uri="{05A4C25C-085E-4340-85A3-A5531E510DB2}">
+      <thm15:themeFamily xmlns:thm15="http://schemas.microsoft.com/office/thememl/2012/main" name="Office Theme" id="{2E142A2C-CD16-42D6-873A-C26D2A0506FA}" vid="{1BDDFF52-6CD6-40A5-AB3C-68EB2F1E4D0A}"/>
+    </a:ext>
+  </a:extLst>
 </a:theme>
 </file>
--- a/IPBES_WP_OpenAlex.docx
+++ b/IPBES_WP_OpenAlex.docx
@@ -97,104 +97,7 @@
         <w:pStyle w:val="Date"/>
       </w:pPr>
       <w:r>
-        <w:t xml:space="preserve">2024-09-24</w:t>
-      </w:r>
-    </w:p>
-    <w:p>
-      <w:pPr>
-        <w:pStyle w:val="AbstractTitle"/>
-      </w:pPr>
-      <w:r>
-        <w:t xml:space="preserve">Abstract</w:t>
-      </w:r>
-    </w:p>
-    <w:p>
-      <w:pPr>
-        <w:pStyle w:val="Abstract"/>
-      </w:pPr>
-      <w:r>
-        <w:t xml:space="preserve">The</w:t>
-      </w:r>
-      <w:r>
-        <w:t xml:space="preserve"> </w:t>
-      </w:r>
-      <w:r>
-        <w:t xml:space="preserve">short</w:t>
-      </w:r>
-      <w:r>
-        <w:t xml:space="preserve"> </w:t>
-      </w:r>
-      <w:r>
-        <w:t xml:space="preserve">abstract</w:t>
-      </w:r>
-      <w:r>
-        <w:t xml:space="preserve"> </w:t>
-      </w:r>
-      <w:r>
-        <w:t xml:space="preserve">goes</w:t>
-      </w:r>
-      <w:r>
-        <w:t xml:space="preserve"> </w:t>
-      </w:r>
-      <w:r>
-        <w:t xml:space="preserve">here</w:t>
-      </w:r>
-      <w:r>
-        <w:t xml:space="preserve"> </w:t>
-      </w:r>
-      <w:r>
-        <w:t xml:space="preserve">and</w:t>
-      </w:r>
-      <w:r>
-        <w:t xml:space="preserve"> </w:t>
-      </w:r>
-      <w:r>
-        <w:t xml:space="preserve">can</w:t>
-      </w:r>
-      <w:r>
-        <w:t xml:space="preserve"> </w:t>
-      </w:r>
-      <w:r>
-        <w:t xml:space="preserve">go</w:t>
-      </w:r>
-      <w:r>
-        <w:t xml:space="preserve"> </w:t>
-      </w:r>
-      <w:r>
-        <w:t xml:space="preserve">over</w:t>
-      </w:r>
-      <w:r>
-        <w:t xml:space="preserve"> </w:t>
-      </w:r>
-      <w:r>
-        <w:t xml:space="preserve">multiple</w:t>
-      </w:r>
-      <w:r>
-        <w:t xml:space="preserve"> </w:t>
-      </w:r>
-      <w:r>
-        <w:t xml:space="preserve">lines.</w:t>
-      </w:r>
-      <w:r>
-        <w:t xml:space="preserve"> </w:t>
-      </w:r>
-      <w:r>
-        <w:t xml:space="preserve">…</w:t>
-      </w:r>
-    </w:p>
-    <w:p>
-      <w:pPr>
-        <w:pStyle w:val="FirstParagraph"/>
-      </w:pPr>
-      <w:r>
-        <w:rPr>
-          <w:b/>
-          <w:bCs/>
-        </w:rPr>
-        <w:t xml:space="preserve">Reviewed by</w:t>
-      </w:r>
-      <w:r>
-        <w:t xml:space="preserve">:</w:t>
+        <w:t xml:space="preserve">2024-10-09</w:t>
       </w:r>
     </w:p>
     <w:p>
@@ -226,13 +129,232 @@
         </w:r>
       </w:hyperlink>
     </w:p>
-    <w:bookmarkStart w:id="21" w:name="glossar"/>
+    <w:bookmarkStart w:id="21" w:name="glossary"/>
     <w:p>
       <w:pPr>
         <w:pStyle w:val="Heading2"/>
       </w:pPr>
       <w:r>
-        <w:t xml:space="preserve">Glossar</w:t>
+        <w:t xml:space="preserve">Glossary</w:t>
+      </w:r>
+    </w:p>
+    <w:p>
+      <w:pPr>
+        <w:pStyle w:val="Compact"/>
+        <w:numPr>
+          <w:ilvl w:val="0"/>
+          <w:numId w:val="1001"/>
+        </w:numPr>
+      </w:pPr>
+      <w:r>
+        <w:t xml:space="preserve">API</w:t>
+      </w:r>
+      <w:r>
+        <w:t xml:space="preserve">: Application Programming Interface. An interface to query the database programmatically.</w:t>
+      </w:r>
+    </w:p>
+    <w:p>
+      <w:pPr>
+        <w:pStyle w:val="Compact"/>
+        <w:numPr>
+          <w:ilvl w:val="0"/>
+          <w:numId w:val="1001"/>
+        </w:numPr>
+      </w:pPr>
+      <w:r>
+        <w:t xml:space="preserve">data snapshot</w:t>
+      </w:r>
+      <w:r>
+        <w:t xml:space="preserve">: A snapshot of the data which can be downloaded for local use.</w:t>
+      </w:r>
+    </w:p>
+    <w:bookmarkEnd w:id="21"/>
+    <w:bookmarkStart w:id="26" w:name="introduction"/>
+    <w:p>
+      <w:pPr>
+        <w:pStyle w:val="Heading2"/>
+      </w:pPr>
+      <w:r>
+        <w:t xml:space="preserve">Introduction</w:t>
+      </w:r>
+    </w:p>
+    <w:p>
+      <w:pPr>
+        <w:pStyle w:val="FirstParagraph"/>
+      </w:pPr>
+      <w:r>
+        <w:t xml:space="preserve">This white paper will look at the suitability of OpenAlex as a recommended data source for IPBES assessments of scholary literature in contrast to for example</w:t>
+      </w:r>
+      <w:r>
+        <w:t xml:space="preserve"> </w:t>
+      </w:r>
+      <w:hyperlink r:id="rId22">
+        <w:r>
+          <w:rPr>
+            <w:rStyle w:val="Hyperlink"/>
+          </w:rPr>
+          <w:t xml:space="preserve">Web of Science</w:t>
+        </w:r>
+      </w:hyperlink>
+      <w:r>
+        <w:t xml:space="preserve"> </w:t>
+      </w:r>
+      <w:r>
+        <w:t xml:space="preserve">and</w:t>
+      </w:r>
+      <w:r>
+        <w:t xml:space="preserve"> </w:t>
+      </w:r>
+      <w:hyperlink r:id="rId23">
+        <w:r>
+          <w:rPr>
+            <w:rStyle w:val="Hyperlink"/>
+          </w:rPr>
+          <w:t xml:space="preserve">Scopus</w:t>
+        </w:r>
+      </w:hyperlink>
+      <w:r>
+        <w:t xml:space="preserve">. The scope only concerns the use within IPBES nd the main focus is on the transparency of the literature search for academic literature.</w:t>
+      </w:r>
+    </w:p>
+    <w:p>
+      <w:pPr>
+        <w:pStyle w:val="BodyText"/>
+      </w:pPr>
+      <w:r>
+        <w:t xml:space="preserve">In IPBES assessments, the main sources for scholary literature search were</w:t>
+      </w:r>
+      <w:r>
+        <w:t xml:space="preserve"> </w:t>
+      </w:r>
+      <w:hyperlink r:id="rId22">
+        <w:r>
+          <w:rPr>
+            <w:rStyle w:val="Hyperlink"/>
+          </w:rPr>
+          <w:t xml:space="preserve">Web of Science</w:t>
+        </w:r>
+      </w:hyperlink>
+      <w:r>
+        <w:t xml:space="preserve"> </w:t>
+      </w:r>
+      <w:r>
+        <w:t xml:space="preserve">and</w:t>
+      </w:r>
+      <w:r>
+        <w:t xml:space="preserve"> </w:t>
+      </w:r>
+      <w:hyperlink r:id="rId23">
+        <w:r>
+          <w:rPr>
+            <w:rStyle w:val="Hyperlink"/>
+          </w:rPr>
+          <w:t xml:space="preserve">Scopus</w:t>
+        </w:r>
+      </w:hyperlink>
+      <w:r>
+        <w:t xml:space="preserve">. These were mainly used via the web interface due to licensing limitations and complexities in the</w:t>
+      </w:r>
+      <w:r>
+        <w:t xml:space="preserve"> </w:t>
+      </w:r>
+      <w:hyperlink w:anchor="glossary-api">
+        <w:r>
+          <w:rPr>
+            <w:rStyle w:val="Hyperlink"/>
+          </w:rPr>
+          <w:t xml:space="preserve">API</w:t>
+        </w:r>
+      </w:hyperlink>
+      <w:r>
+        <w:t xml:space="preserve">. The use of the web interface poses a huge problem regarding the transparency and the reproducibility of the search. In addition, neither the data used of these scholary data sources nor the code which is used to conduct the search or the</w:t>
+      </w:r>
+      <w:r>
+        <w:t xml:space="preserve"> </w:t>
+      </w:r>
+      <w:hyperlink w:anchor="glossary-api">
+        <w:r>
+          <w:rPr>
+            <w:rStyle w:val="Hyperlink"/>
+          </w:rPr>
+          <w:t xml:space="preserve">API</w:t>
+        </w:r>
+      </w:hyperlink>
+      <w:r>
+        <w:t xml:space="preserve"> </w:t>
+      </w:r>
+      <w:r>
+        <w:t xml:space="preserve">implementation is openly availabe. As the literature search forms the foundation of many aspects in IPBES assessments, this lack of transparency filters through to the final product.</w:t>
+      </w:r>
+    </w:p>
+    <w:p>
+      <w:pPr>
+        <w:pStyle w:val="BodyText"/>
+      </w:pPr>
+      <w:r>
+        <w:t xml:space="preserve">The Data and Knowledge Management Policy (https://www.ipbes.net/node/38260 and https://zenodo.org/records/6243095) has the as one objective the improvement of the transparency of IPBES products. One alternative to these proprietary scholary data sources is</w:t>
+      </w:r>
+      <w:r>
+        <w:t xml:space="preserve"> </w:t>
+      </w:r>
+      <w:hyperlink r:id="rId24">
+        <w:r>
+          <w:rPr>
+            <w:rStyle w:val="Hyperlink"/>
+          </w:rPr>
+          <w:t xml:space="preserve">OpenAlex</w:t>
+        </w:r>
+      </w:hyperlink>
+      <w:r>
+        <w:t xml:space="preserve">. In comparison to the proprietory and closed scholary data sources, OpenAlex is open and free to use and the data and code used is openly available, licensed under the</w:t>
+      </w:r>
+      <w:r>
+        <w:t xml:space="preserve"> </w:t>
+      </w:r>
+      <w:hyperlink r:id="rId25">
+        <w:r>
+          <w:rPr>
+            <w:rStyle w:val="Hyperlink"/>
+          </w:rPr>
+          <w:t xml:space="preserve">CC0 license</w:t>
+        </w:r>
+      </w:hyperlink>
+      <w:r>
+        <w:t xml:space="preserve">.</w:t>
+      </w:r>
+    </w:p>
+    <w:p>
+      <w:pPr>
+        <w:pStyle w:val="BodyText"/>
+      </w:pPr>
+      <w:r>
+        <w:t xml:space="preserve">The data tsu therefore decided to assess the suitability of OpenAlex as a replacement for the proprietary scholary data sources in the context of IPBES, with particular focus on the needs of the assessments. Based on this initial assessment and the initial usage in assessments, we recommend the usage of OpenAlex instead of proprietary scholary data sources.</w:t>
+      </w:r>
+    </w:p>
+    <w:p>
+      <w:pPr>
+        <w:pStyle w:val="BodyText"/>
+      </w:pPr>
+      <w:r>
+        <w:t xml:space="preserve">This document will detail differences between the sholary data sources and outline the advantages of OpenAlex over WoS and Scopus.</w:t>
+      </w:r>
+    </w:p>
+    <w:bookmarkEnd w:id="26"/>
+    <w:bookmarkStart w:id="47" w:name="Xb2a4417153bff5c85699531b63cd0104170f00b"/>
+    <w:p>
+      <w:pPr>
+        <w:pStyle w:val="Heading2"/>
+      </w:pPr>
+      <w:r>
+        <w:t xml:space="preserve">Advantages OpenAlex in comparison to other databases</w:t>
+      </w:r>
+    </w:p>
+    <w:p>
+      <w:pPr>
+        <w:pStyle w:val="FirstParagraph"/>
+      </w:pPr>
+      <w:r>
+        <w:t xml:space="preserve">The comparison needs to be done in several aspects which are:</w:t>
       </w:r>
     </w:p>
     <w:p>
@@ -244,10 +366,7 @@
         </w:numPr>
       </w:pPr>
       <w:r>
-        <w:t xml:space="preserve">API</w:t>
-      </w:r>
-      <w:r>
-        <w:t xml:space="preserve">: Application Programming Interface. An interface to query the database programmatically.</w:t>
+        <w:t xml:space="preserve">Available works and number of OpenAccess works</w:t>
       </w:r>
     </w:p>
     <w:p>
@@ -259,160 +378,7 @@
         </w:numPr>
       </w:pPr>
       <w:r>
-        <w:t xml:space="preserve">data dump</w:t>
-      </w:r>
-      <w:r>
-        <w:t xml:space="preserve">: Download from the whole database of a database for local use.</w:t>
-      </w:r>
-    </w:p>
-    <w:bookmarkEnd w:id="21"/>
-    <w:bookmarkStart w:id="26" w:name="introduction"/>
-    <w:p>
-      <w:pPr>
-        <w:pStyle w:val="Heading2"/>
-      </w:pPr>
-      <w:r>
-        <w:t xml:space="preserve">Introduction</w:t>
-      </w:r>
-    </w:p>
-    <w:p>
-      <w:pPr>
-        <w:pStyle w:val="FirstParagraph"/>
-      </w:pPr>
-      <w:r>
-        <w:t xml:space="preserve">In IPBES assessments, the main sources for scholary literature search were</w:t>
-      </w:r>
-      <w:r>
-        <w:t xml:space="preserve"> </w:t>
-      </w:r>
-      <w:hyperlink r:id="rId22">
-        <w:r>
-          <w:rPr>
-            <w:rStyle w:val="Hyperlink"/>
-          </w:rPr>
-          <w:t xml:space="preserve">Web of Science</w:t>
-        </w:r>
-      </w:hyperlink>
-      <w:r>
-        <w:t xml:space="preserve"> </w:t>
-      </w:r>
-      <w:r>
-        <w:t xml:space="preserve">and</w:t>
-      </w:r>
-      <w:r>
-        <w:t xml:space="preserve"> </w:t>
-      </w:r>
-      <w:hyperlink r:id="rId23">
-        <w:r>
-          <w:rPr>
-            <w:rStyle w:val="Hyperlink"/>
-          </w:rPr>
-          <w:t xml:space="preserve">Scopus</w:t>
-        </w:r>
-      </w:hyperlink>
-      <w:r>
-        <w:t xml:space="preserve">. These were mainly used via the web interface due to licensing limitations and complexities in the</w:t>
-      </w:r>
-      <w:r>
-        <w:t xml:space="preserve"> </w:t>
-      </w:r>
-      <w:hyperlink w:anchor="glossary-api">
-        <w:r>
-          <w:rPr>
-            <w:rStyle w:val="Hyperlink"/>
-          </w:rPr>
-          <w:t xml:space="preserve">API</w:t>
-        </w:r>
-      </w:hyperlink>
-      <w:r>
-        <w:t xml:space="preserve">. The use of the web interface poses a huge problem regarding the transparency and the reproducibility of the search. In addition, neither the data used of these scholary data sources nor the code which is used to conduct the search or the</w:t>
-      </w:r>
-      <w:r>
-        <w:t xml:space="preserve"> </w:t>
-      </w:r>
-      <w:hyperlink w:anchor="glossary-api">
-        <w:r>
-          <w:rPr>
-            <w:rStyle w:val="Hyperlink"/>
-          </w:rPr>
-          <w:t xml:space="preserve">API</w:t>
-        </w:r>
-      </w:hyperlink>
-      <w:r>
-        <w:t xml:space="preserve"> </w:t>
-      </w:r>
-      <w:r>
-        <w:t xml:space="preserve">implementation is openly availabe. As the literature search forms the foundation of many aspects in IPBES assessments, this lack of transparency filters through to the final product.</w:t>
-      </w:r>
-    </w:p>
-    <w:p>
-      <w:pPr>
-        <w:pStyle w:val="BodyText"/>
-      </w:pPr>
-      <w:r>
-        <w:t xml:space="preserve">The Data and Knowledge Management Policy (https://www.ipbes.net/node/38260 and https://zenodo.org/records/6243095) aims at improving the transparency of IPBES products. One alternative to these proprietary scholary data sources is</w:t>
-      </w:r>
-      <w:r>
-        <w:t xml:space="preserve"> </w:t>
-      </w:r>
-      <w:hyperlink r:id="rId24">
-        <w:r>
-          <w:rPr>
-            <w:rStyle w:val="Hyperlink"/>
-          </w:rPr>
-          <w:t xml:space="preserve">OpenAlex</w:t>
-        </w:r>
-      </w:hyperlink>
-      <w:r>
-        <w:t xml:space="preserve">. In comparison to the proprietoryh and non open scholary data sources, OpenAlex is open and free to use and the data and code used is openly available, licensed under the</w:t>
-      </w:r>
-      <w:r>
-        <w:t xml:space="preserve"> </w:t>
-      </w:r>
-      <w:hyperlink r:id="rId25">
-        <w:r>
-          <w:rPr>
-            <w:rStyle w:val="Hyperlink"/>
-          </w:rPr>
-          <w:t xml:space="preserve">CC0 license</w:t>
-        </w:r>
-      </w:hyperlink>
-      <w:r>
-        <w:t xml:space="preserve">.</w:t>
-      </w:r>
-    </w:p>
-    <w:p>
-      <w:pPr>
-        <w:pStyle w:val="BodyText"/>
-      </w:pPr>
-      <w:r>
-        <w:t xml:space="preserve">The data tsu therefore decided to assess the suitability of OpenAlex as a replacement for the proprietary scholary data sources. Based on this initial assessment and the initial usage in assessments, we recommend the usage of OpenAlex instead of proprietary scholary data sources.</w:t>
-      </w:r>
-    </w:p>
-    <w:p>
-      <w:pPr>
-        <w:pStyle w:val="BodyText"/>
-      </w:pPr>
-      <w:r>
-        <w:t xml:space="preserve">This document will detail differences between the sholary data sources and outline the advantages of OpenAlex over WoS and Scopus.</w:t>
-      </w:r>
-    </w:p>
-    <w:bookmarkEnd w:id="26"/>
-    <w:bookmarkStart w:id="44" w:name="Xb2a4417153bff5c85699531b63cd0104170f00b"/>
-    <w:p>
-      <w:pPr>
-        <w:pStyle w:val="Heading2"/>
-      </w:pPr>
-      <w:r>
-        <w:t xml:space="preserve">Advantages OpenAlex in comparison to other databases</w:t>
-      </w:r>
-    </w:p>
-    <w:p>
-      <w:pPr>
-        <w:pStyle w:val="FirstParagraph"/>
-      </w:pPr>
-      <w:r>
-        <w:t xml:space="preserve">The comparison needs to be done in several aspects which are:</w:t>
+        <w:t xml:space="preserve">Coverage (e.g Global South, academic, grey literature, etc)</w:t>
       </w:r>
     </w:p>
     <w:p>
@@ -420,11 +386,11 @@
         <w:pStyle w:val="Compact"/>
         <w:numPr>
           <w:ilvl w:val="0"/>
-          <w:numId w:val="1003"/>
+          <w:numId w:val="1002"/>
         </w:numPr>
       </w:pPr>
       <w:r>
-        <w:t xml:space="preserve">Available works and number of OpenAccess works</w:t>
+        <w:t xml:space="preserve">Openness of data and code used</w:t>
       </w:r>
     </w:p>
     <w:p>
@@ -432,11 +398,28 @@
         <w:pStyle w:val="Compact"/>
         <w:numPr>
           <w:ilvl w:val="0"/>
-          <w:numId w:val="1003"/>
+          <w:numId w:val="1002"/>
         </w:numPr>
       </w:pPr>
       <w:r>
-        <w:t xml:space="preserve">Coverage (e.g Global South, academic, grey literature, etc)</w:t>
+        <w:t xml:space="preserve">Web and</w:t>
+      </w:r>
+      <w:r>
+        <w:t xml:space="preserve"> </w:t>
+      </w:r>
+      <w:hyperlink w:anchor="glossary-api">
+        <w:r>
+          <w:rPr>
+            <w:rStyle w:val="Hyperlink"/>
+          </w:rPr>
+          <w:t xml:space="preserve">API</w:t>
+        </w:r>
+      </w:hyperlink>
+      <w:r>
+        <w:t xml:space="preserve"> </w:t>
+      </w:r>
+      <w:r>
+        <w:t xml:space="preserve">Access</w:t>
       </w:r>
     </w:p>
     <w:p>
@@ -444,52 +427,11 @@
         <w:pStyle w:val="Compact"/>
         <w:numPr>
           <w:ilvl w:val="0"/>
-          <w:numId w:val="1003"/>
+          <w:numId w:val="1002"/>
         </w:numPr>
       </w:pPr>
       <w:r>
-        <w:t xml:space="preserve">Openness of data and code used</w:t>
-      </w:r>
-    </w:p>
-    <w:p>
-      <w:pPr>
-        <w:pStyle w:val="Compact"/>
-        <w:numPr>
-          <w:ilvl w:val="0"/>
-          <w:numId w:val="1003"/>
-        </w:numPr>
-      </w:pPr>
-      <w:r>
-        <w:t xml:space="preserve">Web and</w:t>
-      </w:r>
-      <w:r>
-        <w:t xml:space="preserve"> </w:t>
-      </w:r>
-      <w:hyperlink w:anchor="glossary-api">
-        <w:r>
-          <w:rPr>
-            <w:rStyle w:val="Hyperlink"/>
-          </w:rPr>
-          <w:t xml:space="preserve">API</w:t>
-        </w:r>
-      </w:hyperlink>
-      <w:r>
-        <w:t xml:space="preserve"> </w:t>
-      </w:r>
-      <w:r>
-        <w:t xml:space="preserve">Access</w:t>
-      </w:r>
-    </w:p>
-    <w:p>
-      <w:pPr>
-        <w:pStyle w:val="Compact"/>
-        <w:numPr>
-          <w:ilvl w:val="0"/>
-          <w:numId w:val="1003"/>
-        </w:numPr>
-      </w:pPr>
-      <w:r>
-        <w:t xml:space="preserve">costs</w:t>
+        <w:t xml:space="preserve">costs for usage</w:t>
       </w:r>
     </w:p>
     <w:p>
@@ -500,7 +442,7 @@
         <w:t xml:space="preserve">We will go throuh these points in more detail now.</w:t>
       </w:r>
     </w:p>
-    <w:bookmarkStart w:id="31" w:name="sec-comp_open_alex"/>
+    <w:bookmarkStart w:id="32" w:name="sec-comp_open_alex"/>
     <w:p>
       <w:pPr>
         <w:pStyle w:val="Heading3"/>
@@ -1221,8 +1163,35 @@
         <w:t xml:space="preserve">)</w:t>
       </w:r>
     </w:p>
-    <w:bookmarkEnd w:id="31"/>
-    <w:bookmarkStart w:id="36" w:name="X4e1fa75a57795e0a1cad4692107031306532854"/>
+    <w:p>
+      <w:pPr>
+        <w:pStyle w:val="BodyText"/>
+      </w:pPr>
+      <w:hyperlink r:id="rId31">
+        <w:r>
+          <w:rPr>
+            <w:rStyle w:val="Hyperlink"/>
+          </w:rPr>
+          <w:t xml:space="preserve">Culbert et al. (2024)</w:t>
+        </w:r>
+      </w:hyperlink>
+      <w:r>
+        <w:t xml:space="preserve"> </w:t>
+      </w:r>
+      <w:r>
+        <w:t xml:space="preserve">analysed the coverage of OpenAlex, Web of Science and Scopus and came to the conclusion that</w:t>
+      </w:r>
+    </w:p>
+    <w:p>
+      <w:pPr>
+        <w:pStyle w:val="BlockText"/>
+      </w:pPr>
+      <w:r>
+        <w:t xml:space="preserve">[…] when restricted to a cleaned dataset of 16,788,282 recent publications shared by all three databases, OpenAlex has average reference numbers comparable to both Web of Science and Scopus.</w:t>
+      </w:r>
+    </w:p>
+    <w:bookmarkEnd w:id="32"/>
+    <w:bookmarkStart w:id="38" w:name="X4e1fa75a57795e0a1cad4692107031306532854"/>
     <w:p>
       <w:pPr>
         <w:pStyle w:val="Heading3"/>
@@ -1248,18 +1217,18 @@
           <wp:inline>
             <wp:extent cx="5334000" cy="3480232"/>
             <wp:effectExtent b="0" l="0" r="0" t="0"/>
-            <wp:docPr descr="From: OpenAlex" title="" id="33" name="Picture"/>
+            <wp:docPr descr="From: OpenAlex" title="" id="34" name="Picture"/>
             <a:graphic>
               <a:graphicData uri="http://schemas.openxmlformats.org/drawingml/2006/picture">
                 <pic:pic>
                   <pic:nvPicPr>
-                    <pic:cNvPr descr="./figures/OpenAlexStats.png" id="34" name="Picture"/>
+                    <pic:cNvPr descr="./figures/OpenAlexStats.png" id="35" name="Picture"/>
                     <pic:cNvPicPr>
                       <a:picLocks noChangeArrowheads="1" noChangeAspect="1"/>
                     </pic:cNvPicPr>
                   </pic:nvPicPr>
                   <pic:blipFill>
-                    <a:blip r:embed="rId32"/>
+                    <a:blip r:embed="rId33"/>
                     <a:stretch>
                       <a:fillRect/>
                     </a:stretch>
@@ -1296,7 +1265,7 @@
       <w:r>
         <w:t xml:space="preserve"> </w:t>
       </w:r>
-      <w:hyperlink r:id="rId35">
+      <w:hyperlink r:id="rId36">
         <w:r>
           <w:rPr>
             <w:rStyle w:val="Hyperlink"/>
@@ -1305,8 +1274,35 @@
         </w:r>
       </w:hyperlink>
     </w:p>
-    <w:bookmarkEnd w:id="36"/>
-    <w:bookmarkStart w:id="37" w:name="openness-of-data-and-code-used"/>
+    <w:p>
+      <w:pPr>
+        <w:pStyle w:val="BodyText"/>
+      </w:pPr>
+      <w:hyperlink r:id="rId37">
+        <w:r>
+          <w:rPr>
+            <w:rStyle w:val="Hyperlink"/>
+          </w:rPr>
+          <w:t xml:space="preserve">Alonso-Alvarez &amp; van Eck</w:t>
+        </w:r>
+      </w:hyperlink>
+      <w:r>
+        <w:t xml:space="preserve"> </w:t>
+      </w:r>
+      <w:r>
+        <w:t xml:space="preserve">analysed the coverage and metadata of African publications in particular, and came to the conclusion, that</w:t>
+      </w:r>
+    </w:p>
+    <w:p>
+      <w:pPr>
+        <w:pStyle w:val="BlockText"/>
+      </w:pPr>
+      <w:r>
+        <w:t xml:space="preserve">Our analysis shows that OpenAlex offers the most extensive publication coverage. In terms of metadata, OpenAlex offers a high coverage of publication and author information. It performs worse regarding affiliations, references, and funder information. Importantly, our results also show that metadata availability in OpenAlex is better for publications that are also indexed in Scopus or WoS.</w:t>
+      </w:r>
+    </w:p>
+    <w:bookmarkEnd w:id="38"/>
+    <w:bookmarkStart w:id="40" w:name="openness-of-data-and-code-used"/>
     <w:p>
       <w:pPr>
         <w:pStyle w:val="Heading3"/>
@@ -1326,7 +1322,38 @@
         <w:t xml:space="preserve"> </w:t>
       </w:r>
       <w:r>
-        <w:t xml:space="preserve">The data is freely available (database dumps (i.e. download of the whole dataset) are possible and easy to do). The datasets can therefore be analysed in regards to aspects which are not implemented in the</w:t>
+        <w:t xml:space="preserve">The data is freely available by downloading a</w:t>
+      </w:r>
+      <w:r>
+        <w:t xml:space="preserve"> </w:t>
+      </w:r>
+      <w:hyperlink w:anchor="glossary-glossary-data-snapshot">
+        <w:r>
+          <w:rPr>
+            <w:rStyle w:val="Hyperlink"/>
+          </w:rPr>
+          <w:t xml:space="preserve">data snapshot</w:t>
+        </w:r>
+      </w:hyperlink>
+      <w:r>
+        <w:t xml:space="preserve"> </w:t>
+      </w:r>
+      <w:r>
+        <w:t xml:space="preserve">by following the</w:t>
+      </w:r>
+      <w:r>
+        <w:t xml:space="preserve"> </w:t>
+      </w:r>
+      <w:hyperlink r:id="rId39">
+        <w:r>
+          <w:rPr>
+            <w:rStyle w:val="Hyperlink"/>
+          </w:rPr>
+          <w:t xml:space="preserve">instructions on OpenAlex</w:t>
+        </w:r>
+      </w:hyperlink>
+      <w:r>
+        <w:t xml:space="preserve">. The datasets can therefore be analysed locally using approaches which are not provisioned for in the</w:t>
       </w:r>
       <w:r>
         <w:t xml:space="preserve"> </w:t>
@@ -1343,8 +1370,8 @@
         <w:t xml:space="preserve">.</w:t>
       </w:r>
     </w:p>
-    <w:bookmarkEnd w:id="37"/>
-    <w:bookmarkStart w:id="42" w:name="web-and-api-access"/>
+    <w:bookmarkEnd w:id="40"/>
+    <w:bookmarkStart w:id="45" w:name="web-and-api-access"/>
     <w:p>
       <w:pPr>
         <w:pStyle w:val="Heading3"/>
@@ -1386,7 +1413,7 @@
         <w:t xml:space="preserve"> </w:t>
       </w:r>
       <w:r>
-        <w:t xml:space="preserve">access is important for accessing the database programmatically. An example is a search for all articles covering a specific topic. Usually, this is an iterative provess which needs refinement of the search terms. The traditional way is to type the search term in the search box and at least write down the number of hits, change the search term and repeat the process. Especially when other comparisons should also be done (e.g. assessment of certain key-papers are in the search results), is this a very tedious and error prone process.</w:t>
+        <w:t xml:space="preserve">access is important for accessing the database programmatically. An example is a search for all articles covering a specific topic. Usually, this is an iterative provess which needs refinement of the search terms. The traditional way is to type the search term in the search box and at least write down the number of hits, change the search term and repeat the process. Especially when other comparisons should also be done (e.g. assessment of certain key-papers are in the search results), this becomes a very tedious and error prone process.</w:t>
       </w:r>
     </w:p>
     <w:p>
@@ -1429,7 +1456,7 @@
       <w:r>
         <w:t xml:space="preserve"> </w:t>
       </w:r>
-      <w:hyperlink r:id="rId38">
+      <w:hyperlink r:id="rId41">
         <w:r>
           <w:rPr>
             <w:rStyle w:val="Hyperlink"/>
@@ -1493,33 +1520,36 @@
       <w:r>
         <w:t xml:space="preserve"> </w:t>
       </w:r>
-      <w:hyperlink r:id="rId39">
-        <w:r>
-          <w:rPr>
-            <w:rStyle w:val="Hyperlink"/>
-          </w:rPr>
-          <w:t xml:space="preserve">OpenAlex [API](#glossary-api)</w:t>
-        </w:r>
-      </w:hyperlink>
-      <w:r>
-        <w:t xml:space="preserve">] is relatively simple but provides all the neccessary functionality needed for all IPBES related tasks. For more complex searches or analysis, the</w:t>
-      </w:r>
-      <w:r>
-        <w:t xml:space="preserve"> </w:t>
-      </w:r>
-      <w:hyperlink w:anchor="glossary-data-dump">
-        <w:r>
-          <w:rPr>
-            <w:rStyle w:val="Hyperlink"/>
-          </w:rPr>
-          <w:t xml:space="preserve">data dump</w:t>
-        </w:r>
-      </w:hyperlink>
-      <w:r>
-        <w:t xml:space="preserve"> </w:t>
-      </w:r>
-      <w:r>
-        <w:t xml:space="preserve">can be used and data can be stored and analysed locally.</w:t>
+      <w:hyperlink r:id="rId42">
+        <w:r>
+          <w:rPr>
+            <w:rStyle w:val="Hyperlink"/>
+          </w:rPr>
+          <w:t xml:space="preserve">OpenAlex API</w:t>
+        </w:r>
+      </w:hyperlink>
+      <w:r>
+        <w:t xml:space="preserve"> </w:t>
+      </w:r>
+      <w:r>
+        <w:t xml:space="preserve">is relatively simple but provides all the neccessary functionality needed for all IPBES related tasks. For more complex searches or analysis, a</w:t>
+      </w:r>
+      <w:r>
+        <w:t xml:space="preserve"> </w:t>
+      </w:r>
+      <w:hyperlink w:anchor="glossary-data-snapshot">
+        <w:r>
+          <w:rPr>
+            <w:rStyle w:val="Hyperlink"/>
+          </w:rPr>
+          <w:t xml:space="preserve">data snapshot</w:t>
+        </w:r>
+      </w:hyperlink>
+      <w:r>
+        <w:t xml:space="preserve"> </w:t>
+      </w:r>
+      <w:r>
+        <w:t xml:space="preserve">can be stored and analysed locally.</w:t>
       </w:r>
     </w:p>
     <w:p>
@@ -1549,7 +1579,7 @@
       <w:r>
         <w:t xml:space="preserve"> </w:t>
       </w:r>
-      <w:hyperlink r:id="rId40">
+      <w:hyperlink r:id="rId43">
         <w:r>
           <w:rPr>
             <w:rStyle w:val="Hyperlink"/>
@@ -1583,7 +1613,7 @@
       <w:r>
         <w:t xml:space="preserve"> </w:t>
       </w:r>
-      <w:hyperlink r:id="rId41">
+      <w:hyperlink r:id="rId44">
         <w:r>
           <w:rPr>
             <w:rStyle w:val="Hyperlink"/>
@@ -1595,8 +1625,8 @@
         <w:t xml:space="preserve">.</w:t>
       </w:r>
     </w:p>
-    <w:bookmarkEnd w:id="42"/>
-    <w:bookmarkStart w:id="43" w:name="costs"/>
+    <w:bookmarkEnd w:id="45"/>
+    <w:bookmarkStart w:id="46" w:name="costs"/>
     <w:p>
       <w:pPr>
         <w:pStyle w:val="Heading3"/>
@@ -1627,7 +1657,7 @@
         <w:t xml:space="preserve"> </w:t>
       </w:r>
       <w:r>
-        <w:t xml:space="preserve">calls per day with a maximum of 10 per second) is nnot enaough, a Premium subscription can be obtained (the tsu has obtained a Premium license free of charge due to extensive feed back and extensive discussions with OpenAlex). The pricing is determined on a case by case basis.</w:t>
+        <w:t xml:space="preserve">calls per day with a maximum of 10 per second) is not enaough, a Premium subscription can be obtained (the tsu has obtained a Premium license free of charge due to extensive feed back and extensive discussions with OpenAlex). The pricing is determined on a case by case basis.</w:t>
       </w:r>
     </w:p>
     <w:p>
@@ -1635,7 +1665,21 @@
         <w:pStyle w:val="BodyText"/>
       </w:pPr>
       <w:r>
-        <w:t xml:space="preserve">For about 95% cases of IPBES, the free tier is more than enough, and the remaining 5% simply are still possible but require longer running times of the search.</w:t>
+        <w:t xml:space="preserve">For nearly all usage scenarios within IPBES, the free tier is more than enough, and the remaining usage scenarios are still possible but require longer running times of the search, or can utilise a</w:t>
+      </w:r>
+      <w:r>
+        <w:t xml:space="preserve"> </w:t>
+      </w:r>
+      <w:hyperlink w:anchor="glossary-data-snapshot">
+        <w:r>
+          <w:rPr>
+            <w:rStyle w:val="Hyperlink"/>
+          </w:rPr>
+          <w:t xml:space="preserve">data snapshot</w:t>
+        </w:r>
+      </w:hyperlink>
+      <w:r>
+        <w:t xml:space="preserve">.</w:t>
       </w:r>
     </w:p>
     <w:p>
@@ -1665,24 +1709,24 @@
       <w:r>
         <w:t xml:space="preserve"> </w:t>
       </w:r>
-      <w:hyperlink w:anchor="glossary-data-dump">
-        <w:r>
-          <w:rPr>
-            <w:rStyle w:val="Hyperlink"/>
-          </w:rPr>
-          <w:t xml:space="preserve">data dump</w:t>
-        </w:r>
-      </w:hyperlink>
-      <w:r>
-        <w:t xml:space="preserve"> </w:t>
-      </w:r>
-      <w:r>
-        <w:t xml:space="preserve">is required even in the millions. In addition, none of the offered smaller API {#glossary-api} licenses covers the needs of IPBES, i.e. doewnload of diverse metadata as well as download of a large nuber of works.</w:t>
-      </w:r>
-    </w:p>
-    <w:bookmarkEnd w:id="43"/>
-    <w:bookmarkEnd w:id="44"/>
-    <w:bookmarkStart w:id="46" w:name="conclusion"/>
+      <w:hyperlink w:anchor="glossary-data-snapshot">
+        <w:r>
+          <w:rPr>
+            <w:rStyle w:val="Hyperlink"/>
+          </w:rPr>
+          <w:t xml:space="preserve">data snapshot</w:t>
+        </w:r>
+      </w:hyperlink>
+      <w:r>
+        <w:t xml:space="preserve"> </w:t>
+      </w:r>
+      <w:r>
+        <w:t xml:space="preserve">is required even in the millions. In addition, none of the offered smaller API {#glossary-api} licenses covers the needs of IPBES, i.e. download of diverse metadata as well as download of a large nuber of works.</w:t>
+      </w:r>
+    </w:p>
+    <w:bookmarkEnd w:id="46"/>
+    <w:bookmarkEnd w:id="47"/>
+    <w:bookmarkStart w:id="49" w:name="conclusion"/>
     <w:p>
       <w:pPr>
         <w:pStyle w:val="Heading2"/>
@@ -1696,7 +1740,7 @@
         <w:pStyle w:val="FirstParagraph"/>
       </w:pPr>
       <w:r>
-        <w:t xml:space="preserve">We therefore recommend, the OpeAlex as the preferred scholary data sources for IPBES as it is a suitable replacement for WoS and Scopus.</w:t>
+        <w:t xml:space="preserve">We therefore recommend OpeAlex as the preferred scholary data sources for IPBES as it is a suitable, and even more powerful replacement for WoS and Scopus.</w:t>
       </w:r>
     </w:p>
     <w:p>
@@ -1715,7 +1759,7 @@
       <w:r>
         <w:t xml:space="preserve"> </w:t>
       </w:r>
-      <w:hyperlink r:id="rId45">
+      <w:hyperlink r:id="rId48">
         <w:r>
           <w:rPr>
             <w:rStyle w:val="Hyperlink"/>
@@ -1745,7 +1789,7 @@
           <w:b/>
           <w:bCs/>
         </w:rPr>
-        <w:t xml:space="preserve">Keyword based search for Literature Search and Analysis using OpenAlex</w:t>
+        <w:t xml:space="preserve">Keyword based Literature Search and Analysis using OpenAlex</w:t>
       </w:r>
       <w:r>
         <w:t xml:space="preserve"> </w:t>
@@ -1753,8 +1797,30 @@
       <w:r>
         <w:t xml:space="preserve">in planning</w:t>
       </w:r>
-    </w:p>
-    <w:bookmarkEnd w:id="46"/>
+      <w:r>
+        <w:t xml:space="preserve"> </w:t>
+      </w:r>
+      <w:r>
+        <w:t xml:space="preserve">-</w:t>
+      </w:r>
+      <w:r>
+        <w:t xml:space="preserve"> </w:t>
+      </w:r>
+      <w:r>
+        <w:rPr>
+          <w:b/>
+          <w:bCs/>
+        </w:rPr>
+        <w:t xml:space="preserve">Using OpenAlex data snapshots - download, storage and querying and analysing</w:t>
+      </w:r>
+      <w:r>
+        <w:t xml:space="preserve"> </w:t>
+      </w:r>
+      <w:r>
+        <w:t xml:space="preserve">early planning stages</w:t>
+      </w:r>
+    </w:p>
+    <w:bookmarkEnd w:id="49"/>
     <w:sectPr/>
   </w:body>
 </w:document>
@@ -1971,9 +2037,6 @@
     <w:abstractNumId w:val="991"/>
   </w:num>
   <w:num w:numId="1002">
-    <w:abstractNumId w:val="991"/>
-  </w:num>
-  <w:num w:numId="1003">
     <w:abstractNumId w:val="991"/>
   </w:num>
 </w:numbering>

--- a/IPBES_WP_OpenAlex.docx
+++ b/IPBES_WP_OpenAlex.docx
@@ -7,55 +7,7 @@
         <w:pStyle w:val="Title"/>
       </w:pPr>
       <w:r>
-        <w:t xml:space="preserve">OpenAlex</w:t>
-      </w:r>
-      <w:r>
-        <w:t xml:space="preserve"> </w:t>
-      </w:r>
-      <w:r>
-        <w:t xml:space="preserve">as</w:t>
-      </w:r>
-      <w:r>
-        <w:t xml:space="preserve"> </w:t>
-      </w:r>
-      <w:r>
-        <w:t xml:space="preserve">the</w:t>
-      </w:r>
-      <w:r>
-        <w:t xml:space="preserve"> </w:t>
-      </w:r>
-      <w:r>
-        <w:t xml:space="preserve">Literature</w:t>
-      </w:r>
-      <w:r>
-        <w:t xml:space="preserve"> </w:t>
-      </w:r>
-      <w:r>
-        <w:t xml:space="preserve">Database</w:t>
-      </w:r>
-      <w:r>
-        <w:t xml:space="preserve"> </w:t>
-      </w:r>
-      <w:r>
-        <w:t xml:space="preserve">of</w:t>
-      </w:r>
-      <w:r>
-        <w:t xml:space="preserve"> </w:t>
-      </w:r>
-      <w:r>
-        <w:t xml:space="preserve">Choice</w:t>
-      </w:r>
-      <w:r>
-        <w:t xml:space="preserve"> </w:t>
-      </w:r>
-      <w:r>
-        <w:t xml:space="preserve">of</w:t>
-      </w:r>
-      <w:r>
-        <w:t xml:space="preserve"> </w:t>
-      </w:r>
-      <w:r>
-        <w:t xml:space="preserve">IPBES</w:t>
+        <w:t xml:space="preserve">OpenAlex as the Literature Database of Choice of IPBES</w:t>
       </w:r>
     </w:p>
     <w:p>
@@ -63,13 +15,7 @@
         <w:pStyle w:val="Subtitle"/>
       </w:pPr>
       <w:r>
-        <w:t xml:space="preserve">White</w:t>
-      </w:r>
-      <w:r>
-        <w:t xml:space="preserve"> </w:t>
-      </w:r>
-      <w:r>
-        <w:t xml:space="preserve">Paper</w:t>
+        <w:t xml:space="preserve">White Paper</w:t>
       </w:r>
     </w:p>
     <w:p>
@@ -77,19 +23,7 @@
         <w:pStyle w:val="Author"/>
       </w:pPr>
       <w:r>
-        <w:t xml:space="preserve">Rainer</w:t>
-      </w:r>
-      <w:r>
-        <w:t xml:space="preserve"> </w:t>
-      </w:r>
-      <w:r>
-        <w:t xml:space="preserve">M</w:t>
-      </w:r>
-      <w:r>
-        <w:t xml:space="preserve"> </w:t>
-      </w:r>
-      <w:r>
-        <w:t xml:space="preserve">Krug</w:t>
+        <w:t xml:space="preserve">Rainer M Krug</w:t>
       </w:r>
     </w:p>
     <w:p>
@@ -97,7 +31,7 @@
         <w:pStyle w:val="Date"/>
       </w:pPr>
       <w:r>
-        <w:t xml:space="preserve">2024-10-09</w:t>
+        <w:t xml:space="preserve">2025-02-24</w:t>
       </w:r>
     </w:p>
     <w:p>
@@ -183,7 +117,7 @@
         <w:pStyle w:val="FirstParagraph"/>
       </w:pPr>
       <w:r>
-        <w:t xml:space="preserve">This white paper will look at the suitability of OpenAlex as a recommended data source for IPBES assessments of scholary literature in contrast to for example</w:t>
+        <w:t xml:space="preserve">This white paper evaluates</w:t>
       </w:r>
       <w:r>
         <w:t xml:space="preserve"> </w:t>
@@ -193,6 +127,23 @@
           <w:rPr>
             <w:rStyle w:val="Hyperlink"/>
           </w:rPr>
+          <w:t xml:space="preserve">OpenAlex</w:t>
+        </w:r>
+      </w:hyperlink>
+      <w:r>
+        <w:t xml:space="preserve"> </w:t>
+      </w:r>
+      <w:r>
+        <w:t xml:space="preserve">as a recommended data source for IPBES assessments of scholarly literature, compared to</w:t>
+      </w:r>
+      <w:r>
+        <w:t xml:space="preserve"> </w:t>
+      </w:r>
+      <w:hyperlink r:id="rId23">
+        <w:r>
+          <w:rPr>
+            <w:rStyle w:val="Hyperlink"/>
+          </w:rPr>
           <w:t xml:space="preserve">Web of Science</w:t>
         </w:r>
       </w:hyperlink>
@@ -205,16 +156,137 @@
       <w:r>
         <w:t xml:space="preserve"> </w:t>
       </w:r>
+      <w:hyperlink r:id="rId24">
+        <w:r>
+          <w:rPr>
+            <w:rStyle w:val="Hyperlink"/>
+          </w:rPr>
+          <w:t xml:space="preserve">Scopus</w:t>
+        </w:r>
+      </w:hyperlink>
+      <w:r>
+        <w:t xml:space="preserve">. The focus is on its use within IPBES, emphasizing the transparency of academic literature searches.</w:t>
+      </w:r>
+    </w:p>
+    <w:p>
+      <w:pPr>
+        <w:pStyle w:val="BodyText"/>
+      </w:pPr>
+      <w:r>
+        <w:t xml:space="preserve">In IPBES assessments, the main sources for scholary literature search were</w:t>
+      </w:r>
+      <w:r>
+        <w:t xml:space="preserve"> </w:t>
+      </w:r>
       <w:hyperlink r:id="rId23">
         <w:r>
           <w:rPr>
             <w:rStyle w:val="Hyperlink"/>
           </w:rPr>
+          <w:t xml:space="preserve">Web of Science</w:t>
+        </w:r>
+      </w:hyperlink>
+      <w:r>
+        <w:t xml:space="preserve"> </w:t>
+      </w:r>
+      <w:r>
+        <w:t xml:space="preserve">and</w:t>
+      </w:r>
+      <w:r>
+        <w:t xml:space="preserve"> </w:t>
+      </w:r>
+      <w:hyperlink r:id="rId24">
+        <w:r>
+          <w:rPr>
+            <w:rStyle w:val="Hyperlink"/>
+          </w:rPr>
           <w:t xml:space="preserve">Scopus</w:t>
         </w:r>
       </w:hyperlink>
       <w:r>
-        <w:t xml:space="preserve">. The scope only concerns the use within IPBES nd the main focus is on the transparency of the literature search for academic literature.</w:t>
+        <w:t xml:space="preserve">. These were mainly used via the web interface due to licensing limitations and complexities in the</w:t>
+      </w:r>
+      <w:r>
+        <w:t xml:space="preserve"> </w:t>
+      </w:r>
+      <w:hyperlink w:anchor="glossary-api">
+        <w:r>
+          <w:rPr>
+            <w:rStyle w:val="Hyperlink"/>
+          </w:rPr>
+          <w:t xml:space="preserve">API</w:t>
+        </w:r>
+      </w:hyperlink>
+      <w:r>
+        <w:t xml:space="preserve">. The use of the web interface poses a considerable problem regarding transparency and reproducibility of the search. In addition, neither the data used of these scholary data sources nor the code which is used to conduct the search or the</w:t>
+      </w:r>
+      <w:r>
+        <w:t xml:space="preserve"> </w:t>
+      </w:r>
+      <w:hyperlink w:anchor="glossary-api">
+        <w:r>
+          <w:rPr>
+            <w:rStyle w:val="Hyperlink"/>
+          </w:rPr>
+          <w:t xml:space="preserve">API</w:t>
+        </w:r>
+      </w:hyperlink>
+      <w:r>
+        <w:t xml:space="preserve"> </w:t>
+      </w:r>
+      <w:r>
+        <w:t xml:space="preserve">implementation is openly availabe. As literature forms the foundation of most aspects in IPBES assessments, this lack of transparency filters through to the final product.</w:t>
+      </w:r>
+      <w:r>
+        <w:t xml:space="preserve"> </w:t>
+      </w:r>
+      <w:r>
+        <w:t xml:space="preserve">The Data and Knowledge Management Policy (https://www.ipbes.net/node/38260 and https://zenodo.org/records/6243095) aims to enhance the transparency of IPBES products. An option to the replace the proprietary scholarly data sources is</w:t>
+      </w:r>
+      <w:r>
+        <w:t xml:space="preserve"> </w:t>
+      </w:r>
+      <w:hyperlink r:id="rId22">
+        <w:r>
+          <w:rPr>
+            <w:rStyle w:val="Hyperlink"/>
+          </w:rPr>
+          <w:t xml:space="preserve">OpenAlex</w:t>
+        </w:r>
+      </w:hyperlink>
+      <w:r>
+        <w:t xml:space="preserve">. Unlike the proprietary and restricted scholarly data sources,</w:t>
+      </w:r>
+      <w:r>
+        <w:t xml:space="preserve"> </w:t>
+      </w:r>
+      <w:hyperlink r:id="rId22">
+        <w:r>
+          <w:rPr>
+            <w:rStyle w:val="Hyperlink"/>
+          </w:rPr>
+          <w:t xml:space="preserve">OpenAlex</w:t>
+        </w:r>
+      </w:hyperlink>
+      <w:r>
+        <w:t xml:space="preserve"> </w:t>
+      </w:r>
+      <w:r>
+        <w:t xml:space="preserve">is open, free to use, and both the data and code are openly accessible under the</w:t>
+      </w:r>
+      <w:r>
+        <w:t xml:space="preserve"> </w:t>
+      </w:r>
+      <w:hyperlink r:id="rId25">
+        <w:r>
+          <w:rPr>
+            <w:rStyle w:val="Hyperlink"/>
+          </w:rPr>
+          <w:t xml:space="preserve">CC0 license</w:t>
+        </w:r>
+      </w:hyperlink>
+      <w:r>
+        <w:t xml:space="preserve">.</w:t>
       </w:r>
     </w:p>
     <w:p>
@@ -222,69 +294,7 @@
         <w:pStyle w:val="BodyText"/>
       </w:pPr>
       <w:r>
-        <w:t xml:space="preserve">In IPBES assessments, the main sources for scholary literature search were</w:t>
-      </w:r>
-      <w:r>
-        <w:t xml:space="preserve"> </w:t>
-      </w:r>
-      <w:hyperlink r:id="rId22">
-        <w:r>
-          <w:rPr>
-            <w:rStyle w:val="Hyperlink"/>
-          </w:rPr>
-          <w:t xml:space="preserve">Web of Science</w:t>
-        </w:r>
-      </w:hyperlink>
-      <w:r>
-        <w:t xml:space="preserve"> </w:t>
-      </w:r>
-      <w:r>
-        <w:t xml:space="preserve">and</w:t>
-      </w:r>
-      <w:r>
-        <w:t xml:space="preserve"> </w:t>
-      </w:r>
-      <w:hyperlink r:id="rId23">
-        <w:r>
-          <w:rPr>
-            <w:rStyle w:val="Hyperlink"/>
-          </w:rPr>
-          <w:t xml:space="preserve">Scopus</w:t>
-        </w:r>
-      </w:hyperlink>
-      <w:r>
-        <w:t xml:space="preserve">. These were mainly used via the web interface due to licensing limitations and complexities in the</w:t>
-      </w:r>
-      <w:r>
-        <w:t xml:space="preserve"> </w:t>
-      </w:r>
-      <w:hyperlink w:anchor="glossary-api">
-        <w:r>
-          <w:rPr>
-            <w:rStyle w:val="Hyperlink"/>
-          </w:rPr>
-          <w:t xml:space="preserve">API</w:t>
-        </w:r>
-      </w:hyperlink>
-      <w:r>
-        <w:t xml:space="preserve">. The use of the web interface poses a huge problem regarding the transparency and the reproducibility of the search. In addition, neither the data used of these scholary data sources nor the code which is used to conduct the search or the</w:t>
-      </w:r>
-      <w:r>
-        <w:t xml:space="preserve"> </w:t>
-      </w:r>
-      <w:hyperlink w:anchor="glossary-api">
-        <w:r>
-          <w:rPr>
-            <w:rStyle w:val="Hyperlink"/>
-          </w:rPr>
-          <w:t xml:space="preserve">API</w:t>
-        </w:r>
-      </w:hyperlink>
-      <w:r>
-        <w:t xml:space="preserve"> </w:t>
-      </w:r>
-      <w:r>
-        <w:t xml:space="preserve">implementation is openly availabe. As the literature search forms the foundation of many aspects in IPBES assessments, this lack of transparency filters through to the final product.</w:t>
+        <w:t xml:space="preserve">The data tsu therefore decided to assess the suitability of OpenAlex as a replacement for the proprietary scholary data sources in the context of IPBES, with particular focus on the needs of the assessments. Based on this initial assessment and the initial usage in assessments, we recommend the usage of OpenAlex instead of proprietary scholary data sources.</w:t>
       </w:r>
     </w:p>
     <w:p>
@@ -292,51 +302,7 @@
         <w:pStyle w:val="BodyText"/>
       </w:pPr>
       <w:r>
-        <w:t xml:space="preserve">The Data and Knowledge Management Policy (https://www.ipbes.net/node/38260 and https://zenodo.org/records/6243095) has the as one objective the improvement of the transparency of IPBES products. One alternative to these proprietary scholary data sources is</w:t>
-      </w:r>
-      <w:r>
-        <w:t xml:space="preserve"> </w:t>
-      </w:r>
-      <w:hyperlink r:id="rId24">
-        <w:r>
-          <w:rPr>
-            <w:rStyle w:val="Hyperlink"/>
-          </w:rPr>
-          <w:t xml:space="preserve">OpenAlex</w:t>
-        </w:r>
-      </w:hyperlink>
-      <w:r>
-        <w:t xml:space="preserve">. In comparison to the proprietory and closed scholary data sources, OpenAlex is open and free to use and the data and code used is openly available, licensed under the</w:t>
-      </w:r>
-      <w:r>
-        <w:t xml:space="preserve"> </w:t>
-      </w:r>
-      <w:hyperlink r:id="rId25">
-        <w:r>
-          <w:rPr>
-            <w:rStyle w:val="Hyperlink"/>
-          </w:rPr>
-          <w:t xml:space="preserve">CC0 license</w:t>
-        </w:r>
-      </w:hyperlink>
-      <w:r>
-        <w:t xml:space="preserve">.</w:t>
-      </w:r>
-    </w:p>
-    <w:p>
-      <w:pPr>
-        <w:pStyle w:val="BodyText"/>
-      </w:pPr>
-      <w:r>
-        <w:t xml:space="preserve">The data tsu therefore decided to assess the suitability of OpenAlex as a replacement for the proprietary scholary data sources in the context of IPBES, with particular focus on the needs of the assessments. Based on this initial assessment and the initial usage in assessments, we recommend the usage of OpenAlex instead of proprietary scholary data sources.</w:t>
-      </w:r>
-    </w:p>
-    <w:p>
-      <w:pPr>
-        <w:pStyle w:val="BodyText"/>
-      </w:pPr>
-      <w:r>
-        <w:t xml:space="preserve">This document will detail differences between the sholary data sources and outline the advantages of OpenAlex over WoS and Scopus.</w:t>
+        <w:t xml:space="preserve">This document will detail differences between these sholary data sources and outline the advantages of OpenAlex over WoS and Scopus.</w:t>
       </w:r>
     </w:p>
     <w:bookmarkEnd w:id="26"/>
@@ -366,7 +332,7 @@
         </w:numPr>
       </w:pPr>
       <w:r>
-        <w:t xml:space="preserve">Available works and number of OpenAccess works</w:t>
+        <w:t xml:space="preserve">Number of works in the dta source and number of OpenAccess works</w:t>
       </w:r>
     </w:p>
     <w:p>
@@ -556,7 +522,6 @@
           <w:p>
             <w:pPr>
               <w:pStyle w:val="Compact"/>
-              <w:jc w:val="left"/>
             </w:pPr>
             <w:r>
               <w:t xml:space="preserve">Number of works</w:t>
@@ -568,7 +533,6 @@
           <w:p>
             <w:pPr>
               <w:pStyle w:val="Compact"/>
-              <w:jc w:val="left"/>
             </w:pPr>
             <w:r>
               <w:t xml:space="preserve">Open Access Works</w:t>
@@ -580,7 +544,6 @@
           <w:p>
             <w:pPr>
               <w:pStyle w:val="Compact"/>
-              <w:jc w:val="left"/>
             </w:pPr>
             <w:r>
               <w:t xml:space="preserve">Citations</w:t>
@@ -592,7 +555,6 @@
           <w:p>
             <w:pPr>
               <w:pStyle w:val="Compact"/>
-              <w:jc w:val="left"/>
             </w:pPr>
             <w:r>
               <w:t xml:space="preserve">Price</w:t>
@@ -604,7 +566,6 @@
           <w:p>
             <w:pPr>
               <w:pStyle w:val="Compact"/>
-              <w:jc w:val="left"/>
             </w:pPr>
             <w:r>
               <w:t xml:space="preserve">Data Openness</w:t>
@@ -616,7 +577,6 @@
           <w:p>
             <w:pPr>
               <w:pStyle w:val="Compact"/>
-              <w:jc w:val="left"/>
             </w:pPr>
             <w:r>
               <w:t xml:space="preserve">Org Structure</w:t>
@@ -630,7 +590,6 @@
           <w:p>
             <w:pPr>
               <w:pStyle w:val="Compact"/>
-              <w:jc w:val="left"/>
             </w:pPr>
             <w:r>
               <w:t xml:space="preserve">OpenAlex</w:t>
@@ -642,7 +601,6 @@
           <w:p>
             <w:pPr>
               <w:pStyle w:val="Compact"/>
-              <w:jc w:val="left"/>
             </w:pPr>
             <w:r>
               <w:t xml:space="preserve">243M</w:t>
@@ -654,7 +612,6 @@
           <w:p>
             <w:pPr>
               <w:pStyle w:val="Compact"/>
-              <w:jc w:val="left"/>
             </w:pPr>
             <w:r>
               <w:t xml:space="preserve">48M</w:t>
@@ -666,7 +623,6 @@
           <w:p>
             <w:pPr>
               <w:pStyle w:val="Compact"/>
-              <w:jc w:val="left"/>
             </w:pPr>
             <w:r>
               <w:t xml:space="preserve">1.9B</w:t>
@@ -678,7 +634,6 @@
           <w:p>
             <w:pPr>
               <w:pStyle w:val="Compact"/>
-              <w:jc w:val="left"/>
             </w:pPr>
             <w:r>
               <w:t xml:space="preserve">Freemium</w:t>
@@ -690,7 +645,6 @@
           <w:p>
             <w:pPr>
               <w:pStyle w:val="Compact"/>
-              <w:jc w:val="left"/>
             </w:pPr>
             <w:r>
               <w:t xml:space="preserve">Fully open, CC0 license</w:t>
@@ -702,7 +656,6 @@
           <w:p>
             <w:pPr>
               <w:pStyle w:val="Compact"/>
-              <w:jc w:val="left"/>
             </w:pPr>
             <w:r>
               <w:t xml:space="preserve">Non-profit</w:t>
@@ -716,7 +669,6 @@
           <w:p>
             <w:pPr>
               <w:pStyle w:val="Compact"/>
-              <w:jc w:val="left"/>
             </w:pPr>
             <w:r>
               <w:t xml:space="preserve">Scopus</w:t>
@@ -728,7 +680,6 @@
           <w:p>
             <w:pPr>
               <w:pStyle w:val="Compact"/>
-              <w:jc w:val="left"/>
             </w:pPr>
             <w:r>
               <w:t xml:space="preserve">87M</w:t>
@@ -740,7 +691,6 @@
           <w:p>
             <w:pPr>
               <w:pStyle w:val="Compact"/>
-              <w:jc w:val="left"/>
             </w:pPr>
             <w:r>
               <w:t xml:space="preserve">20.5M (ref)</w:t>
@@ -752,7 +702,6 @@
           <w:p>
             <w:pPr>
               <w:pStyle w:val="Compact"/>
-              <w:jc w:val="left"/>
             </w:pPr>
             <w:r>
               <w:t xml:space="preserve">1.8B</w:t>
@@ -764,7 +713,6 @@
           <w:p>
             <w:pPr>
               <w:pStyle w:val="Compact"/>
-              <w:jc w:val="left"/>
             </w:pPr>
             <w:r>
               <w:t xml:space="preserve">Subscription</w:t>
@@ -776,7 +724,6 @@
           <w:p>
             <w:pPr>
               <w:pStyle w:val="Compact"/>
-              <w:jc w:val="left"/>
             </w:pPr>
             <w:r>
               <w:t xml:space="preserve">Closed</w:t>
@@ -788,7 +735,6 @@
           <w:p>
             <w:pPr>
               <w:pStyle w:val="Compact"/>
-              <w:jc w:val="left"/>
             </w:pPr>
             <w:r>
               <w:t xml:space="preserve">For Profit</w:t>
@@ -802,7 +748,6 @@
           <w:p>
             <w:pPr>
               <w:pStyle w:val="Compact"/>
-              <w:jc w:val="left"/>
             </w:pPr>
             <w:r>
               <w:t xml:space="preserve">Web of Science (core)</w:t>
@@ -814,7 +759,6 @@
           <w:p>
             <w:pPr>
               <w:pStyle w:val="Compact"/>
-              <w:jc w:val="left"/>
             </w:pPr>
             <w:r>
               <w:t xml:space="preserve">87M (ref)</w:t>
@@ -826,7 +770,6 @@
           <w:p>
             <w:pPr>
               <w:pStyle w:val="Compact"/>
-              <w:jc w:val="left"/>
             </w:pPr>
             <w:r>
               <w:t xml:space="preserve">12M (ref)</w:t>
@@ -838,7 +781,6 @@
           <w:p>
             <w:pPr>
               <w:pStyle w:val="Compact"/>
-              <w:jc w:val="left"/>
             </w:pPr>
             <w:r>
               <w:t xml:space="preserve">1.8B</w:t>
@@ -850,7 +792,6 @@
           <w:p>
             <w:pPr>
               <w:pStyle w:val="Compact"/>
-              <w:jc w:val="left"/>
             </w:pPr>
             <w:r>
               <w:t xml:space="preserve">Subscription</w:t>
@@ -862,7 +803,6 @@
           <w:p>
             <w:pPr>
               <w:pStyle w:val="Compact"/>
-              <w:jc w:val="left"/>
             </w:pPr>
             <w:r>
               <w:t xml:space="preserve">Closed</w:t>
@@ -874,7 +814,6 @@
           <w:p>
             <w:pPr>
               <w:pStyle w:val="Compact"/>
-              <w:jc w:val="left"/>
             </w:pPr>
             <w:r>
               <w:t xml:space="preserve">For Profit</w:t>
@@ -888,7 +827,6 @@
           <w:p>
             <w:pPr>
               <w:pStyle w:val="Compact"/>
-              <w:jc w:val="left"/>
             </w:pPr>
             <w:r>
               <w:t xml:space="preserve">Dimensions</w:t>
@@ -900,7 +838,6 @@
           <w:p>
             <w:pPr>
               <w:pStyle w:val="Compact"/>
-              <w:jc w:val="left"/>
             </w:pPr>
             <w:r>
               <w:t xml:space="preserve">135M</w:t>
@@ -912,7 +849,6 @@
           <w:p>
             <w:pPr>
               <w:pStyle w:val="Compact"/>
-              <w:jc w:val="left"/>
             </w:pPr>
             <w:r>
               <w:t xml:space="preserve">29M (ref)</w:t>
@@ -924,7 +860,6 @@
           <w:p>
             <w:pPr>
               <w:pStyle w:val="Compact"/>
-              <w:jc w:val="left"/>
             </w:pPr>
             <w:r>
               <w:t xml:space="preserve">1.7B</w:t>
@@ -936,7 +871,6 @@
           <w:p>
             <w:pPr>
               <w:pStyle w:val="Compact"/>
-              <w:jc w:val="left"/>
             </w:pPr>
             <w:r>
               <w:t xml:space="preserve">Freemium</w:t>
@@ -948,7 +882,6 @@
           <w:p>
             <w:pPr>
               <w:pStyle w:val="Compact"/>
-              <w:jc w:val="left"/>
             </w:pPr>
             <w:r>
               <w:t xml:space="preserve">Partly open, personal use</w:t>
@@ -960,7 +893,6 @@
           <w:p>
             <w:pPr>
               <w:pStyle w:val="Compact"/>
-              <w:jc w:val="left"/>
             </w:pPr>
             <w:r>
               <w:t xml:space="preserve">For Profit</w:t>
@@ -974,7 +906,6 @@
           <w:p>
             <w:pPr>
               <w:pStyle w:val="Compact"/>
-              <w:jc w:val="left"/>
             </w:pPr>
             <w:r>
               <w:t xml:space="preserve">Google Scholar</w:t>
@@ -986,7 +917,6 @@
           <w:p>
             <w:pPr>
               <w:pStyle w:val="Compact"/>
-              <w:jc w:val="left"/>
             </w:pPr>
             <w:r>
               <w:t xml:space="preserve">389M (estimated)</w:t>
@@ -998,7 +928,6 @@
           <w:p>
             <w:pPr>
               <w:pStyle w:val="Compact"/>
-              <w:jc w:val="left"/>
             </w:pPr>
             <w:r>
               <w:t xml:space="preserve">?</w:t>
@@ -1010,7 +939,6 @@
           <w:p>
             <w:pPr>
               <w:pStyle w:val="Compact"/>
-              <w:jc w:val="left"/>
             </w:pPr>
             <w:r>
               <w:t xml:space="preserve">?</w:t>
@@ -1022,7 +950,6 @@
           <w:p>
             <w:pPr>
               <w:pStyle w:val="Compact"/>
-              <w:jc w:val="left"/>
             </w:pPr>
             <w:r>
               <w:t xml:space="preserve">Free</w:t>
@@ -1034,7 +961,6 @@
           <w:p>
             <w:pPr>
               <w:pStyle w:val="Compact"/>
-              <w:jc w:val="left"/>
             </w:pPr>
             <w:r>
               <w:t xml:space="preserve">Closed</w:t>
@@ -1046,7 +972,6 @@
           <w:p>
             <w:pPr>
               <w:pStyle w:val="Compact"/>
-              <w:jc w:val="left"/>
             </w:pPr>
             <w:r>
               <w:t xml:space="preserve">For Profit</w:t>
@@ -1060,7 +985,6 @@
           <w:p>
             <w:pPr>
               <w:pStyle w:val="Compact"/>
-              <w:jc w:val="left"/>
             </w:pPr>
             <w:r>
               <w:t xml:space="preserve">Crossref</w:t>
@@ -1072,7 +996,6 @@
           <w:p>
             <w:pPr>
               <w:pStyle w:val="Compact"/>
-              <w:jc w:val="left"/>
             </w:pPr>
             <w:r>
               <w:t xml:space="preserve">145M</w:t>
@@ -1084,7 +1007,6 @@
           <w:p>
             <w:pPr>
               <w:pStyle w:val="Compact"/>
-              <w:jc w:val="left"/>
             </w:pPr>
             <w:r>
               <w:t xml:space="preserve">20M</w:t>
@@ -1096,7 +1018,6 @@
           <w:p>
             <w:pPr>
               <w:pStyle w:val="Compact"/>
-              <w:jc w:val="left"/>
             </w:pPr>
             <w:r>
               <w:t xml:space="preserve">1.45B</w:t>
@@ -1108,7 +1029,6 @@
           <w:p>
             <w:pPr>
               <w:pStyle w:val="Compact"/>
-              <w:jc w:val="left"/>
             </w:pPr>
             <w:r>
               <w:t xml:space="preserve">Free</w:t>
@@ -1120,7 +1040,6 @@
           <w:p>
             <w:pPr>
               <w:pStyle w:val="Compact"/>
-              <w:jc w:val="left"/>
             </w:pPr>
             <w:r>
               <w:t xml:space="preserve">Fully open, CC0 license</w:t>
@@ -1132,7 +1051,6 @@
           <w:p>
             <w:pPr>
               <w:pStyle w:val="Compact"/>
-              <w:jc w:val="left"/>
             </w:pPr>
             <w:r>
               <w:t xml:space="preserve">Non-profit</w:t>
@@ -1413,7 +1331,7 @@
         <w:t xml:space="preserve"> </w:t>
       </w:r>
       <w:r>
-        <w:t xml:space="preserve">access is important for accessing the database programmatically. An example is a search for all articles covering a specific topic. Usually, this is an iterative provess which needs refinement of the search terms. The traditional way is to type the search term in the search box and at least write down the number of hits, change the search term and repeat the process. Especially when other comparisons should also be done (e.g. assessment of certain key-papers are in the search results), this becomes a very tedious and error prone process.</w:t>
+        <w:t xml:space="preserve">access is important for accessing the database programmatically. An example is a search for all articles covering a specific topic. Usually, this is an iterative provess which needs refinement of the search terms. The traditional way is to type the search term in the search box and and write down at least the number of hits, change the search term and repeat the process. Especially when other comparisons should also be done (e.g. assessment of certain key-papers are in the search results), this becomes a very tedious and error prone process.</w:t>
       </w:r>
     </w:p>
     <w:p>
@@ -1445,11 +1363,15 @@
       <w:r>
         <w:t xml:space="preserve">Nevertheless, web acces to conduct manual searches is a valuable tool to conduct initial testing of search terms.</w:t>
       </w:r>
-    </w:p>
-    <w:p>
-      <w:pPr>
-        <w:pStyle w:val="BodyText"/>
-      </w:pPr>
+      <w:r>
+        <w:t xml:space="preserve"> </w:t>
+      </w:r>
+      <w:r>
+        <w:t xml:space="preserve">render</w:t>
+      </w:r>
+      <w:r>
+        <w:t xml:space="preserve"> </w:t>
+      </w:r>
       <w:r>
         <w:t xml:space="preserve">OpenAlex has, as all of the other other scholary data sources, a</w:t>
       </w:r>
@@ -1657,7 +1579,7 @@
         <w:t xml:space="preserve"> </w:t>
       </w:r>
       <w:r>
-        <w:t xml:space="preserve">calls per day with a maximum of 10 per second) is not enaough, a Premium subscription can be obtained (the tsu has obtained a Premium license free of charge due to extensive feed back and extensive discussions with OpenAlex). The pricing is determined on a case by case basis.</w:t>
+        <w:t xml:space="preserve">calls per day with a maximum of 10 per second) is not enough, a Premium subscription can be obtained (the tsu has obtained a Premium license free of charge due to extensive feed back and extensive discussions with OpenAlex). The pricing is determined on a case by case basis.</w:t>
       </w:r>
     </w:p>
     <w:p>
@@ -1665,7 +1587,7 @@
         <w:pStyle w:val="BodyText"/>
       </w:pPr>
       <w:r>
-        <w:t xml:space="preserve">For nearly all usage scenarios within IPBES, the free tier is more than enough, and the remaining usage scenarios are still possible but require longer running times of the search, or can utilise a</w:t>
+        <w:t xml:space="preserve">For nearly all usage scenarios within IPBES, the free tier is more than enough, and the remaining usage scenarios are still possible but require longer, or can utilise a</w:t>
       </w:r>
       <w:r>
         <w:t xml:space="preserve"> </w:t>
@@ -1704,7 +1626,7 @@
         <w:t xml:space="preserve"> </w:t>
       </w:r>
       <w:r>
-        <w:t xml:space="preserve">costs for WoS can easily go intu 10s of thousands per dollars per year, and if a</w:t>
+        <w:t xml:space="preserve">costs for WoS can easily go into 10s of thousands per dollars per year, and if a</w:t>
       </w:r>
       <w:r>
         <w:t xml:space="preserve"> </w:t>
@@ -1721,7 +1643,24 @@
         <w:t xml:space="preserve"> </w:t>
       </w:r>
       <w:r>
-        <w:t xml:space="preserve">is required even in the millions. In addition, none of the offered smaller API {#glossary-api} licenses covers the needs of IPBES, i.e. download of diverse metadata as well as download of a large nuber of works.</w:t>
+        <w:t xml:space="preserve">is required even in the millions. In addition, none of the offered smaller</w:t>
+      </w:r>
+      <w:r>
+        <w:t xml:space="preserve"> </w:t>
+      </w:r>
+      <w:hyperlink w:anchor="glossary-api">
+        <w:r>
+          <w:rPr>
+            <w:rStyle w:val="Hyperlink"/>
+          </w:rPr>
+          <w:t xml:space="preserve">API</w:t>
+        </w:r>
+      </w:hyperlink>
+      <w:r>
+        <w:t xml:space="preserve"> </w:t>
+      </w:r>
+      <w:r>
+        <w:t xml:space="preserve">licenses covers the needs of IPBES, i.e. download of diverse metadata as well as download of a large nuber of works.</w:t>
       </w:r>
     </w:p>
     <w:bookmarkEnd w:id="46"/>
@@ -1748,17 +1687,17 @@
         <w:pStyle w:val="BodyText"/>
       </w:pPr>
       <w:r>
-        <w:t xml:space="preserve">To facilitate the switch, the following technical guidelines are in preparation to help the authors to use OpenAlex programmatically in their assessments</w:t>
-      </w:r>
-      <w:r>
-        <w:t xml:space="preserve"> </w:t>
-      </w:r>
-      <w:r>
-        <w:t xml:space="preserve">-</w:t>
-      </w:r>
-      <w:r>
-        <w:t xml:space="preserve"> </w:t>
-      </w:r>
+        <w:t xml:space="preserve">To facilitate the switch, the following technical guidelines are available and in preparation / planning to help the authors to use OpenAlex programmatically in their assessments</w:t>
+      </w:r>
+    </w:p>
+    <w:p>
+      <w:pPr>
+        <w:pStyle w:val="Compact"/>
+        <w:numPr>
+          <w:ilvl w:val="0"/>
+          <w:numId w:val="1003"/>
+        </w:numPr>
+      </w:pPr>
       <w:hyperlink r:id="rId48">
         <w:r>
           <w:rPr>
@@ -1773,17 +1712,17 @@
         <w:t xml:space="preserve"> </w:t>
       </w:r>
       <w:r>
-        <w:t xml:space="preserve">see other document</w:t>
-      </w:r>
-      <w:r>
-        <w:t xml:space="preserve"> </w:t>
-      </w:r>
-      <w:r>
-        <w:t xml:space="preserve">-</w:t>
-      </w:r>
-      <w:r>
-        <w:t xml:space="preserve"> </w:t>
-      </w:r>
+        <w:t xml:space="preserve">completed</w:t>
+      </w:r>
+    </w:p>
+    <w:p>
+      <w:pPr>
+        <w:pStyle w:val="Compact"/>
+        <w:numPr>
+          <w:ilvl w:val="0"/>
+          <w:numId w:val="1003"/>
+        </w:numPr>
+      </w:pPr>
       <w:r>
         <w:rPr>
           <w:b/>
@@ -1797,15 +1736,15 @@
       <w:r>
         <w:t xml:space="preserve">in planning</w:t>
       </w:r>
-      <w:r>
-        <w:t xml:space="preserve"> </w:t>
-      </w:r>
-      <w:r>
-        <w:t xml:space="preserve">-</w:t>
-      </w:r>
-      <w:r>
-        <w:t xml:space="preserve"> </w:t>
-      </w:r>
+    </w:p>
+    <w:p>
+      <w:pPr>
+        <w:pStyle w:val="Compact"/>
+        <w:numPr>
+          <w:ilvl w:val="0"/>
+          <w:numId w:val="1003"/>
+        </w:numPr>
+      </w:pPr>
       <w:r>
         <w:rPr>
           <w:b/>
@@ -2037,6 +1976,9 @@
     <w:abstractNumId w:val="991"/>
   </w:num>
   <w:num w:numId="1002">
+    <w:abstractNumId w:val="991"/>
+  </w:num>
+  <w:num w:numId="1003">
     <w:abstractNumId w:val="991"/>
   </w:num>
 </w:numbering>
@@ -2124,7 +2066,7 @@
   </w:style>
   <w:style w:styleId="Subtitle" w:type="paragraph">
     <w:name w:val="Subtitle"/>
-    <w:basedOn w:val="Normal"/>
+    <w:basedOn w:val="Title"/>
     <w:next w:val="BodyText"/>
     <w:link w:val="SubtitleChar"/>
     <w:uiPriority w:val="11"/>
@@ -2137,7 +2079,6 @@
     </w:pPr>
     <w:rPr>
       <w:rFonts w:cstheme="majorBidi" w:eastAsiaTheme="majorEastAsia"/>
-      <w:color w:themeColor="text1" w:themeTint="A6" w:val="595959"/>
       <w:spacing w:val="15"/>
       <w:sz w:val="28"/>
       <w:szCs w:val="28"/>
@@ -2190,7 +2131,6 @@
     </w:pPr>
     <w:rPr>
       <w:b/>
-      <w:color w:val="345A8A"/>
       <w:sz w:val="20"/>
       <w:szCs w:val="20"/>
     </w:rPr>

--- a/IPBES_WP_OpenAlex.docx
+++ b/IPBES_WP_OpenAlex.docx
@@ -31,7 +31,7 @@
         <w:pStyle w:val="Date"/>
       </w:pPr>
       <w:r>
-        <w:t xml:space="preserve">2025-02-24</w:t>
+        <w:t xml:space="preserve">2025-03-05</w:t>
       </w:r>
     </w:p>
     <w:p>
@@ -1665,7 +1665,49 @@
     </w:p>
     <w:bookmarkEnd w:id="46"/>
     <w:bookmarkEnd w:id="47"/>
-    <w:bookmarkStart w:id="49" w:name="conclusion"/>
+    <w:bookmarkStart w:id="48" w:name="experience-using-openalex"/>
+    <w:p>
+      <w:pPr>
+        <w:pStyle w:val="Heading2"/>
+      </w:pPr>
+      <w:r>
+        <w:t xml:space="preserve">Experience using OpenAlex</w:t>
+      </w:r>
+    </w:p>
+    <w:p>
+      <w:pPr>
+        <w:pStyle w:val="FirstParagraph"/>
+      </w:pPr>
+      <w:r>
+        <w:t xml:space="preserve">OpenAlex was used in the Transformative Change Assessment to fulfil several requests from the experts. The use of OpenAlex was suggested by the d&amp;k tsu to the experts and the experts decided to use OpenAlex. The main reason was that the analysis and search they had planned would have been essentially not possible with scopus or WoS due to limitations of the GUI and non-availability (and limitations) of the APIs.</w:t>
+      </w:r>
+    </w:p>
+    <w:p>
+      <w:pPr>
+        <w:pStyle w:val="BodyText"/>
+      </w:pPr>
+      <w:r>
+        <w:t xml:space="preserve">OpenAlex enabled us to compile and download the Transformative Change Corpus (TCA Corpus), consisting of 4.5 million works. The works were downloaded, searches in the TCA Corpus were done for several aspects of the TCA and evidence was produced which was considered by the authors as very important to underline their research as well as show venues for additional focal points within the assessment as well as further research based on the assessment.</w:t>
+      </w:r>
+    </w:p>
+    <w:p>
+      <w:pPr>
+        <w:pStyle w:val="BodyText"/>
+      </w:pPr>
+      <w:r>
+        <w:t xml:space="preserve">OpenAlex also enabled us to do a second kind of search, i.e. a snowball search (following the citation graph from selected key papers one genertion back and one generation forward). This very focussed search is easily possible in OpenAlex via the API and the respective R package (openalexR), and has been used in the TCA as well as several times in the Business and Biodiversity Asserssment to obtain corpi of focussed literature to, im most cases, find additional evidence for certain points. It is also in usage for the Monitoring Assessment, which is at the moment conduting at least one snowball and one larger keyword search using OpenAlex.</w:t>
+      </w:r>
+    </w:p>
+    <w:p>
+      <w:pPr>
+        <w:pStyle w:val="BodyText"/>
+      </w:pPr>
+      <w:r>
+        <w:t xml:space="preserve">Overall, the experience with using OpenAlex within IPBES has been very positive and, as multiple requests from outside IPBES indicate, on the front of literature search methodologies in general.</w:t>
+      </w:r>
+    </w:p>
+    <w:bookmarkEnd w:id="48"/>
+    <w:bookmarkStart w:id="50" w:name="conclusion"/>
     <w:p>
       <w:pPr>
         <w:pStyle w:val="Heading2"/>
@@ -1698,7 +1740,7 @@
           <w:numId w:val="1003"/>
         </w:numPr>
       </w:pPr>
-      <w:hyperlink r:id="rId48">
+      <w:hyperlink r:id="rId49">
         <w:r>
           <w:rPr>
             <w:rStyle w:val="Hyperlink"/>
@@ -1759,7 +1801,7 @@
         <w:t xml:space="preserve">early planning stages</w:t>
       </w:r>
     </w:p>
-    <w:bookmarkEnd w:id="49"/>
+    <w:bookmarkEnd w:id="50"/>
     <w:sectPr/>
   </w:body>
 </w:document>

--- a/IPBES_WP_OpenAlex.docx
+++ b/IPBES_WP_OpenAlex.docx
@@ -63,7 +63,36 @@
         </w:r>
       </w:hyperlink>
     </w:p>
-    <w:bookmarkStart w:id="21" w:name="glossary"/>
+    <w:p>
+      <w:pPr>
+        <w:pStyle w:val="BodyText"/>
+      </w:pPr>
+      <w:r>
+        <w:rPr>
+          <w:b/>
+          <w:bCs/>
+        </w:rPr>
+        <w:t xml:space="preserve">GitHub Repo:</w:t>
+      </w:r>
+      <w:r>
+        <w:rPr>
+          <w:b/>
+          <w:bCs/>
+        </w:rPr>
+        <w:t xml:space="preserve"> </w:t>
+      </w:r>
+      <w:hyperlink r:id="rId21">
+        <w:r>
+          <w:rPr>
+            <w:rStyle w:val="Hyperlink"/>
+            <w:b/>
+            <w:bCs/>
+          </w:rPr>
+          <w:t xml:space="preserve">https://github.com/IPBES-Data/IPBES_WP_OpenAlex</w:t>
+        </w:r>
+      </w:hyperlink>
+    </w:p>
+    <w:bookmarkStart w:id="22" w:name="glossary"/>
     <w:p>
       <w:pPr>
         <w:pStyle w:val="Heading2"/>
@@ -102,8 +131,8 @@
         <w:t xml:space="preserve">: A snapshot of the data which can be downloaded for local use.</w:t>
       </w:r>
     </w:p>
-    <w:bookmarkEnd w:id="21"/>
-    <w:bookmarkStart w:id="26" w:name="introduction"/>
+    <w:bookmarkEnd w:id="22"/>
+    <w:bookmarkStart w:id="27" w:name="introduction"/>
     <w:p>
       <w:pPr>
         <w:pStyle w:val="Heading2"/>
@@ -122,7 +151,7 @@
       <w:r>
         <w:t xml:space="preserve"> </w:t>
       </w:r>
-      <w:hyperlink r:id="rId22">
+      <w:hyperlink r:id="rId23">
         <w:r>
           <w:rPr>
             <w:rStyle w:val="Hyperlink"/>
@@ -139,33 +168,154 @@
       <w:r>
         <w:t xml:space="preserve"> </w:t>
       </w:r>
+      <w:hyperlink r:id="rId24">
+        <w:r>
+          <w:rPr>
+            <w:rStyle w:val="Hyperlink"/>
+          </w:rPr>
+          <w:t xml:space="preserve">Web of Science</w:t>
+        </w:r>
+      </w:hyperlink>
+      <w:r>
+        <w:t xml:space="preserve"> </w:t>
+      </w:r>
+      <w:r>
+        <w:t xml:space="preserve">and</w:t>
+      </w:r>
+      <w:r>
+        <w:t xml:space="preserve"> </w:t>
+      </w:r>
+      <w:hyperlink r:id="rId25">
+        <w:r>
+          <w:rPr>
+            <w:rStyle w:val="Hyperlink"/>
+          </w:rPr>
+          <w:t xml:space="preserve">Scopus</w:t>
+        </w:r>
+      </w:hyperlink>
+      <w:r>
+        <w:t xml:space="preserve">. The focus is on its use within IPBES, emphasizing the transparency of academic literature searches.</w:t>
+      </w:r>
+    </w:p>
+    <w:p>
+      <w:pPr>
+        <w:pStyle w:val="BodyText"/>
+      </w:pPr>
+      <w:r>
+        <w:t xml:space="preserve">In IPBES assessments, the main sources for scholary literature search were</w:t>
+      </w:r>
+      <w:r>
+        <w:t xml:space="preserve"> </w:t>
+      </w:r>
+      <w:hyperlink r:id="rId24">
+        <w:r>
+          <w:rPr>
+            <w:rStyle w:val="Hyperlink"/>
+          </w:rPr>
+          <w:t xml:space="preserve">Web of Science</w:t>
+        </w:r>
+      </w:hyperlink>
+      <w:r>
+        <w:t xml:space="preserve"> </w:t>
+      </w:r>
+      <w:r>
+        <w:t xml:space="preserve">and</w:t>
+      </w:r>
+      <w:r>
+        <w:t xml:space="preserve"> </w:t>
+      </w:r>
+      <w:hyperlink r:id="rId25">
+        <w:r>
+          <w:rPr>
+            <w:rStyle w:val="Hyperlink"/>
+          </w:rPr>
+          <w:t xml:space="preserve">Scopus</w:t>
+        </w:r>
+      </w:hyperlink>
+      <w:r>
+        <w:t xml:space="preserve">. These were mainly used via the web interface due to licensing limitations and complexities in the</w:t>
+      </w:r>
+      <w:r>
+        <w:t xml:space="preserve"> </w:t>
+      </w:r>
+      <w:hyperlink w:anchor="glossary-api">
+        <w:r>
+          <w:rPr>
+            <w:rStyle w:val="Hyperlink"/>
+          </w:rPr>
+          <w:t xml:space="preserve">API</w:t>
+        </w:r>
+      </w:hyperlink>
+      <w:r>
+        <w:t xml:space="preserve">. The use of the web interface poses a considerable problem regarding transparency and reproducibility of the search. In addition, neither the data used of these scholary data sources nor the code which is used to conduct the search or the</w:t>
+      </w:r>
+      <w:r>
+        <w:t xml:space="preserve"> </w:t>
+      </w:r>
+      <w:hyperlink w:anchor="glossary-api">
+        <w:r>
+          <w:rPr>
+            <w:rStyle w:val="Hyperlink"/>
+          </w:rPr>
+          <w:t xml:space="preserve">API</w:t>
+        </w:r>
+      </w:hyperlink>
+      <w:r>
+        <w:t xml:space="preserve"> </w:t>
+      </w:r>
+      <w:r>
+        <w:t xml:space="preserve">implementation is openly availabe. As literature forms the foundation of most aspects in IPBES assessments, this lack of transparency filters through to the final product.</w:t>
+      </w:r>
+      <w:r>
+        <w:t xml:space="preserve"> </w:t>
+      </w:r>
+      <w:r>
+        <w:t xml:space="preserve">The Data and Knowledge Management Policy (https://www.ipbes.net/node/38260 and https://zenodo.org/records/6243095) aims to enhance the transparency of IPBES products. An option to the replace the proprietary scholarly data sources is</w:t>
+      </w:r>
+      <w:r>
+        <w:t xml:space="preserve"> </w:t>
+      </w:r>
       <w:hyperlink r:id="rId23">
         <w:r>
           <w:rPr>
             <w:rStyle w:val="Hyperlink"/>
           </w:rPr>
-          <w:t xml:space="preserve">Web of Science</w:t>
-        </w:r>
-      </w:hyperlink>
-      <w:r>
-        <w:t xml:space="preserve"> </w:t>
-      </w:r>
-      <w:r>
-        <w:t xml:space="preserve">and</w:t>
-      </w:r>
-      <w:r>
-        <w:t xml:space="preserve"> </w:t>
-      </w:r>
-      <w:hyperlink r:id="rId24">
-        <w:r>
-          <w:rPr>
-            <w:rStyle w:val="Hyperlink"/>
-          </w:rPr>
-          <w:t xml:space="preserve">Scopus</w:t>
-        </w:r>
-      </w:hyperlink>
-      <w:r>
-        <w:t xml:space="preserve">. The focus is on its use within IPBES, emphasizing the transparency of academic literature searches.</w:t>
+          <w:t xml:space="preserve">OpenAlex</w:t>
+        </w:r>
+      </w:hyperlink>
+      <w:r>
+        <w:t xml:space="preserve">. Unlike the proprietary and restricted scholarly data sources,</w:t>
+      </w:r>
+      <w:r>
+        <w:t xml:space="preserve"> </w:t>
+      </w:r>
+      <w:hyperlink r:id="rId23">
+        <w:r>
+          <w:rPr>
+            <w:rStyle w:val="Hyperlink"/>
+          </w:rPr>
+          <w:t xml:space="preserve">OpenAlex</w:t>
+        </w:r>
+      </w:hyperlink>
+      <w:r>
+        <w:t xml:space="preserve"> </w:t>
+      </w:r>
+      <w:r>
+        <w:t xml:space="preserve">is open, free to use, and both the data and code are openly accessible under the</w:t>
+      </w:r>
+      <w:r>
+        <w:t xml:space="preserve"> </w:t>
+      </w:r>
+      <w:hyperlink r:id="rId26">
+        <w:r>
+          <w:rPr>
+            <w:rStyle w:val="Hyperlink"/>
+          </w:rPr>
+          <w:t xml:space="preserve">CC0 license</w:t>
+        </w:r>
+      </w:hyperlink>
+      <w:r>
+        <w:t xml:space="preserve">.</w:t>
       </w:r>
     </w:p>
     <w:p>
@@ -173,120 +323,7 @@
         <w:pStyle w:val="BodyText"/>
       </w:pPr>
       <w:r>
-        <w:t xml:space="preserve">In IPBES assessments, the main sources for scholary literature search were</w:t>
-      </w:r>
-      <w:r>
-        <w:t xml:space="preserve"> </w:t>
-      </w:r>
-      <w:hyperlink r:id="rId23">
-        <w:r>
-          <w:rPr>
-            <w:rStyle w:val="Hyperlink"/>
-          </w:rPr>
-          <w:t xml:space="preserve">Web of Science</w:t>
-        </w:r>
-      </w:hyperlink>
-      <w:r>
-        <w:t xml:space="preserve"> </w:t>
-      </w:r>
-      <w:r>
-        <w:t xml:space="preserve">and</w:t>
-      </w:r>
-      <w:r>
-        <w:t xml:space="preserve"> </w:t>
-      </w:r>
-      <w:hyperlink r:id="rId24">
-        <w:r>
-          <w:rPr>
-            <w:rStyle w:val="Hyperlink"/>
-          </w:rPr>
-          <w:t xml:space="preserve">Scopus</w:t>
-        </w:r>
-      </w:hyperlink>
-      <w:r>
-        <w:t xml:space="preserve">. These were mainly used via the web interface due to licensing limitations and complexities in the</w:t>
-      </w:r>
-      <w:r>
-        <w:t xml:space="preserve"> </w:t>
-      </w:r>
-      <w:hyperlink w:anchor="glossary-api">
-        <w:r>
-          <w:rPr>
-            <w:rStyle w:val="Hyperlink"/>
-          </w:rPr>
-          <w:t xml:space="preserve">API</w:t>
-        </w:r>
-      </w:hyperlink>
-      <w:r>
-        <w:t xml:space="preserve">. The use of the web interface poses a considerable problem regarding transparency and reproducibility of the search. In addition, neither the data used of these scholary data sources nor the code which is used to conduct the search or the</w:t>
-      </w:r>
-      <w:r>
-        <w:t xml:space="preserve"> </w:t>
-      </w:r>
-      <w:hyperlink w:anchor="glossary-api">
-        <w:r>
-          <w:rPr>
-            <w:rStyle w:val="Hyperlink"/>
-          </w:rPr>
-          <w:t xml:space="preserve">API</w:t>
-        </w:r>
-      </w:hyperlink>
-      <w:r>
-        <w:t xml:space="preserve"> </w:t>
-      </w:r>
-      <w:r>
-        <w:t xml:space="preserve">implementation is openly availabe. As literature forms the foundation of most aspects in IPBES assessments, this lack of transparency filters through to the final product.</w:t>
-      </w:r>
-      <w:r>
-        <w:t xml:space="preserve"> </w:t>
-      </w:r>
-      <w:r>
-        <w:t xml:space="preserve">The Data and Knowledge Management Policy (https://www.ipbes.net/node/38260 and https://zenodo.org/records/6243095) aims to enhance the transparency of IPBES products. An option to the replace the proprietary scholarly data sources is</w:t>
-      </w:r>
-      <w:r>
-        <w:t xml:space="preserve"> </w:t>
-      </w:r>
-      <w:hyperlink r:id="rId22">
-        <w:r>
-          <w:rPr>
-            <w:rStyle w:val="Hyperlink"/>
-          </w:rPr>
-          <w:t xml:space="preserve">OpenAlex</w:t>
-        </w:r>
-      </w:hyperlink>
-      <w:r>
-        <w:t xml:space="preserve">. Unlike the proprietary and restricted scholarly data sources,</w:t>
-      </w:r>
-      <w:r>
-        <w:t xml:space="preserve"> </w:t>
-      </w:r>
-      <w:hyperlink r:id="rId22">
-        <w:r>
-          <w:rPr>
-            <w:rStyle w:val="Hyperlink"/>
-          </w:rPr>
-          <w:t xml:space="preserve">OpenAlex</w:t>
-        </w:r>
-      </w:hyperlink>
-      <w:r>
-        <w:t xml:space="preserve"> </w:t>
-      </w:r>
-      <w:r>
-        <w:t xml:space="preserve">is open, free to use, and both the data and code are openly accessible under the</w:t>
-      </w:r>
-      <w:r>
-        <w:t xml:space="preserve"> </w:t>
-      </w:r>
-      <w:hyperlink r:id="rId25">
-        <w:r>
-          <w:rPr>
-            <w:rStyle w:val="Hyperlink"/>
-          </w:rPr>
-          <w:t xml:space="preserve">CC0 license</w:t>
-        </w:r>
-      </w:hyperlink>
-      <w:r>
-        <w:t xml:space="preserve">.</w:t>
+        <w:t xml:space="preserve">The data tsu therefore decided to assess the suitability of OpenAlex as a replacement for the proprietary scholary data sources in the context of IPBES, with particular focus on the needs of the assessments. Based on this initial assessment and the initial usage in assessments, we recommend the usage of OpenAlex instead of proprietary scholary data sources.</w:t>
       </w:r>
     </w:p>
     <w:p>
@@ -294,19 +331,11 @@
         <w:pStyle w:val="BodyText"/>
       </w:pPr>
       <w:r>
-        <w:t xml:space="preserve">The data tsu therefore decided to assess the suitability of OpenAlex as a replacement for the proprietary scholary data sources in the context of IPBES, with particular focus on the needs of the assessments. Based on this initial assessment and the initial usage in assessments, we recommend the usage of OpenAlex instead of proprietary scholary data sources.</w:t>
-      </w:r>
-    </w:p>
-    <w:p>
-      <w:pPr>
-        <w:pStyle w:val="BodyText"/>
-      </w:pPr>
-      <w:r>
         <w:t xml:space="preserve">This document will detail differences between these sholary data sources and outline the advantages of OpenAlex over WoS and Scopus.</w:t>
       </w:r>
     </w:p>
-    <w:bookmarkEnd w:id="26"/>
-    <w:bookmarkStart w:id="47" w:name="Xb2a4417153bff5c85699531b63cd0104170f00b"/>
+    <w:bookmarkEnd w:id="27"/>
+    <w:bookmarkStart w:id="48" w:name="Xb2a4417153bff5c85699531b63cd0104170f00b"/>
     <w:p>
       <w:pPr>
         <w:pStyle w:val="Heading2"/>
@@ -408,7 +437,7 @@
         <w:t xml:space="preserve">We will go throuh these points in more detail now.</w:t>
       </w:r>
     </w:p>
-    <w:bookmarkStart w:id="32" w:name="sec-comp_open_alex"/>
+    <w:bookmarkStart w:id="33" w:name="sec-comp_open_alex"/>
     <w:p>
       <w:pPr>
         <w:pStyle w:val="Heading3"/>
@@ -427,7 +456,7 @@
       <w:r>
         <w:t xml:space="preserve"> </w:t>
       </w:r>
-      <w:hyperlink r:id="rId27">
+      <w:hyperlink r:id="rId28">
         <w:r>
           <w:rPr>
             <w:rStyle w:val="Hyperlink"/>
@@ -444,7 +473,7 @@
       <w:r>
         <w:t xml:space="preserve"> </w:t>
       </w:r>
-      <w:hyperlink r:id="rId28">
+      <w:hyperlink r:id="rId29">
         <w:r>
           <w:rPr>
             <w:rStyle w:val="Hyperlink"/>
@@ -461,7 +490,7 @@
       <w:r>
         <w:t xml:space="preserve"> </w:t>
       </w:r>
-      <w:hyperlink r:id="rId29">
+      <w:hyperlink r:id="rId30">
         <w:r>
           <w:rPr>
             <w:rStyle w:val="Hyperlink"/>
@@ -1069,7 +1098,7 @@
       <w:r>
         <w:t xml:space="preserve"> </w:t>
       </w:r>
-      <w:hyperlink r:id="rId30">
+      <w:hyperlink r:id="rId31">
         <w:r>
           <w:rPr>
             <w:rStyle w:val="Hyperlink"/>
@@ -1085,7 +1114,7 @@
       <w:pPr>
         <w:pStyle w:val="BodyText"/>
       </w:pPr>
-      <w:hyperlink r:id="rId31">
+      <w:hyperlink r:id="rId32">
         <w:r>
           <w:rPr>
             <w:rStyle w:val="Hyperlink"/>
@@ -1108,8 +1137,8 @@
         <w:t xml:space="preserve">[…] when restricted to a cleaned dataset of 16,788,282 recent publications shared by all three databases, OpenAlex has average reference numbers comparable to both Web of Science and Scopus.</w:t>
       </w:r>
     </w:p>
-    <w:bookmarkEnd w:id="32"/>
-    <w:bookmarkStart w:id="38" w:name="X4e1fa75a57795e0a1cad4692107031306532854"/>
+    <w:bookmarkEnd w:id="33"/>
+    <w:bookmarkStart w:id="39" w:name="X4e1fa75a57795e0a1cad4692107031306532854"/>
     <w:p>
       <w:pPr>
         <w:pStyle w:val="Heading3"/>
@@ -1135,18 +1164,18 @@
           <wp:inline>
             <wp:extent cx="5334000" cy="3480232"/>
             <wp:effectExtent b="0" l="0" r="0" t="0"/>
-            <wp:docPr descr="From: OpenAlex" title="" id="34" name="Picture"/>
+            <wp:docPr descr="From: OpenAlex" title="" id="35" name="Picture"/>
             <a:graphic>
               <a:graphicData uri="http://schemas.openxmlformats.org/drawingml/2006/picture">
                 <pic:pic>
                   <pic:nvPicPr>
-                    <pic:cNvPr descr="./figures/OpenAlexStats.png" id="35" name="Picture"/>
+                    <pic:cNvPr descr="./figures/OpenAlexStats.png" id="36" name="Picture"/>
                     <pic:cNvPicPr>
                       <a:picLocks noChangeArrowheads="1" noChangeAspect="1"/>
                     </pic:cNvPicPr>
                   </pic:nvPicPr>
                   <pic:blipFill>
-                    <a:blip r:embed="rId33"/>
+                    <a:blip r:embed="rId34"/>
                     <a:stretch>
                       <a:fillRect/>
                     </a:stretch>
@@ -1183,7 +1212,7 @@
       <w:r>
         <w:t xml:space="preserve"> </w:t>
       </w:r>
-      <w:hyperlink r:id="rId36">
+      <w:hyperlink r:id="rId37">
         <w:r>
           <w:rPr>
             <w:rStyle w:val="Hyperlink"/>
@@ -1196,7 +1225,7 @@
       <w:pPr>
         <w:pStyle w:val="BodyText"/>
       </w:pPr>
-      <w:hyperlink r:id="rId37">
+      <w:hyperlink r:id="rId38">
         <w:r>
           <w:rPr>
             <w:rStyle w:val="Hyperlink"/>
@@ -1219,8 +1248,8 @@
         <w:t xml:space="preserve">Our analysis shows that OpenAlex offers the most extensive publication coverage. In terms of metadata, OpenAlex offers a high coverage of publication and author information. It performs worse regarding affiliations, references, and funder information. Importantly, our results also show that metadata availability in OpenAlex is better for publications that are also indexed in Scopus or WoS.</w:t>
       </w:r>
     </w:p>
-    <w:bookmarkEnd w:id="38"/>
-    <w:bookmarkStart w:id="40" w:name="openness-of-data-and-code-used"/>
+    <w:bookmarkEnd w:id="39"/>
+    <w:bookmarkStart w:id="41" w:name="openness-of-data-and-code-used"/>
     <w:p>
       <w:pPr>
         <w:pStyle w:val="Heading3"/>
@@ -1262,7 +1291,7 @@
       <w:r>
         <w:t xml:space="preserve"> </w:t>
       </w:r>
-      <w:hyperlink r:id="rId39">
+      <w:hyperlink r:id="rId40">
         <w:r>
           <w:rPr>
             <w:rStyle w:val="Hyperlink"/>
@@ -1288,8 +1317,8 @@
         <w:t xml:space="preserve">.</w:t>
       </w:r>
     </w:p>
-    <w:bookmarkEnd w:id="40"/>
-    <w:bookmarkStart w:id="45" w:name="web-and-api-access"/>
+    <w:bookmarkEnd w:id="41"/>
+    <w:bookmarkStart w:id="46" w:name="web-and-api-access"/>
     <w:p>
       <w:pPr>
         <w:pStyle w:val="Heading3"/>
@@ -1378,7 +1407,7 @@
       <w:r>
         <w:t xml:space="preserve"> </w:t>
       </w:r>
-      <w:hyperlink r:id="rId41">
+      <w:hyperlink r:id="rId42">
         <w:r>
           <w:rPr>
             <w:rStyle w:val="Hyperlink"/>
@@ -1442,7 +1471,7 @@
       <w:r>
         <w:t xml:space="preserve"> </w:t>
       </w:r>
-      <w:hyperlink r:id="rId42">
+      <w:hyperlink r:id="rId43">
         <w:r>
           <w:rPr>
             <w:rStyle w:val="Hyperlink"/>
@@ -1501,7 +1530,7 @@
       <w:r>
         <w:t xml:space="preserve"> </w:t>
       </w:r>
-      <w:hyperlink r:id="rId43">
+      <w:hyperlink r:id="rId44">
         <w:r>
           <w:rPr>
             <w:rStyle w:val="Hyperlink"/>
@@ -1535,7 +1564,7 @@
       <w:r>
         <w:t xml:space="preserve"> </w:t>
       </w:r>
-      <w:hyperlink r:id="rId44">
+      <w:hyperlink r:id="rId45">
         <w:r>
           <w:rPr>
             <w:rStyle w:val="Hyperlink"/>
@@ -1547,8 +1576,8 @@
         <w:t xml:space="preserve">.</w:t>
       </w:r>
     </w:p>
-    <w:bookmarkEnd w:id="45"/>
-    <w:bookmarkStart w:id="46" w:name="costs"/>
+    <w:bookmarkEnd w:id="46"/>
+    <w:bookmarkStart w:id="47" w:name="costs"/>
     <w:p>
       <w:pPr>
         <w:pStyle w:val="Heading3"/>
@@ -1663,9 +1692,9 @@
         <w:t xml:space="preserve">licenses covers the needs of IPBES, i.e. download of diverse metadata as well as download of a large nuber of works.</w:t>
       </w:r>
     </w:p>
-    <w:bookmarkEnd w:id="46"/>
     <w:bookmarkEnd w:id="47"/>
-    <w:bookmarkStart w:id="48" w:name="experience-using-openalex"/>
+    <w:bookmarkEnd w:id="48"/>
+    <w:bookmarkStart w:id="49" w:name="experience-using-openalex"/>
     <w:p>
       <w:pPr>
         <w:pStyle w:val="Heading2"/>
@@ -1706,8 +1735,8 @@
         <w:t xml:space="preserve">Overall, the experience with using OpenAlex within IPBES has been very positive and, as multiple requests from outside IPBES indicate, on the front of literature search methodologies in general.</w:t>
       </w:r>
     </w:p>
-    <w:bookmarkEnd w:id="48"/>
-    <w:bookmarkStart w:id="50" w:name="conclusion"/>
+    <w:bookmarkEnd w:id="49"/>
+    <w:bookmarkStart w:id="51" w:name="conclusion"/>
     <w:p>
       <w:pPr>
         <w:pStyle w:val="Heading2"/>
@@ -1740,7 +1769,7 @@
           <w:numId w:val="1003"/>
         </w:numPr>
       </w:pPr>
-      <w:hyperlink r:id="rId49">
+      <w:hyperlink r:id="rId50">
         <w:r>
           <w:rPr>
             <w:rStyle w:val="Hyperlink"/>
@@ -1801,7 +1830,7 @@
         <w:t xml:space="preserve">early planning stages</w:t>
       </w:r>
     </w:p>
-    <w:bookmarkEnd w:id="50"/>
+    <w:bookmarkEnd w:id="51"/>
     <w:sectPr/>
   </w:body>
 </w:document>

--- a/IPBES_WP_OpenAlex.docx
+++ b/IPBES_WP_OpenAlex.docx
@@ -31,7 +31,7 @@
         <w:pStyle w:val="Date"/>
       </w:pPr>
       <w:r>
-        <w:t xml:space="preserve">2025-03-05</w:t>
+        <w:t xml:space="preserve">2026-03-13</w:t>
       </w:r>
     </w:p>
     <w:p>
@@ -131,6 +131,21 @@
         <w:t xml:space="preserve">: A snapshot of the data which can be downloaded for local use.</w:t>
       </w:r>
     </w:p>
+    <w:p>
+      <w:pPr>
+        <w:pStyle w:val="Compact"/>
+        <w:numPr>
+          <w:ilvl w:val="0"/>
+          <w:numId w:val="1001"/>
+        </w:numPr>
+      </w:pPr>
+      <w:r>
+        <w:t xml:space="preserve">linked open data</w:t>
+      </w:r>
+      <w:r>
+        <w:t xml:space="preserve">: Representing a document (in IPBES context at the moment the assessments) in a structured format which allows linking of the documents with each other and also other documents available. It provides structure to the text, and includes cross links.</w:t>
+      </w:r>
+    </w:p>
     <w:bookmarkEnd w:id="22"/>
     <w:bookmarkStart w:id="27" w:name="introduction"/>
     <w:p>
@@ -202,7 +217,7 @@
         <w:pStyle w:val="BodyText"/>
       </w:pPr>
       <w:r>
-        <w:t xml:space="preserve">In IPBES assessments, the main sources for scholary literature search were</w:t>
+        <w:t xml:space="preserve">In IPBES assessments, the main sources for scholarly literature search were</w:t>
       </w:r>
       <w:r>
         <w:t xml:space="preserve"> </w:t>
@@ -247,7 +262,7 @@
         </w:r>
       </w:hyperlink>
       <w:r>
-        <w:t xml:space="preserve">. The use of the web interface poses a considerable problem regarding transparency and reproducibility of the search. In addition, neither the data used of these scholary data sources nor the code which is used to conduct the search or the</w:t>
+        <w:t xml:space="preserve">. The use of the web interface poses a considerable problem regarding transparency and reproducibility of the search. In addition, neither the data used of these scholarly data sources nor the code which is used to conduct the search or the</w:t>
       </w:r>
       <w:r>
         <w:t xml:space="preserve"> </w:t>
@@ -264,13 +279,15 @@
         <w:t xml:space="preserve"> </w:t>
       </w:r>
       <w:r>
-        <w:t xml:space="preserve">implementation is openly availabe. As literature forms the foundation of most aspects in IPBES assessments, this lack of transparency filters through to the final product.</w:t>
-      </w:r>
-      <w:r>
-        <w:t xml:space="preserve"> </w:t>
-      </w:r>
-      <w:r>
-        <w:t xml:space="preserve">The Data and Knowledge Management Policy (https://www.ipbes.net/node/38260 and https://zenodo.org/records/6243095) aims to enhance the transparency of IPBES products. An option to the replace the proprietary scholarly data sources is</w:t>
+        <w:t xml:space="preserve">implementation is openly available. As literature forms the foundation of most aspects in IPBES assessments, this lack of transparency filters through to the final product.</w:t>
+      </w:r>
+    </w:p>
+    <w:p>
+      <w:pPr>
+        <w:pStyle w:val="BodyText"/>
+      </w:pPr>
+      <w:r>
+        <w:t xml:space="preserve">The Data and Knowledge Management Policy (https://www.ipbes.net/node/38260 and https://doi.org/10.5281/zenodo.3551078) aims to enhance the transparency of IPBES products. An option to the replace the proprietary scholarly data sources is</w:t>
       </w:r>
       <w:r>
         <w:t xml:space="preserve"> </w:t>
@@ -323,7 +340,7 @@
         <w:pStyle w:val="BodyText"/>
       </w:pPr>
       <w:r>
-        <w:t xml:space="preserve">The data tsu therefore decided to assess the suitability of OpenAlex as a replacement for the proprietary scholary data sources in the context of IPBES, with particular focus on the needs of the assessments. Based on this initial assessment and the initial usage in assessments, we recommend the usage of OpenAlex instead of proprietary scholary data sources.</w:t>
+        <w:t xml:space="preserve">The data and knowledge TF and tsu therefore decided to assess the suitability of OpenAlex as a replacement for the proprietary scholarly data sources in the context of IPBES, with particular focus on the needs of the assessments. Based on this initial assessment and the initial usage in assessments, we recommend the usage of OpenAlex instead of proprietary scholarly data sources.</w:t>
       </w:r>
     </w:p>
     <w:p>
@@ -331,11 +348,11 @@
         <w:pStyle w:val="BodyText"/>
       </w:pPr>
       <w:r>
-        <w:t xml:space="preserve">This document will detail differences between these sholary data sources and outline the advantages of OpenAlex over WoS and Scopus.</w:t>
+        <w:t xml:space="preserve">This document will detail differences between these scholarly data sources and outline the advantages of OpenAlex over WoS and Scopus.</w:t>
       </w:r>
     </w:p>
     <w:bookmarkEnd w:id="27"/>
-    <w:bookmarkStart w:id="48" w:name="Xb2a4417153bff5c85699531b63cd0104170f00b"/>
+    <w:bookmarkStart w:id="51" w:name="Xb2a4417153bff5c85699531b63cd0104170f00b"/>
     <w:p>
       <w:pPr>
         <w:pStyle w:val="Heading2"/>
@@ -361,7 +378,7 @@
         </w:numPr>
       </w:pPr>
       <w:r>
-        <w:t xml:space="preserve">Number of works in the dta source and number of OpenAccess works</w:t>
+        <w:t xml:space="preserve">Number of works in the data source and number of OpenAccess works</w:t>
       </w:r>
     </w:p>
     <w:p>
@@ -434,10 +451,10 @@
         <w:pStyle w:val="FirstParagraph"/>
       </w:pPr>
       <w:r>
-        <w:t xml:space="preserve">We will go throuh these points in more detail now.</w:t>
-      </w:r>
-    </w:p>
-    <w:bookmarkStart w:id="33" w:name="sec-comp_open_alex"/>
+        <w:t xml:space="preserve">We will go through these points in more detail now.</w:t>
+      </w:r>
+    </w:p>
+    <w:bookmarkStart w:id="35" w:name="sec-comp_open_alex"/>
     <w:p>
       <w:pPr>
         <w:pStyle w:val="Heading3"/>
@@ -499,7 +516,7 @@
         </w:r>
       </w:hyperlink>
       <w:r>
-        <w:t xml:space="preserve">).</w:t>
+        <w:t xml:space="preserve">). Recently there was a huge increase in works available in OpenAlex du=t to ingestion of additional data sources.</w:t>
       </w:r>
     </w:p>
     <w:p>
@@ -507,7 +524,7 @@
         <w:pStyle w:val="BodyText"/>
       </w:pPr>
       <w:r>
-        <w:t xml:space="preserve">As can be seen in this table, OpenAlex has more works than any other scholary data source with the exception of google scholar.</w:t>
+        <w:t xml:space="preserve">Most works in OpenAlex are ingested via Crossref, but a large proportion are from other sources.</w:t>
       </w:r>
     </w:p>
     <w:p>
@@ -515,7 +532,687 @@
         <w:pStyle w:val="BodyText"/>
       </w:pPr>
       <w:r>
-        <w:t xml:space="preserve">Most works in OpenAlex are ingested via Crossref, but a large proportion are from other sources.</w:t>
+        <w:t xml:space="preserve">Culbert et al. (2025)</w:t>
+      </w:r>
+      <w:r>
+        <w:t xml:space="preserve"> </w:t>
+      </w:r>
+      <w:r>
+        <w:t xml:space="preserve">analysed the coverage of OpenAlex, Web of Science and Scopus up to and came to the conclusion that</w:t>
+      </w:r>
+    </w:p>
+    <w:p>
+      <w:pPr>
+        <w:pStyle w:val="BlockText"/>
+      </w:pPr>
+      <w:r>
+        <w:t xml:space="preserve">[…] when restricted to a cleaned dataset of 16,788,282 recent publications shared by all three databases, OpenAlex has average reference numbers comparable to both Web of Science and Scopus.</w:t>
+      </w:r>
+    </w:p>
+    <w:p>
+      <w:pPr>
+        <w:pStyle w:val="FirstParagraph"/>
+      </w:pPr>
+      <w:r>
+        <w:t xml:space="preserve">This is also clearly illustrated clearly by Figure 1 from the article.</w:t>
+      </w:r>
+    </w:p>
+    <w:tbl>
+      <w:tblPr>
+        <w:tblStyle w:val="Table"/>
+        <w:tblW w:type="pct" w:w="5000"/>
+        <w:tblLayout w:type="fixed"/>
+        <w:tblLook w:firstRow="0" w:lastRow="0" w:firstColumn="0" w:lastColumn="0" w:noHBand="0" w:noVBand="0" w:val="0000"/>
+      </w:tblPr>
+      <w:tblGrid>
+        <w:gridCol w:w="7920"/>
+      </w:tblGrid>
+      <w:tr>
+        <w:tc>
+          <w:tcPr/>
+          <w:bookmarkStart w:id="34" w:name="fig-openalex-coverage"/>
+          <w:p>
+            <w:pPr>
+              <w:pStyle w:val="Compact"/>
+              <w:jc w:val="center"/>
+            </w:pPr>
+            <w:r>
+              <w:drawing>
+                <wp:inline>
+                  <wp:extent cx="5334000" cy="6158961"/>
+                  <wp:effectExtent b="0" l="0" r="0" t="0"/>
+                  <wp:docPr descr="" title="" id="32" name="Picture"/>
+                  <a:graphic>
+                    <a:graphicData uri="http://schemas.openxmlformats.org/drawingml/2006/picture">
+                      <pic:pic>
+                        <pic:nvPicPr>
+                          <pic:cNvPr descr="figures/Culbert2025a_Fig_1.png" id="33" name="Picture"/>
+                          <pic:cNvPicPr>
+                            <a:picLocks noChangeArrowheads="1" noChangeAspect="1"/>
+                          </pic:cNvPicPr>
+                        </pic:nvPicPr>
+                        <pic:blipFill>
+                          <a:blip r:embed="rId31"/>
+                          <a:stretch>
+                            <a:fillRect/>
+                          </a:stretch>
+                        </pic:blipFill>
+                        <pic:spPr bwMode="auto">
+                          <a:xfrm>
+                            <a:off x="0" y="0"/>
+                            <a:ext cx="5334000" cy="6158961"/>
+                          </a:xfrm>
+                          <a:prstGeom prst="rect">
+                            <a:avLst/>
+                          </a:prstGeom>
+                          <a:noFill/>
+                          <a:ln w="9525">
+                            <a:noFill/>
+                            <a:headEnd/>
+                            <a:tailEnd/>
+                          </a:ln>
+                        </pic:spPr>
+                      </pic:pic>
+                    </a:graphicData>
+                  </a:graphic>
+                </wp:inline>
+              </w:drawing>
+            </w:r>
+          </w:p>
+          <w:p>
+            <w:pPr>
+              <w:jc w:val="center"/>
+            </w:pPr>
+            <w:pPr>
+              <w:jc w:val="left"/>
+              <w:spacing w:before="200"/>
+              <w:pStyle w:val="ImageCaption"/>
+            </w:pPr>
+            <w:r>
+              <w:t xml:space="preserve">Figure 1: Venn diagram of the intersection sizes of unique DOIs based in each database on exact DOI match (without deduplication, i.e. cases of DOIs that have been assigned to multiple papers are now kept in the sets), for records published between 2015 and 2022 (Source for caption and figure:</w:t>
+            </w:r>
+            <w:r>
+              <w:t xml:space="preserve"> </w:t>
+            </w:r>
+            <w:r>
+              <w:t xml:space="preserve">Culbert et al. (2025)</w:t>
+            </w:r>
+            <w:r>
+              <w:t xml:space="preserve">, Figure 1).</w:t>
+            </w:r>
+          </w:p>
+          <w:bookmarkEnd w:id="34"/>
+        </w:tc>
+      </w:tr>
+    </w:tbl>
+    <w:bookmarkEnd w:id="35"/>
+    <w:bookmarkStart w:id="41" w:name="X4e1fa75a57795e0a1cad4692107031306532854"/>
+    <w:p>
+      <w:pPr>
+        <w:pStyle w:val="Heading3"/>
+      </w:pPr>
+      <w:r>
+        <w:t xml:space="preserve">Coverage (e.g Global South, academic, grey literature, etc)</w:t>
+      </w:r>
+    </w:p>
+    <w:p>
+      <w:pPr>
+        <w:pStyle w:val="FirstParagraph"/>
+      </w:pPr>
+      <w:r>
+        <w:t xml:space="preserve">OpenAlex has a broad coverage from the Global South. It also has a large proportion of non-academic works as well as works without DOIs, i.e. including reports and data.</w:t>
+      </w:r>
+    </w:p>
+    <w:p>
+      <w:pPr>
+        <w:pStyle w:val="BodyText"/>
+      </w:pPr>
+      <w:hyperlink r:id="rId36">
+        <w:r>
+          <w:rPr>
+            <w:rStyle w:val="Hyperlink"/>
+          </w:rPr>
+          <w:t xml:space="preserve">Alonso-Alvarez &amp; van Eck</w:t>
+        </w:r>
+      </w:hyperlink>
+      <w:r>
+        <w:t xml:space="preserve"> </w:t>
+      </w:r>
+      <w:r>
+        <w:t xml:space="preserve">analysed the coverage and metadata of African publications in particular, and came to the conclusion, that</w:t>
+      </w:r>
+    </w:p>
+    <w:p>
+      <w:pPr>
+        <w:pStyle w:val="BlockText"/>
+      </w:pPr>
+      <w:r>
+        <w:t xml:space="preserve">Our analysis shows that OpenAlex offers the most extensive publication coverage. In terms of metadata, OpenAlex offers a high coverage of publication and author information. It performs worse regarding affiliations, references, and funder information. Importantly, our results also show that metadata availability in OpenAlex is better for publications that are also indexed in Scopus or WoS.</w:t>
+      </w:r>
+    </w:p>
+    <w:p>
+      <w:pPr>
+        <w:pStyle w:val="FirstParagraph"/>
+      </w:pPr>
+      <w:r>
+        <w:t xml:space="preserve">The always updated numbers of the coverage of OpenAlex can be found at https://openalex.org/stats. Here is a snapshot:</w:t>
+      </w:r>
+    </w:p>
+    <w:tbl>
+      <w:tblPr>
+        <w:tblStyle w:val="Table"/>
+        <w:tblW w:type="pct" w:w="5000"/>
+        <w:tblLayout w:type="fixed"/>
+        <w:tblLook w:firstRow="0" w:lastRow="0" w:firstColumn="0" w:lastColumn="0" w:noHBand="0" w:noVBand="0" w:val="0000"/>
+      </w:tblPr>
+      <w:tblGrid>
+        <w:gridCol w:w="7920"/>
+      </w:tblGrid>
+      <w:tr>
+        <w:tc>
+          <w:tcPr/>
+          <w:bookmarkStart w:id="40" w:name="fig-openalex-stats"/>
+          <w:p>
+            <w:pPr>
+              <w:pStyle w:val="Compact"/>
+              <w:jc w:val="center"/>
+            </w:pPr>
+            <w:r>
+              <w:drawing>
+                <wp:inline>
+                  <wp:extent cx="5334000" cy="4821563"/>
+                  <wp:effectExtent b="0" l="0" r="0" t="0"/>
+                  <wp:docPr descr="" title="" id="38" name="Picture"/>
+                  <a:graphic>
+                    <a:graphicData uri="http://schemas.openxmlformats.org/drawingml/2006/picture">
+                      <pic:pic>
+                        <pic:nvPicPr>
+                          <pic:cNvPr descr="figures/openalex_data_stats.png" id="39" name="Picture"/>
+                          <pic:cNvPicPr>
+                            <a:picLocks noChangeArrowheads="1" noChangeAspect="1"/>
+                          </pic:cNvPicPr>
+                        </pic:nvPicPr>
+                        <pic:blipFill>
+                          <a:blip r:embed="rId37"/>
+                          <a:stretch>
+                            <a:fillRect/>
+                          </a:stretch>
+                        </pic:blipFill>
+                        <pic:spPr bwMode="auto">
+                          <a:xfrm>
+                            <a:off x="0" y="0"/>
+                            <a:ext cx="5334000" cy="4821563"/>
+                          </a:xfrm>
+                          <a:prstGeom prst="rect">
+                            <a:avLst/>
+                          </a:prstGeom>
+                          <a:noFill/>
+                          <a:ln w="9525">
+                            <a:noFill/>
+                            <a:headEnd/>
+                            <a:tailEnd/>
+                          </a:ln>
+                        </pic:spPr>
+                      </pic:pic>
+                    </a:graphicData>
+                  </a:graphic>
+                </wp:inline>
+              </w:drawing>
+            </w:r>
+          </w:p>
+          <w:p>
+            <w:pPr>
+              <w:jc w:val="center"/>
+            </w:pPr>
+            <w:pPr>
+              <w:jc w:val="left"/>
+              <w:spacing w:before="200"/>
+              <w:pStyle w:val="ImageCaption"/>
+            </w:pPr>
+            <w:r>
+              <w:t xml:space="preserve">Figure 2: Data Stats from Open alex. Live webpage at https://openalex.org/stats</w:t>
+            </w:r>
+          </w:p>
+          <w:bookmarkEnd w:id="40"/>
+        </w:tc>
+      </w:tr>
+    </w:tbl>
+    <w:bookmarkEnd w:id="41"/>
+    <w:bookmarkStart w:id="43" w:name="openness-of-data-and-code-used"/>
+    <w:p>
+      <w:pPr>
+        <w:pStyle w:val="Heading3"/>
+      </w:pPr>
+      <w:r>
+        <w:t xml:space="preserve">Openness of Data and Code used</w:t>
+      </w:r>
+    </w:p>
+    <w:p>
+      <w:pPr>
+        <w:pStyle w:val="FirstParagraph"/>
+      </w:pPr>
+      <w:r>
+        <w:t xml:space="preserve">OpenAlex is free and open, i.e. it is free to use for everybody without any subscription or registration, by design.</w:t>
+      </w:r>
+      <w:r>
+        <w:t xml:space="preserve"> </w:t>
+      </w:r>
+      <w:r>
+        <w:t xml:space="preserve">The data is freely available by downloading a</w:t>
+      </w:r>
+      <w:r>
+        <w:t xml:space="preserve"> </w:t>
+      </w:r>
+      <w:hyperlink w:anchor="glossary-glossary-data-snapshot">
+        <w:r>
+          <w:rPr>
+            <w:rStyle w:val="Hyperlink"/>
+          </w:rPr>
+          <w:t xml:space="preserve">data snapshot</w:t>
+        </w:r>
+      </w:hyperlink>
+      <w:r>
+        <w:t xml:space="preserve"> </w:t>
+      </w:r>
+      <w:r>
+        <w:t xml:space="preserve">by following the</w:t>
+      </w:r>
+      <w:r>
+        <w:t xml:space="preserve"> </w:t>
+      </w:r>
+      <w:hyperlink r:id="rId42">
+        <w:r>
+          <w:rPr>
+            <w:rStyle w:val="Hyperlink"/>
+          </w:rPr>
+          <w:t xml:space="preserve">instructions on OpenAlex</w:t>
+        </w:r>
+      </w:hyperlink>
+      <w:r>
+        <w:t xml:space="preserve">. The datasets can therefore be analysed locally using approaches which are not provisioned for in the</w:t>
+      </w:r>
+      <w:r>
+        <w:t xml:space="preserve"> </w:t>
+      </w:r>
+      <w:hyperlink w:anchor="glossary-api">
+        <w:r>
+          <w:rPr>
+            <w:rStyle w:val="Hyperlink"/>
+          </w:rPr>
+          <w:t xml:space="preserve">API</w:t>
+        </w:r>
+      </w:hyperlink>
+      <w:r>
+        <w:t xml:space="preserve">.</w:t>
+      </w:r>
+    </w:p>
+    <w:bookmarkEnd w:id="43"/>
+    <w:bookmarkStart w:id="49" w:name="web-and-api-access"/>
+    <w:p>
+      <w:pPr>
+        <w:pStyle w:val="Heading3"/>
+      </w:pPr>
+      <w:r>
+        <w:t xml:space="preserve">Web and</w:t>
+      </w:r>
+      <w:r>
+        <w:t xml:space="preserve"> </w:t>
+      </w:r>
+      <w:hyperlink w:anchor="glossary-api">
+        <w:r>
+          <w:rPr>
+            <w:rStyle w:val="Hyperlink"/>
+          </w:rPr>
+          <w:t xml:space="preserve">API</w:t>
+        </w:r>
+      </w:hyperlink>
+      <w:r>
+        <w:t xml:space="preserve"> </w:t>
+      </w:r>
+      <w:r>
+        <w:t xml:space="preserve">Access</w:t>
+      </w:r>
+    </w:p>
+    <w:p>
+      <w:pPr>
+        <w:pStyle w:val="FirstParagraph"/>
+      </w:pPr>
+      <w:hyperlink w:anchor="glossary-api">
+        <w:r>
+          <w:rPr>
+            <w:rStyle w:val="Hyperlink"/>
+          </w:rPr>
+          <w:t xml:space="preserve">API</w:t>
+        </w:r>
+      </w:hyperlink>
+      <w:r>
+        <w:t xml:space="preserve"> </w:t>
+      </w:r>
+      <w:r>
+        <w:t xml:space="preserve">access is important for accessing the database programmatically. An example is a search for all articles covering a specific topic. Usually, this is an iterative process which needs refinement of the search terms. The traditional way is to type the search term in the search box and and write down at least the number of hits, change the search term and repeat the process. Especially when other comparisons should also be done (e.g. assessment of certain key-papers are in the search results), this becomes a very tedious and error prone process.</w:t>
+      </w:r>
+    </w:p>
+    <w:p>
+      <w:pPr>
+        <w:pStyle w:val="BodyText"/>
+      </w:pPr>
+      <w:r>
+        <w:t xml:space="preserve">This process can be automated by using the</w:t>
+      </w:r>
+      <w:r>
+        <w:t xml:space="preserve"> </w:t>
+      </w:r>
+      <w:hyperlink w:anchor="glossary-api">
+        <w:r>
+          <w:rPr>
+            <w:rStyle w:val="Hyperlink"/>
+          </w:rPr>
+          <w:t xml:space="preserve">API</w:t>
+        </w:r>
+      </w:hyperlink>
+      <w:r>
+        <w:t xml:space="preserve">. In this case, the search is defined e.g. in [R(https://cran.r-project.org)] or any other programming language and the search is done programmatically. The results can then be analysed and the search terms can be refined in a reproducible way with transparent criteria. The results can be shown in a clear, concise and reproducible automatically generated report.</w:t>
+      </w:r>
+    </w:p>
+    <w:p>
+      <w:pPr>
+        <w:pStyle w:val="BodyText"/>
+      </w:pPr>
+      <w:r>
+        <w:t xml:space="preserve">Nevertheless, web access to conduct manual searches is a valuable tool to conduct initial testing of search terms.</w:t>
+      </w:r>
+    </w:p>
+    <w:p>
+      <w:pPr>
+        <w:pStyle w:val="BodyText"/>
+      </w:pPr>
+      <w:r>
+        <w:t xml:space="preserve">In addition to the web interface, most scholarly sources, with the notable exception of google scholar, have an</w:t>
+      </w:r>
+      <w:r>
+        <w:t xml:space="preserve"> </w:t>
+      </w:r>
+      <w:hyperlink w:anchor="glossary-api">
+        <w:r>
+          <w:rPr>
+            <w:rStyle w:val="Hyperlink"/>
+          </w:rPr>
+          <w:t xml:space="preserve">API</w:t>
+        </w:r>
+      </w:hyperlink>
+      <w:r>
+        <w:t xml:space="preserve"> </w:t>
+      </w:r>
+      <w:r>
+        <w:t xml:space="preserve">which can be used to access the data programmatically.</w:t>
+      </w:r>
+    </w:p>
+    <w:p>
+      <w:pPr>
+        <w:pStyle w:val="BodyText"/>
+      </w:pPr>
+      <w:r>
+        <w:t xml:space="preserve">In contrast to the</w:t>
+      </w:r>
+      <w:r>
+        <w:t xml:space="preserve"> </w:t>
+      </w:r>
+      <w:hyperlink w:anchor="glossary-api">
+        <w:r>
+          <w:rPr>
+            <w:rStyle w:val="Hyperlink"/>
+          </w:rPr>
+          <w:t xml:space="preserve">APIs</w:t>
+        </w:r>
+      </w:hyperlink>
+      <w:r>
+        <w:t xml:space="preserve"> </w:t>
+      </w:r>
+      <w:r>
+        <w:t xml:space="preserve">assessed, (WoS, Scopus), the</w:t>
+      </w:r>
+      <w:r>
+        <w:t xml:space="preserve"> </w:t>
+      </w:r>
+      <w:hyperlink r:id="rId44">
+        <w:r>
+          <w:rPr>
+            <w:rStyle w:val="Hyperlink"/>
+          </w:rPr>
+          <w:t xml:space="preserve">OpenAlex API</w:t>
+        </w:r>
+      </w:hyperlink>
+      <w:r>
+        <w:t xml:space="preserve"> </w:t>
+      </w:r>
+      <w:r>
+        <w:t xml:space="preserve">is relatively simple but provides all the necessary functionality needed for all IPBES related tasks. For more complex searches or analysis, a</w:t>
+      </w:r>
+      <w:r>
+        <w:t xml:space="preserve"> </w:t>
+      </w:r>
+      <w:hyperlink w:anchor="glossary-data-snapshot">
+        <w:r>
+          <w:rPr>
+            <w:rStyle w:val="Hyperlink"/>
+          </w:rPr>
+          <w:t xml:space="preserve">data snapshot</w:t>
+        </w:r>
+      </w:hyperlink>
+      <w:r>
+        <w:t xml:space="preserve"> </w:t>
+      </w:r>
+      <w:r>
+        <w:t xml:space="preserve">can be stored and analysed locally.</w:t>
+      </w:r>
+    </w:p>
+    <w:p>
+      <w:pPr>
+        <w:pStyle w:val="BodyText"/>
+      </w:pPr>
+      <w:r>
+        <w:t xml:space="preserve">To simplify the</w:t>
+      </w:r>
+      <w:r>
+        <w:t xml:space="preserve"> </w:t>
+      </w:r>
+      <w:hyperlink w:anchor="glossary-api">
+        <w:r>
+          <w:rPr>
+            <w:rStyle w:val="Hyperlink"/>
+          </w:rPr>
+          <w:t xml:space="preserve">API</w:t>
+        </w:r>
+      </w:hyperlink>
+      <w:r>
+        <w:t xml:space="preserve"> </w:t>
+      </w:r>
+      <w:r>
+        <w:t xml:space="preserve">usage even more, the excellent R package</w:t>
+      </w:r>
+      <w:r>
+        <w:t xml:space="preserve"> </w:t>
+      </w:r>
+      <w:hyperlink r:id="rId45">
+        <w:r>
+          <w:rPr>
+            <w:rStyle w:val="Hyperlink"/>
+          </w:rPr>
+          <w:t xml:space="preserve">openalexR</w:t>
+        </w:r>
+      </w:hyperlink>
+      <w:r>
+        <w:t xml:space="preserve"> </w:t>
+      </w:r>
+      <w:r>
+        <w:t xml:space="preserve">is available to access the</w:t>
+      </w:r>
+      <w:r>
+        <w:t xml:space="preserve"> </w:t>
+      </w:r>
+      <w:hyperlink w:anchor="glossary-api">
+        <w:r>
+          <w:rPr>
+            <w:rStyle w:val="Hyperlink"/>
+          </w:rPr>
+          <w:t xml:space="preserve">API</w:t>
+        </w:r>
+      </w:hyperlink>
+      <w:r>
+        <w:t xml:space="preserve"> </w:t>
+      </w:r>
+      <w:r>
+        <w:t xml:space="preserve">from</w:t>
+      </w:r>
+      <w:r>
+        <w:t xml:space="preserve"> </w:t>
+      </w:r>
+      <w:hyperlink r:id="rId46">
+        <w:r>
+          <w:rPr>
+            <w:rStyle w:val="Hyperlink"/>
+          </w:rPr>
+          <w:t xml:space="preserve">R</w:t>
+        </w:r>
+      </w:hyperlink>
+      <w:r>
+        <w:t xml:space="preserve">. As this package had limitations, the package</w:t>
+      </w:r>
+      <w:r>
+        <w:t xml:space="preserve"> </w:t>
+      </w:r>
+      <w:hyperlink r:id="rId47">
+        <w:r>
+          <w:rPr>
+            <w:rStyle w:val="Hyperlink"/>
+          </w:rPr>
+          <w:t xml:space="preserve">openalexPro</w:t>
+        </w:r>
+      </w:hyperlink>
+      <w:r>
+        <w:t xml:space="preserve"> </w:t>
+      </w:r>
+      <w:r>
+        <w:t xml:space="preserve">which overcomes severe limitations of the</w:t>
+      </w:r>
+      <w:r>
+        <w:t xml:space="preserve"> </w:t>
+      </w:r>
+      <w:hyperlink r:id="rId45">
+        <w:r>
+          <w:rPr>
+            <w:rStyle w:val="Hyperlink"/>
+          </w:rPr>
+          <w:t xml:space="preserve">openalexR</w:t>
+        </w:r>
+      </w:hyperlink>
+      <w:r>
+        <w:t xml:space="preserve"> </w:t>
+      </w:r>
+      <w:r>
+        <w:t xml:space="preserve">package regarding working with large literature corpora.</w:t>
+      </w:r>
+      <w:r>
+        <w:t xml:space="preserve"> </w:t>
+      </w:r>
+      <w:hyperlink r:id="rId47">
+        <w:r>
+          <w:rPr>
+            <w:rStyle w:val="Hyperlink"/>
+          </w:rPr>
+          <w:t xml:space="preserve">openalexPro</w:t>
+        </w:r>
+      </w:hyperlink>
+      <w:r>
+        <w:t xml:space="preserve"> </w:t>
+      </w:r>
+      <w:r>
+        <w:t xml:space="preserve">has been successfully been used in the Transformative Change Assessment (4.5 million works) as well as is used in the Spatial Planning and Connectivity Assessment.</w:t>
+      </w:r>
+    </w:p>
+    <w:p>
+      <w:pPr>
+        <w:pStyle w:val="BodyText"/>
+      </w:pPr>
+      <w:r>
+        <w:t xml:space="preserve">Some limitations to the use of the API apply:</w:t>
+      </w:r>
+    </w:p>
+    <w:p>
+      <w:pPr>
+        <w:pStyle w:val="Compact"/>
+        <w:numPr>
+          <w:ilvl w:val="0"/>
+          <w:numId w:val="1003"/>
+        </w:numPr>
+      </w:pPr>
+      <w:r>
+        <w:t xml:space="preserve">The usage of the GUI (https://openalex.org) is free for everybody</w:t>
+      </w:r>
+    </w:p>
+    <w:p>
+      <w:pPr>
+        <w:pStyle w:val="Compact"/>
+        <w:numPr>
+          <w:ilvl w:val="0"/>
+          <w:numId w:val="1003"/>
+        </w:numPr>
+      </w:pPr>
+      <w:r>
+        <w:t xml:space="preserve">To use the</w:t>
+      </w:r>
+      <w:r>
+        <w:t xml:space="preserve"> </w:t>
+      </w:r>
+      <w:hyperlink w:anchor="glossary-api">
+        <w:r>
+          <w:rPr>
+            <w:rStyle w:val="Hyperlink"/>
+          </w:rPr>
+          <w:t xml:space="preserve">API</w:t>
+        </w:r>
+      </w:hyperlink>
+      <w:r>
+        <w:t xml:space="preserve">, a free API key is needed which gives enough credits for most research tasks (see</w:t>
+      </w:r>
+      <w:r>
+        <w:t xml:space="preserve"> </w:t>
+      </w:r>
+      <w:hyperlink r:id="rId48">
+        <w:r>
+          <w:rPr>
+            <w:rStyle w:val="Hyperlink"/>
+          </w:rPr>
+          <w:t xml:space="preserve">OpenAlex Documentation</w:t>
+        </w:r>
+      </w:hyperlink>
+      <w:r>
+        <w:t xml:space="preserve"> </w:t>
+      </w:r>
+      <w:r>
+        <w:t xml:space="preserve">for details).</w:t>
+      </w:r>
+    </w:p>
+    <w:p>
+      <w:pPr>
+        <w:pStyle w:val="FirstParagraph"/>
+      </w:pPr>
+      <w:r>
+        <w:t xml:space="preserve">From the free account, you can do the following API calls daily (from</w:t>
+      </w:r>
+      <w:r>
+        <w:t xml:space="preserve"> </w:t>
+      </w:r>
+      <w:hyperlink r:id="rId48">
+        <w:r>
+          <w:rPr>
+            <w:rStyle w:val="Hyperlink"/>
+          </w:rPr>
+          <w:t xml:space="preserve">OpenAlex Documentation</w:t>
+        </w:r>
+      </w:hyperlink>
+      <w:r>
+        <w:t xml:space="preserve">):</w:t>
       </w:r>
     </w:p>
     <w:tbl>
@@ -526,13 +1223,10 @@
         <w:tblLook w:firstRow="1" w:lastRow="0" w:firstColumn="0" w:lastColumn="0" w:noHBand="0" w:noVBand="0" w:val="0020"/>
       </w:tblPr>
       <w:tblGrid>
-        <w:gridCol w:w="1471"/>
-        <w:gridCol w:w="1121"/>
-        <w:gridCol w:w="1191"/>
-        <w:gridCol w:w="630"/>
-        <w:gridCol w:w="841"/>
-        <w:gridCol w:w="1752"/>
-        <w:gridCol w:w="911"/>
+        <w:gridCol w:w="2033"/>
+        <w:gridCol w:w="1177"/>
+        <w:gridCol w:w="1177"/>
+        <w:gridCol w:w="3531"/>
       </w:tblGrid>
       <w:tr>
         <w:trPr>
@@ -544,16 +1238,8 @@
             <w:pPr>
               <w:pStyle w:val="Compact"/>
             </w:pPr>
-          </w:p>
-        </w:tc>
-        <w:tc>
-          <w:tcPr/>
-          <w:p>
-            <w:pPr>
-              <w:pStyle w:val="Compact"/>
-            </w:pPr>
             <w:r>
-              <w:t xml:space="preserve">Number of works</w:t>
+              <w:t xml:space="preserve">Action</w:t>
             </w:r>
           </w:p>
         </w:tc>
@@ -564,7 +1250,7 @@
               <w:pStyle w:val="Compact"/>
             </w:pPr>
             <w:r>
-              <w:t xml:space="preserve">Open Access Works</w:t>
+              <w:t xml:space="preserve">Calls</w:t>
             </w:r>
           </w:p>
         </w:tc>
@@ -575,7 +1261,7 @@
               <w:pStyle w:val="Compact"/>
             </w:pPr>
             <w:r>
-              <w:t xml:space="preserve">Citations</w:t>
+              <w:t xml:space="preserve">Results</w:t>
             </w:r>
           </w:p>
         </w:tc>
@@ -586,29 +1272,7 @@
               <w:pStyle w:val="Compact"/>
             </w:pPr>
             <w:r>
-              <w:t xml:space="preserve">Price</w:t>
-            </w:r>
-          </w:p>
-        </w:tc>
-        <w:tc>
-          <w:tcPr/>
-          <w:p>
-            <w:pPr>
-              <w:pStyle w:val="Compact"/>
-            </w:pPr>
-            <w:r>
-              <w:t xml:space="preserve">Data Openness</w:t>
-            </w:r>
-          </w:p>
-        </w:tc>
-        <w:tc>
-          <w:tcPr/>
-          <w:p>
-            <w:pPr>
-              <w:pStyle w:val="Compact"/>
-            </w:pPr>
-            <w:r>
-              <w:t xml:space="preserve">Org Structure</w:t>
+              <w:t xml:space="preserve">Example</w:t>
             </w:r>
           </w:p>
         </w:tc>
@@ -621,7 +1285,7 @@
               <w:pStyle w:val="Compact"/>
             </w:pPr>
             <w:r>
-              <w:t xml:space="preserve">OpenAlex</w:t>
+              <w:t xml:space="preserve">Get a single entity</w:t>
             </w:r>
           </w:p>
         </w:tc>
@@ -632,7 +1296,7 @@
               <w:pStyle w:val="Compact"/>
             </w:pPr>
             <w:r>
-              <w:t xml:space="preserve">243M</w:t>
+              <w:t xml:space="preserve">Unlimited</w:t>
             </w:r>
           </w:p>
         </w:tc>
@@ -643,7 +1307,7 @@
               <w:pStyle w:val="Compact"/>
             </w:pPr>
             <w:r>
-              <w:t xml:space="preserve">48M</w:t>
+              <w:t xml:space="preserve">Unlimited</w:t>
             </w:r>
           </w:p>
         </w:tc>
@@ -654,40 +1318,7 @@
               <w:pStyle w:val="Compact"/>
             </w:pPr>
             <w:r>
-              <w:t xml:space="preserve">1.9B</w:t>
-            </w:r>
-          </w:p>
-        </w:tc>
-        <w:tc>
-          <w:tcPr/>
-          <w:p>
-            <w:pPr>
-              <w:pStyle w:val="Compact"/>
-            </w:pPr>
-            <w:r>
-              <w:t xml:space="preserve">Freemium</w:t>
-            </w:r>
-          </w:p>
-        </w:tc>
-        <w:tc>
-          <w:tcPr/>
-          <w:p>
-            <w:pPr>
-              <w:pStyle w:val="Compact"/>
-            </w:pPr>
-            <w:r>
-              <w:t xml:space="preserve">Fully open, CC0 license</w:t>
-            </w:r>
-          </w:p>
-        </w:tc>
-        <w:tc>
-          <w:tcPr/>
-          <w:p>
-            <w:pPr>
-              <w:pStyle w:val="Compact"/>
-            </w:pPr>
-            <w:r>
-              <w:t xml:space="preserve">Non-profit</w:t>
+              <w:t xml:space="preserve">Look up a work by DOI</w:t>
             </w:r>
           </w:p>
         </w:tc>
@@ -700,7 +1331,7 @@
               <w:pStyle w:val="Compact"/>
             </w:pPr>
             <w:r>
-              <w:t xml:space="preserve">Scopus</w:t>
+              <w:t xml:space="preserve">List+filter</w:t>
             </w:r>
           </w:p>
         </w:tc>
@@ -711,7 +1342,7 @@
               <w:pStyle w:val="Compact"/>
             </w:pPr>
             <w:r>
-              <w:t xml:space="preserve">87M</w:t>
+              <w:t xml:space="preserve">10,000</w:t>
             </w:r>
           </w:p>
         </w:tc>
@@ -722,7 +1353,7 @@
               <w:pStyle w:val="Compact"/>
             </w:pPr>
             <w:r>
-              <w:t xml:space="preserve">20.5M (ref)</w:t>
+              <w:t xml:space="preserve">1,000,000</w:t>
             </w:r>
           </w:p>
         </w:tc>
@@ -733,40 +1364,7 @@
               <w:pStyle w:val="Compact"/>
             </w:pPr>
             <w:r>
-              <w:t xml:space="preserve">1.8B</w:t>
-            </w:r>
-          </w:p>
-        </w:tc>
-        <w:tc>
-          <w:tcPr/>
-          <w:p>
-            <w:pPr>
-              <w:pStyle w:val="Compact"/>
-            </w:pPr>
-            <w:r>
-              <w:t xml:space="preserve">Subscription</w:t>
-            </w:r>
-          </w:p>
-        </w:tc>
-        <w:tc>
-          <w:tcPr/>
-          <w:p>
-            <w:pPr>
-              <w:pStyle w:val="Compact"/>
-            </w:pPr>
-            <w:r>
-              <w:t xml:space="preserve">Closed</w:t>
-            </w:r>
-          </w:p>
-        </w:tc>
-        <w:tc>
-          <w:tcPr/>
-          <w:p>
-            <w:pPr>
-              <w:pStyle w:val="Compact"/>
-            </w:pPr>
-            <w:r>
-              <w:t xml:space="preserve">For Profit</w:t>
+              <w:t xml:space="preserve">All works from MIT in 2024</w:t>
             </w:r>
           </w:p>
         </w:tc>
@@ -779,7 +1377,7 @@
               <w:pStyle w:val="Compact"/>
             </w:pPr>
             <w:r>
-              <w:t xml:space="preserve">Web of Science (core)</w:t>
+              <w:t xml:space="preserve">Search</w:t>
             </w:r>
           </w:p>
         </w:tc>
@@ -790,7 +1388,7 @@
               <w:pStyle w:val="Compact"/>
             </w:pPr>
             <w:r>
-              <w:t xml:space="preserve">87M (ref)</w:t>
+              <w:t xml:space="preserve">1,000</w:t>
             </w:r>
           </w:p>
         </w:tc>
@@ -801,7 +1399,7 @@
               <w:pStyle w:val="Compact"/>
             </w:pPr>
             <w:r>
-              <w:t xml:space="preserve">12M (ref)</w:t>
+              <w:t xml:space="preserve">100,000</w:t>
             </w:r>
           </w:p>
         </w:tc>
@@ -812,40 +1410,13 @@
               <w:pStyle w:val="Compact"/>
             </w:pPr>
             <w:r>
-              <w:t xml:space="preserve">1.8B</w:t>
+              <w:t xml:space="preserve">Full-text search for</w:t>
             </w:r>
-          </w:p>
-        </w:tc>
-        <w:tc>
-          <w:tcPr/>
-          <w:p>
-            <w:pPr>
-              <w:pStyle w:val="Compact"/>
-            </w:pPr>
             <w:r>
-              <w:t xml:space="preserve">Subscription</w:t>
+              <w:t xml:space="preserve"> </w:t>
             </w:r>
-          </w:p>
-        </w:tc>
-        <w:tc>
-          <w:tcPr/>
-          <w:p>
-            <w:pPr>
-              <w:pStyle w:val="Compact"/>
-            </w:pPr>
             <w:r>
-              <w:t xml:space="preserve">Closed</w:t>
-            </w:r>
-          </w:p>
-        </w:tc>
-        <w:tc>
-          <w:tcPr/>
-          <w:p>
-            <w:pPr>
-              <w:pStyle w:val="Compact"/>
-            </w:pPr>
-            <w:r>
-              <w:t xml:space="preserve">For Profit</w:t>
+              <w:t xml:space="preserve">“CRISPR”</w:t>
             </w:r>
           </w:p>
         </w:tc>
@@ -858,7 +1429,7 @@
               <w:pStyle w:val="Compact"/>
             </w:pPr>
             <w:r>
-              <w:t xml:space="preserve">Dimensions</w:t>
+              <w:t xml:space="preserve">Content download</w:t>
             </w:r>
           </w:p>
         </w:tc>
@@ -869,7 +1440,7 @@
               <w:pStyle w:val="Compact"/>
             </w:pPr>
             <w:r>
-              <w:t xml:space="preserve">135M</w:t>
+              <w:t xml:space="preserve">100</w:t>
             </w:r>
           </w:p>
         </w:tc>
@@ -880,7 +1451,7 @@
               <w:pStyle w:val="Compact"/>
             </w:pPr>
             <w:r>
-              <w:t xml:space="preserve">29M (ref)</w:t>
+              <w:t xml:space="preserve">100 PDFs</w:t>
             </w:r>
           </w:p>
         </w:tc>
@@ -891,260 +1462,137 @@
               <w:pStyle w:val="Compact"/>
             </w:pPr>
             <w:r>
-              <w:t xml:space="preserve">1.7B</w:t>
-            </w:r>
-          </w:p>
-        </w:tc>
-        <w:tc>
-          <w:tcPr/>
-          <w:p>
-            <w:pPr>
-              <w:pStyle w:val="Compact"/>
-            </w:pPr>
-            <w:r>
-              <w:t xml:space="preserve">Freemium</w:t>
-            </w:r>
-          </w:p>
-        </w:tc>
-        <w:tc>
-          <w:tcPr/>
-          <w:p>
-            <w:pPr>
-              <w:pStyle w:val="Compact"/>
-            </w:pPr>
-            <w:r>
-              <w:t xml:space="preserve">Partly open, personal use</w:t>
-            </w:r>
-          </w:p>
-        </w:tc>
-        <w:tc>
-          <w:tcPr/>
-          <w:p>
-            <w:pPr>
-              <w:pStyle w:val="Compact"/>
-            </w:pPr>
-            <w:r>
-              <w:t xml:space="preserve">For Profit</w:t>
-            </w:r>
-          </w:p>
-        </w:tc>
-      </w:tr>
-      <w:tr>
-        <w:tc>
-          <w:tcPr/>
-          <w:p>
-            <w:pPr>
-              <w:pStyle w:val="Compact"/>
-            </w:pPr>
-            <w:r>
-              <w:t xml:space="preserve">Google Scholar</w:t>
-            </w:r>
-          </w:p>
-        </w:tc>
-        <w:tc>
-          <w:tcPr/>
-          <w:p>
-            <w:pPr>
-              <w:pStyle w:val="Compact"/>
-            </w:pPr>
-            <w:r>
-              <w:t xml:space="preserve">389M (estimated)</w:t>
-            </w:r>
-          </w:p>
-        </w:tc>
-        <w:tc>
-          <w:tcPr/>
-          <w:p>
-            <w:pPr>
-              <w:pStyle w:val="Compact"/>
-            </w:pPr>
-            <w:r>
-              <w:t xml:space="preserve">?</w:t>
-            </w:r>
-          </w:p>
-        </w:tc>
-        <w:tc>
-          <w:tcPr/>
-          <w:p>
-            <w:pPr>
-              <w:pStyle w:val="Compact"/>
-            </w:pPr>
-            <w:r>
-              <w:t xml:space="preserve">?</w:t>
-            </w:r>
-          </w:p>
-        </w:tc>
-        <w:tc>
-          <w:tcPr/>
-          <w:p>
-            <w:pPr>
-              <w:pStyle w:val="Compact"/>
-            </w:pPr>
-            <w:r>
-              <w:t xml:space="preserve">Free</w:t>
-            </w:r>
-          </w:p>
-        </w:tc>
-        <w:tc>
-          <w:tcPr/>
-          <w:p>
-            <w:pPr>
-              <w:pStyle w:val="Compact"/>
-            </w:pPr>
-            <w:r>
-              <w:t xml:space="preserve">Closed</w:t>
-            </w:r>
-          </w:p>
-        </w:tc>
-        <w:tc>
-          <w:tcPr/>
-          <w:p>
-            <w:pPr>
-              <w:pStyle w:val="Compact"/>
-            </w:pPr>
-            <w:r>
-              <w:t xml:space="preserve">For Profit</w:t>
-            </w:r>
-          </w:p>
-        </w:tc>
-      </w:tr>
-      <w:tr>
-        <w:tc>
-          <w:tcPr/>
-          <w:p>
-            <w:pPr>
-              <w:pStyle w:val="Compact"/>
-            </w:pPr>
-            <w:r>
-              <w:t xml:space="preserve">Crossref</w:t>
-            </w:r>
-          </w:p>
-        </w:tc>
-        <w:tc>
-          <w:tcPr/>
-          <w:p>
-            <w:pPr>
-              <w:pStyle w:val="Compact"/>
-            </w:pPr>
-            <w:r>
-              <w:t xml:space="preserve">145M</w:t>
-            </w:r>
-          </w:p>
-        </w:tc>
-        <w:tc>
-          <w:tcPr/>
-          <w:p>
-            <w:pPr>
-              <w:pStyle w:val="Compact"/>
-            </w:pPr>
-            <w:r>
-              <w:t xml:space="preserve">20M</w:t>
-            </w:r>
-          </w:p>
-        </w:tc>
-        <w:tc>
-          <w:tcPr/>
-          <w:p>
-            <w:pPr>
-              <w:pStyle w:val="Compact"/>
-            </w:pPr>
-            <w:r>
-              <w:t xml:space="preserve">1.45B</w:t>
-            </w:r>
-          </w:p>
-        </w:tc>
-        <w:tc>
-          <w:tcPr/>
-          <w:p>
-            <w:pPr>
-              <w:pStyle w:val="Compact"/>
-            </w:pPr>
-            <w:r>
-              <w:t xml:space="preserve">Free</w:t>
-            </w:r>
-          </w:p>
-        </w:tc>
-        <w:tc>
-          <w:tcPr/>
-          <w:p>
-            <w:pPr>
-              <w:pStyle w:val="Compact"/>
-            </w:pPr>
-            <w:r>
-              <w:t xml:space="preserve">Fully open, CC0 license</w:t>
-            </w:r>
-          </w:p>
-        </w:tc>
-        <w:tc>
-          <w:tcPr/>
-          <w:p>
-            <w:pPr>
-              <w:pStyle w:val="Compact"/>
-            </w:pPr>
-            <w:r>
-              <w:t xml:space="preserve">Non-profit</w:t>
+              <w:t xml:space="preserve">Download a paper’s full text</w:t>
             </w:r>
           </w:p>
         </w:tc>
       </w:tr>
     </w:tbl>
+    <w:bookmarkEnd w:id="49"/>
+    <w:bookmarkStart w:id="50" w:name="costs"/>
+    <w:p>
+      <w:pPr>
+        <w:pStyle w:val="Heading3"/>
+      </w:pPr>
+      <w:r>
+        <w:t xml:space="preserve">Costs</w:t>
+      </w:r>
+    </w:p>
+    <w:p>
+      <w:pPr>
+        <w:pStyle w:val="FirstParagraph"/>
+      </w:pPr>
+      <w:r>
+        <w:t xml:space="preserve">OpenAlex is free to use, which is not the case for most other databases. If the limit for free usage limits as outlined above are not enough, a Premium subscription can be obtained (the tsu has obtained a Premium license free of charge due to extensive feed back and extensive discussions with OpenAlex). Please contact the tsu first before enquiring at OpenAlex for higher limits.</w:t>
+      </w:r>
+    </w:p>
     <w:p>
       <w:pPr>
         <w:pStyle w:val="BodyText"/>
       </w:pPr>
       <w:r>
-        <w:t xml:space="preserve">(From:</w:t>
-      </w:r>
-      <w:r>
-        <w:t xml:space="preserve"> </w:t>
-      </w:r>
-      <w:hyperlink r:id="rId31">
-        <w:r>
-          <w:rPr>
-            <w:rStyle w:val="Hyperlink"/>
-          </w:rPr>
-          <w:t xml:space="preserve">OpenAlex</w:t>
-        </w:r>
-      </w:hyperlink>
-      <w:r>
-        <w:t xml:space="preserve">)</w:t>
+        <w:t xml:space="preserve">For nearly all usage scenarios within IPBES, the free tier is more than enough. As an alternative approach, a</w:t>
+      </w:r>
+      <w:r>
+        <w:t xml:space="preserve"> </w:t>
+      </w:r>
+      <w:hyperlink w:anchor="glossary-data-snapshot">
+        <w:r>
+          <w:rPr>
+            <w:rStyle w:val="Hyperlink"/>
+          </w:rPr>
+          <w:t xml:space="preserve">data snapshot</w:t>
+        </w:r>
+      </w:hyperlink>
+      <w:r>
+        <w:t xml:space="preserve">, which is also simplified by the</w:t>
+      </w:r>
+      <w:r>
+        <w:t xml:space="preserve"> </w:t>
+      </w:r>
+      <w:hyperlink r:id="rId47">
+        <w:r>
+          <w:rPr>
+            <w:rStyle w:val="Hyperlink"/>
+          </w:rPr>
+          <w:t xml:space="preserve">openalexPro</w:t>
+        </w:r>
+      </w:hyperlink>
+      <w:r>
+        <w:t xml:space="preserve"> </w:t>
+      </w:r>
+      <w:r>
+        <w:t xml:space="preserve">package.</w:t>
       </w:r>
     </w:p>
     <w:p>
       <w:pPr>
         <w:pStyle w:val="BodyText"/>
       </w:pPr>
-      <w:hyperlink r:id="rId32">
-        <w:r>
-          <w:rPr>
-            <w:rStyle w:val="Hyperlink"/>
-          </w:rPr>
-          <w:t xml:space="preserve">Culbert et al. (2024)</w:t>
-        </w:r>
-      </w:hyperlink>
-      <w:r>
-        <w:t xml:space="preserve"> </w:t>
-      </w:r>
-      <w:r>
-        <w:t xml:space="preserve">analysed the coverage of OpenAlex, Web of Science and Scopus and came to the conclusion that</w:t>
-      </w:r>
-    </w:p>
-    <w:p>
-      <w:pPr>
-        <w:pStyle w:val="BlockText"/>
-      </w:pPr>
-      <w:r>
-        <w:t xml:space="preserve">[…] when restricted to a cleaned dataset of 16,788,282 recent publications shared by all three databases, OpenAlex has average reference numbers comparable to both Web of Science and Scopus.</w:t>
-      </w:r>
-    </w:p>
-    <w:bookmarkEnd w:id="33"/>
-    <w:bookmarkStart w:id="39" w:name="X4e1fa75a57795e0a1cad4692107031306532854"/>
-    <w:p>
-      <w:pPr>
-        <w:pStyle w:val="Heading3"/>
-      </w:pPr>
-      <w:r>
-        <w:t xml:space="preserve">Coverage (e.g Global South, academic, grey literature, etc)</w:t>
+      <w:r>
+        <w:t xml:space="preserve">In contrast, the</w:t>
+      </w:r>
+      <w:r>
+        <w:t xml:space="preserve"> </w:t>
+      </w:r>
+      <w:hyperlink w:anchor="glossary-api">
+        <w:r>
+          <w:rPr>
+            <w:rStyle w:val="Hyperlink"/>
+          </w:rPr>
+          <w:t xml:space="preserve">API</w:t>
+        </w:r>
+      </w:hyperlink>
+      <w:r>
+        <w:t xml:space="preserve"> </w:t>
+      </w:r>
+      <w:r>
+        <w:t xml:space="preserve">costs for WoS can easily go into 10s of thousands per dollars per year, and if a</w:t>
+      </w:r>
+      <w:r>
+        <w:t xml:space="preserve"> </w:t>
+      </w:r>
+      <w:hyperlink w:anchor="glossary-data-snapshot">
+        <w:r>
+          <w:rPr>
+            <w:rStyle w:val="Hyperlink"/>
+          </w:rPr>
+          <w:t xml:space="preserve">data snapshot</w:t>
+        </w:r>
+      </w:hyperlink>
+      <w:r>
+        <w:t xml:space="preserve"> </w:t>
+      </w:r>
+      <w:r>
+        <w:t xml:space="preserve">is required even in the millions. In addition, none of the offered smaller</w:t>
+      </w:r>
+      <w:r>
+        <w:t xml:space="preserve"> </w:t>
+      </w:r>
+      <w:hyperlink w:anchor="glossary-api">
+        <w:r>
+          <w:rPr>
+            <w:rStyle w:val="Hyperlink"/>
+          </w:rPr>
+          <w:t xml:space="preserve">API</w:t>
+        </w:r>
+      </w:hyperlink>
+      <w:r>
+        <w:t xml:space="preserve"> </w:t>
+      </w:r>
+      <w:r>
+        <w:t xml:space="preserve">licenses covers the needs of IPBES, i.e. download of diverse metadata as well as download of a large nuber of works.</w:t>
+      </w:r>
+    </w:p>
+    <w:bookmarkEnd w:id="50"/>
+    <w:bookmarkEnd w:id="51"/>
+    <w:bookmarkStart w:id="55" w:name="experience-using-openalex"/>
+    <w:p>
+      <w:pPr>
+        <w:pStyle w:val="Heading2"/>
+      </w:pPr>
+      <w:r>
+        <w:t xml:space="preserve">Experience using OpenAlex</w:t>
       </w:r>
     </w:p>
     <w:p>
@@ -1152,110 +1600,291 @@
         <w:pStyle w:val="FirstParagraph"/>
       </w:pPr>
       <w:r>
-        <w:t xml:space="preserve">OpenAlex has a broad coverage from the Global South. It also has a large proportion of non-academic works as well as works without DOIs, i.e. including reports and data.</w:t>
-      </w:r>
-    </w:p>
-    <w:p>
-      <w:pPr>
-        <w:pStyle w:val="CaptionedFigure"/>
-      </w:pPr>
-      <w:r>
-        <w:drawing>
-          <wp:inline>
-            <wp:extent cx="5334000" cy="3480232"/>
-            <wp:effectExtent b="0" l="0" r="0" t="0"/>
-            <wp:docPr descr="From: OpenAlex" title="" id="35" name="Picture"/>
-            <a:graphic>
-              <a:graphicData uri="http://schemas.openxmlformats.org/drawingml/2006/picture">
-                <pic:pic>
-                  <pic:nvPicPr>
-                    <pic:cNvPr descr="./figures/OpenAlexStats.png" id="36" name="Picture"/>
-                    <pic:cNvPicPr>
-                      <a:picLocks noChangeArrowheads="1" noChangeAspect="1"/>
-                    </pic:cNvPicPr>
-                  </pic:nvPicPr>
-                  <pic:blipFill>
-                    <a:blip r:embed="rId34"/>
-                    <a:stretch>
-                      <a:fillRect/>
-                    </a:stretch>
-                  </pic:blipFill>
-                  <pic:spPr bwMode="auto">
-                    <a:xfrm>
-                      <a:off x="0" y="0"/>
-                      <a:ext cx="5334000" cy="3480232"/>
-                    </a:xfrm>
-                    <a:prstGeom prst="rect">
-                      <a:avLst/>
-                    </a:prstGeom>
-                    <a:noFill/>
-                    <a:ln w="9525">
-                      <a:noFill/>
-                      <a:headEnd/>
-                      <a:tailEnd/>
-                    </a:ln>
-                  </pic:spPr>
-                </pic:pic>
-              </a:graphicData>
-            </a:graphic>
-          </wp:inline>
-        </w:drawing>
-      </w:r>
-    </w:p>
-    <w:p>
-      <w:pPr>
-        <w:pStyle w:val="ImageCaption"/>
-      </w:pPr>
-      <w:r>
-        <w:t xml:space="preserve">From:</w:t>
-      </w:r>
-      <w:r>
-        <w:t xml:space="preserve"> </w:t>
-      </w:r>
-      <w:hyperlink r:id="rId37">
-        <w:r>
-          <w:rPr>
-            <w:rStyle w:val="Hyperlink"/>
-          </w:rPr>
-          <w:t xml:space="preserve">OpenAlex</w:t>
-        </w:r>
-      </w:hyperlink>
+        <w:t xml:space="preserve">OpenAlex was used in the Transformative Change Assessment to fulfil several requests from the experts. The use of OpenAlex was suggested by the data and knowledge tsu to the experts and the experts decided to use OpenAlex. The main reason was that the analysis and search they had planned would have been essentially not possible with scopus or WoS due to limitations of the GUI and non-availability (and limitations) of the APIs.</w:t>
+      </w:r>
     </w:p>
     <w:p>
       <w:pPr>
         <w:pStyle w:val="BodyText"/>
       </w:pPr>
-      <w:hyperlink r:id="rId38">
-        <w:r>
-          <w:rPr>
-            <w:rStyle w:val="Hyperlink"/>
-          </w:rPr>
-          <w:t xml:space="preserve">Alonso-Alvarez &amp; van Eck</w:t>
-        </w:r>
-      </w:hyperlink>
-      <w:r>
-        <w:t xml:space="preserve"> </w:t>
-      </w:r>
-      <w:r>
-        <w:t xml:space="preserve">analysed the coverage and metadata of African publications in particular, and came to the conclusion, that</w:t>
-      </w:r>
-    </w:p>
-    <w:p>
-      <w:pPr>
-        <w:pStyle w:val="BlockText"/>
-      </w:pPr>
-      <w:r>
-        <w:t xml:space="preserve">Our analysis shows that OpenAlex offers the most extensive publication coverage. In terms of metadata, OpenAlex offers a high coverage of publication and author information. It performs worse regarding affiliations, references, and funder information. Importantly, our results also show that metadata availability in OpenAlex is better for publications that are also indexed in Scopus or WoS.</w:t>
-      </w:r>
-    </w:p>
-    <w:bookmarkEnd w:id="39"/>
-    <w:bookmarkStart w:id="41" w:name="openness-of-data-and-code-used"/>
-    <w:p>
-      <w:pPr>
-        <w:pStyle w:val="Heading3"/>
-      </w:pPr>
-      <w:r>
-        <w:t xml:space="preserve">Openness of Data and Code used</w:t>
+      <w:r>
+        <w:t xml:space="preserve">OpenAlex together with</w:t>
+      </w:r>
+      <w:r>
+        <w:t xml:space="preserve"> </w:t>
+      </w:r>
+      <w:hyperlink r:id="rId47">
+        <w:r>
+          <w:rPr>
+            <w:rStyle w:val="Hyperlink"/>
+          </w:rPr>
+          <w:t xml:space="preserve">openalexPro</w:t>
+        </w:r>
+      </w:hyperlink>
+      <w:r>
+        <w:t xml:space="preserve"> </w:t>
+      </w:r>
+      <w:r>
+        <w:t xml:space="preserve">enabled us to compile and download the Transformative Change Corpus (TCA Corpus), consisting of 4.5 million works. The works were downloaded, searches in the TCA Corpus were done for several aspects of the TCA and evidence was produced which was considered by the authors as very important to underline their research as well as show venues for additional focal points within the assessment as well as further research based on the assessment.</w:t>
+      </w:r>
+    </w:p>
+    <w:p>
+      <w:pPr>
+        <w:pStyle w:val="BodyText"/>
+      </w:pPr>
+      <w:r>
+        <w:t xml:space="preserve">As a follow up based on the TCA Corpus, a paper was recently published</w:t>
+      </w:r>
+      <w:r>
+        <w:t xml:space="preserve"> </w:t>
+      </w:r>
+      <w:r>
+        <w:t xml:space="preserve">(Reyes-García et al. 2026)</w:t>
+      </w:r>
+      <w:r>
+        <w:t xml:space="preserve"> </w:t>
+      </w:r>
+      <w:r>
+        <w:t xml:space="preserve">which analysed the TCA Corpus further.</w:t>
+      </w:r>
+    </w:p>
+    <w:p>
+      <w:pPr>
+        <w:pStyle w:val="BodyText"/>
+      </w:pPr>
+      <w:r>
+        <w:t xml:space="preserve">OpenAlex also enabled us to do a second kind of search, i.e. a snowball search (following the citation graph from selected key papers one generation back and one generation forward). This very focussed search is easily possible in OpenAlex via the API and the respective R package (</w:t>
+      </w:r>
+      <w:hyperlink r:id="rId45">
+        <w:r>
+          <w:rPr>
+            <w:rStyle w:val="Hyperlink"/>
+          </w:rPr>
+          <w:t xml:space="preserve">openalexR</w:t>
+        </w:r>
+      </w:hyperlink>
+      <w:r>
+        <w:t xml:space="preserve"> </w:t>
+      </w:r>
+      <w:r>
+        <w:t xml:space="preserve">or</w:t>
+      </w:r>
+      <w:r>
+        <w:t xml:space="preserve"> </w:t>
+      </w:r>
+      <w:hyperlink r:id="rId47">
+        <w:r>
+          <w:rPr>
+            <w:rStyle w:val="Hyperlink"/>
+          </w:rPr>
+          <w:t xml:space="preserve">openalexPro</w:t>
+        </w:r>
+      </w:hyperlink>
+      <w:r>
+        <w:t xml:space="preserve">), and has been used in the TCA as well as several times in the Business and Biodiversity Assessment to obtain corpora of focussed literature to, im most cases, find additional evidence for certain points. It is also in usage for the Monitoring Assessment, which is at the moment conducting at least one snowball and one larger keyword search using OpenAlex.</w:t>
+      </w:r>
+    </w:p>
+    <w:p>
+      <w:pPr>
+        <w:pStyle w:val="BodyText"/>
+      </w:pPr>
+      <w:r>
+        <w:t xml:space="preserve">Examples of successful usage of OpenAlex based snowball searches are in IPBES is the Business and Biodiversity Assessment which used these for multiple chapters (either conducted by the tsu or from the fellows).</w:t>
+      </w:r>
+    </w:p>
+    <w:p>
+      <w:pPr>
+        <w:pStyle w:val="BodyText"/>
+      </w:pPr>
+      <w:r>
+        <w:t xml:space="preserve">Another use case within IPBES which allows to discover literature related to identified knowledge gaps in assessments was done as a pilot for the Global Assessment 2. It uses the</w:t>
+      </w:r>
+      <w:r>
+        <w:t xml:space="preserve"> </w:t>
+      </w:r>
+      <w:hyperlink w:anchor="lod">
+        <w:r>
+          <w:rPr>
+            <w:rStyle w:val="Hyperlink"/>
+          </w:rPr>
+          <w:t xml:space="preserve">LOD</w:t>
+        </w:r>
+      </w:hyperlink>
+      <w:r>
+        <w:t xml:space="preserve"> </w:t>
+      </w:r>
+      <w:r>
+        <w:t xml:space="preserve">to identify all references linked to an identified gap (</w:t>
+      </w:r>
+      <w:r>
+        <w:rPr>
+          <w:rStyle w:val="VerbatimChar"/>
+        </w:rPr>
+        <w:t xml:space="preserve">gap</w:t>
+      </w:r>
+      <w:r>
+        <w:t xml:space="preserve"> </w:t>
+      </w:r>
+      <w:r>
+        <w:t xml:space="preserve">–&gt;</w:t>
+      </w:r>
+      <w:r>
+        <w:t xml:space="preserve"> </w:t>
+      </w:r>
+      <w:r>
+        <w:rPr>
+          <w:rStyle w:val="VerbatimChar"/>
+        </w:rPr>
+        <w:t xml:space="preserve">Sub-chapter</w:t>
+      </w:r>
+      <w:r>
+        <w:t xml:space="preserve"> </w:t>
+      </w:r>
+      <w:r>
+        <w:t xml:space="preserve">–&gt;</w:t>
+      </w:r>
+      <w:r>
+        <w:t xml:space="preserve"> </w:t>
+      </w:r>
+      <w:r>
+        <w:rPr>
+          <w:rStyle w:val="VerbatimChar"/>
+        </w:rPr>
+        <w:t xml:space="preserve">referemnces used in sub-chapter</w:t>
+      </w:r>
+      <w:r>
+        <w:t xml:space="preserve">). OpenAlex was then used, together with a forward Snowball Search to identify articles which cited the articles from the sub-chapter the gap referred to. This provides a corpus of newer articles related to the gap which can be further analysed to assess progress in filling the gap. Further work on this approch will be done to fine tune it and increase it’s usability.</w:t>
+      </w:r>
+    </w:p>
+    <w:p>
+      <w:pPr>
+        <w:pStyle w:val="BodyText"/>
+      </w:pPr>
+      <w:r>
+        <w:t xml:space="preserve">Recent changes in the OpenAlex</w:t>
+      </w:r>
+      <w:r>
+        <w:t xml:space="preserve"> </w:t>
+      </w:r>
+      <w:hyperlink w:anchor="glossary-api">
+        <w:r>
+          <w:rPr>
+            <w:rStyle w:val="Hyperlink"/>
+          </w:rPr>
+          <w:t xml:space="preserve">API</w:t>
+        </w:r>
+      </w:hyperlink>
+      <w:r>
+        <w:t xml:space="preserve"> </w:t>
+      </w:r>
+      <w:r>
+        <w:t xml:space="preserve">include additions of new search types, like similarity search</w:t>
+      </w:r>
+      <w:r>
+        <w:rPr>
+          <w:rStyle w:val="FootnoteReference"/>
+        </w:rPr>
+        <w:footnoteReference w:id="52"/>
+      </w:r>
+      <w:r>
+        <w:t xml:space="preserve">, where the search is done based on similarity between the supplied terms (or text) and the actual work. This opens many possibility to find new literature. It needs to be noted that this is still in beta (development) stage wherefore tha actual implementation can change. Usage for assessments is at the moment not yet recommended, but use cases will be evaluate.</w:t>
+      </w:r>
+    </w:p>
+    <w:p>
+      <w:pPr>
+        <w:pStyle w:val="BodyText"/>
+      </w:pPr>
+      <w:r>
+        <w:t xml:space="preserve">Another addition is pdf</w:t>
+      </w:r>
+      <w:r>
+        <w:rPr>
+          <w:rStyle w:val="FootnoteReference"/>
+        </w:rPr>
+        <w:footnoteReference w:id="53"/>
+      </w:r>
+      <w:r>
+        <w:t xml:space="preserve"> </w:t>
+      </w:r>
+      <w:r>
+        <w:t xml:space="preserve">download of the articles from OpenAlex for Open Acces articles. In other words, it is possible to implement the workflow</w:t>
+      </w:r>
+    </w:p>
+    <w:p>
+      <w:pPr>
+        <w:pStyle w:val="BodyText"/>
+      </w:pPr>
+      <w:r>
+        <w:rPr>
+          <w:rStyle w:val="VerbatimChar"/>
+        </w:rPr>
+        <w:t xml:space="preserve">define a search term</w:t>
+      </w:r>
+      <w:r>
+        <w:t xml:space="preserve"> </w:t>
+      </w:r>
+      <w:r>
+        <w:t xml:space="preserve">–&gt;</w:t>
+      </w:r>
+      <w:r>
+        <w:t xml:space="preserve"> </w:t>
+      </w:r>
+      <w:r>
+        <w:rPr>
+          <w:rStyle w:val="VerbatimChar"/>
+        </w:rPr>
+        <w:t xml:space="preserve">find articles on OpenAlex</w:t>
+      </w:r>
+      <w:r>
+        <w:t xml:space="preserve"> </w:t>
+      </w:r>
+      <w:r>
+        <w:t xml:space="preserve">–&gt;</w:t>
+      </w:r>
+      <w:r>
+        <w:t xml:space="preserve"> </w:t>
+      </w:r>
+      <w:r>
+        <w:rPr>
+          <w:rStyle w:val="VerbatimChar"/>
+        </w:rPr>
+        <w:t xml:space="preserve">download bibliographic data</w:t>
+      </w:r>
+      <w:r>
+        <w:t xml:space="preserve"> </w:t>
+      </w:r>
+      <w:r>
+        <w:t xml:space="preserve">–&gt;</w:t>
+      </w:r>
+      <w:r>
+        <w:t xml:space="preserve"> </w:t>
+      </w:r>
+      <w:r>
+        <w:rPr>
+          <w:rStyle w:val="VerbatimChar"/>
+        </w:rPr>
+        <w:t xml:space="preserve">download pdf</w:t>
+      </w:r>
+      <w:r>
+        <w:t xml:space="preserve">.</w:t>
+      </w:r>
+    </w:p>
+    <w:p>
+      <w:pPr>
+        <w:pStyle w:val="BodyText"/>
+      </w:pPr>
+      <w:r>
+        <w:t xml:space="preserve">Overall, the experience with using OpenAlex within IPBES has been very positive and, as multiple requests from outside IPBES indicate, on the front of literature search methodologies in general.</w:t>
+      </w:r>
+    </w:p>
+    <w:bookmarkEnd w:id="55"/>
+    <w:bookmarkStart w:id="61" w:name="conclusion"/>
+    <w:p>
+      <w:pPr>
+        <w:pStyle w:val="Heading2"/>
+      </w:pPr>
+      <w:r>
+        <w:t xml:space="preserve">Conclusion</w:t>
       </w:r>
     </w:p>
     <w:p>
@@ -1263,575 +1892,159 @@
         <w:pStyle w:val="FirstParagraph"/>
       </w:pPr>
       <w:r>
-        <w:t xml:space="preserve">OpenAlex is free and open, i.e. it is free to use for everybody without any subscription or registration, by design.</w:t>
-      </w:r>
-      <w:r>
-        <w:t xml:space="preserve"> </w:t>
-      </w:r>
-      <w:r>
-        <w:t xml:space="preserve">The data is freely available by downloading a</w:t>
-      </w:r>
-      <w:r>
-        <w:t xml:space="preserve"> </w:t>
-      </w:r>
-      <w:hyperlink w:anchor="glossary-glossary-data-snapshot">
-        <w:r>
-          <w:rPr>
-            <w:rStyle w:val="Hyperlink"/>
-          </w:rPr>
-          <w:t xml:space="preserve">data snapshot</w:t>
-        </w:r>
-      </w:hyperlink>
-      <w:r>
-        <w:t xml:space="preserve"> </w:t>
-      </w:r>
-      <w:r>
-        <w:t xml:space="preserve">by following the</w:t>
-      </w:r>
-      <w:r>
-        <w:t xml:space="preserve"> </w:t>
-      </w:r>
-      <w:hyperlink r:id="rId40">
-        <w:r>
-          <w:rPr>
-            <w:rStyle w:val="Hyperlink"/>
-          </w:rPr>
-          <w:t xml:space="preserve">instructions on OpenAlex</w:t>
-        </w:r>
-      </w:hyperlink>
-      <w:r>
-        <w:t xml:space="preserve">. The datasets can therefore be analysed locally using approaches which are not provisioned for in the</w:t>
-      </w:r>
-      <w:r>
-        <w:t xml:space="preserve"> </w:t>
-      </w:r>
-      <w:hyperlink w:anchor="glossary-api">
-        <w:r>
-          <w:rPr>
-            <w:rStyle w:val="Hyperlink"/>
-          </w:rPr>
-          <w:t xml:space="preserve">API</w:t>
+        <w:t xml:space="preserve">We therefore recommend OpeAlex as the preferred scholarly data sources for IPBES as it is a suitable, and even more powerful replacement for WoS and Scopus.</w:t>
+      </w:r>
+    </w:p>
+    <w:p>
+      <w:pPr>
+        <w:pStyle w:val="BodyText"/>
+      </w:pPr>
+      <w:r>
+        <w:t xml:space="preserve">Furthermore, recent changes and further developments in OpenAlex open the door for new approaches on how to work with literature which were not possible (or exceedingly expensive and complex) with other data sources.</w:t>
+      </w:r>
+    </w:p>
+    <w:bookmarkStart w:id="60" w:name="refs"/>
+    <w:bookmarkStart w:id="57" w:name="ref-Culbert2025a"/>
+    <w:p>
+      <w:pPr>
+        <w:pStyle w:val="Bibliography"/>
+      </w:pPr>
+      <w:r>
+        <w:t xml:space="preserve">Culbert, Jack H., Anne Hobert, Najko Jahn, Nick Haupka, Marion Schmidt, Paul Donner, and Philipp Mayr. 2025.</w:t>
+      </w:r>
+      <w:r>
+        <w:t xml:space="preserve"> </w:t>
+      </w:r>
+      <w:r>
+        <w:t xml:space="preserve">“Reference Coverage Analysis of</w:t>
+      </w:r>
+      <w:r>
+        <w:t xml:space="preserve"> </w:t>
+      </w:r>
+      <w:r>
+        <w:t xml:space="preserve">OpenAlex</w:t>
+      </w:r>
+      <w:r>
+        <w:t xml:space="preserve"> </w:t>
+      </w:r>
+      <w:r>
+        <w:t xml:space="preserve">Compared to</w:t>
+      </w:r>
+      <w:r>
+        <w:t xml:space="preserve"> </w:t>
+      </w:r>
+      <w:r>
+        <w:t xml:space="preserve">Web</w:t>
+      </w:r>
+      <w:r>
+        <w:t xml:space="preserve"> </w:t>
+      </w:r>
+      <w:r>
+        <w:t xml:space="preserve">of</w:t>
+      </w:r>
+      <w:r>
+        <w:t xml:space="preserve"> </w:t>
+      </w:r>
+      <w:r>
+        <w:t xml:space="preserve">Science</w:t>
+      </w:r>
+      <w:r>
+        <w:t xml:space="preserve"> </w:t>
+      </w:r>
+      <w:r>
+        <w:t xml:space="preserve">and</w:t>
+      </w:r>
+      <w:r>
+        <w:t xml:space="preserve"> </w:t>
+      </w:r>
+      <w:r>
+        <w:t xml:space="preserve">Scopus</w:t>
+      </w:r>
+      <w:r>
+        <w:t xml:space="preserve">.”</w:t>
+      </w:r>
+      <w:r>
+        <w:t xml:space="preserve"> </w:t>
+      </w:r>
+      <w:r>
+        <w:rPr>
+          <w:i/>
+          <w:iCs/>
+        </w:rPr>
+        <w:t xml:space="preserve">Scientometrics</w:t>
+      </w:r>
+      <w:r>
+        <w:t xml:space="preserve"> </w:t>
+      </w:r>
+      <w:r>
+        <w:t xml:space="preserve">130 (4): 2475–92.</w:t>
+      </w:r>
+      <w:r>
+        <w:t xml:space="preserve"> </w:t>
+      </w:r>
+      <w:hyperlink r:id="rId56">
+        <w:r>
+          <w:rPr>
+            <w:rStyle w:val="Hyperlink"/>
+          </w:rPr>
+          <w:t xml:space="preserve">https://doi.org/10.1007/s11192-025-05293-3</w:t>
         </w:r>
       </w:hyperlink>
       <w:r>
         <w:t xml:space="preserve">.</w:t>
       </w:r>
     </w:p>
-    <w:bookmarkEnd w:id="41"/>
-    <w:bookmarkStart w:id="46" w:name="web-and-api-access"/>
-    <w:p>
-      <w:pPr>
-        <w:pStyle w:val="Heading3"/>
-      </w:pPr>
-      <w:r>
-        <w:t xml:space="preserve">Web and</w:t>
-      </w:r>
-      <w:r>
-        <w:t xml:space="preserve"> </w:t>
-      </w:r>
-      <w:hyperlink w:anchor="glossary-api">
-        <w:r>
-          <w:rPr>
-            <w:rStyle w:val="Hyperlink"/>
-          </w:rPr>
-          <w:t xml:space="preserve">API</w:t>
-        </w:r>
-      </w:hyperlink>
-      <w:r>
-        <w:t xml:space="preserve"> </w:t>
-      </w:r>
-      <w:r>
-        <w:t xml:space="preserve">Access</w:t>
-      </w:r>
-    </w:p>
-    <w:p>
-      <w:pPr>
-        <w:pStyle w:val="FirstParagraph"/>
-      </w:pPr>
-      <w:hyperlink w:anchor="glossary-api">
-        <w:r>
-          <w:rPr>
-            <w:rStyle w:val="Hyperlink"/>
-          </w:rPr>
-          <w:t xml:space="preserve">API</w:t>
-        </w:r>
-      </w:hyperlink>
-      <w:r>
-        <w:t xml:space="preserve"> </w:t>
-      </w:r>
-      <w:r>
-        <w:t xml:space="preserve">access is important for accessing the database programmatically. An example is a search for all articles covering a specific topic. Usually, this is an iterative provess which needs refinement of the search terms. The traditional way is to type the search term in the search box and and write down at least the number of hits, change the search term and repeat the process. Especially when other comparisons should also be done (e.g. assessment of certain key-papers are in the search results), this becomes a very tedious and error prone process.</w:t>
-      </w:r>
-    </w:p>
-    <w:p>
-      <w:pPr>
-        <w:pStyle w:val="BodyText"/>
-      </w:pPr>
-      <w:r>
-        <w:t xml:space="preserve">This process can be automated by using the</w:t>
-      </w:r>
-      <w:r>
-        <w:t xml:space="preserve"> </w:t>
-      </w:r>
-      <w:hyperlink w:anchor="glossary-api">
-        <w:r>
-          <w:rPr>
-            <w:rStyle w:val="Hyperlink"/>
-          </w:rPr>
-          <w:t xml:space="preserve">API</w:t>
-        </w:r>
-      </w:hyperlink>
-      <w:r>
-        <w:t xml:space="preserve">. In this case, the search is defined e.g. in R or any other programming language and the search is done programmatically. The results can then be analysed and the search terms can be refined in a reproducible way with transparent criteria. The results can be shown in a clear, concise and reproducible automatically generated report.</w:t>
-      </w:r>
-    </w:p>
-    <w:p>
-      <w:pPr>
-        <w:pStyle w:val="BodyText"/>
-      </w:pPr>
-      <w:r>
-        <w:t xml:space="preserve">Nevertheless, web acces to conduct manual searches is a valuable tool to conduct initial testing of search terms.</w:t>
-      </w:r>
-      <w:r>
-        <w:t xml:space="preserve"> </w:t>
-      </w:r>
-      <w:r>
-        <w:t xml:space="preserve">render</w:t>
-      </w:r>
-      <w:r>
-        <w:t xml:space="preserve"> </w:t>
-      </w:r>
-      <w:r>
-        <w:t xml:space="preserve">OpenAlex has, as all of the other other scholary data sources, a</w:t>
-      </w:r>
-      <w:r>
-        <w:t xml:space="preserve"> </w:t>
-      </w:r>
-      <w:hyperlink r:id="rId42">
-        <w:r>
-          <w:rPr>
-            <w:rStyle w:val="Hyperlink"/>
-          </w:rPr>
-          <w:t xml:space="preserve">web interface</w:t>
+    <w:bookmarkEnd w:id="57"/>
+    <w:bookmarkStart w:id="59" w:name="ref-Reyes-Garcia2026"/>
+    <w:p>
+      <w:pPr>
+        <w:pStyle w:val="Bibliography"/>
+      </w:pPr>
+      <w:r>
+        <w:t xml:space="preserve">Reyes-García, Victoria, Rainer M. Krug, Arun Agrawal, Karina Benessaiah, Martha Bonilla-Moheno, Joachim Claudet, Tim Forsyth, et al. 2026.</w:t>
+      </w:r>
+      <w:r>
+        <w:t xml:space="preserve"> </w:t>
+      </w:r>
+      <w:r>
+        <w:t xml:space="preserve">“Actions and Actors Driving Transformative Change for Global Sustainability.”</w:t>
+      </w:r>
+      <w:r>
+        <w:t xml:space="preserve"> </w:t>
+      </w:r>
+      <w:r>
+        <w:rPr>
+          <w:i/>
+          <w:iCs/>
+        </w:rPr>
+        <w:t xml:space="preserve">Nature Sustainability</w:t>
+      </w:r>
+      <w:r>
+        <w:t xml:space="preserve">, February.</w:t>
+      </w:r>
+      <w:r>
+        <w:t xml:space="preserve"> </w:t>
+      </w:r>
+      <w:hyperlink r:id="rId58">
+        <w:r>
+          <w:rPr>
+            <w:rStyle w:val="Hyperlink"/>
+          </w:rPr>
+          <w:t xml:space="preserve">https://doi.org/10.1038/s41893-026-01783-1</w:t>
         </w:r>
       </w:hyperlink>
       <w:r>
         <w:t xml:space="preserve">.</w:t>
       </w:r>
     </w:p>
-    <w:p>
-      <w:pPr>
-        <w:pStyle w:val="BodyText"/>
-      </w:pPr>
-      <w:r>
-        <w:t xml:space="preserve">In addition to the web interface, most scholary sources, with the notable exception of google scholar, have an</w:t>
-      </w:r>
-      <w:r>
-        <w:t xml:space="preserve"> </w:t>
-      </w:r>
-      <w:hyperlink w:anchor="glossary-api">
-        <w:r>
-          <w:rPr>
-            <w:rStyle w:val="Hyperlink"/>
-          </w:rPr>
-          <w:t xml:space="preserve">API</w:t>
-        </w:r>
-      </w:hyperlink>
-      <w:r>
-        <w:t xml:space="preserve"> </w:t>
-      </w:r>
-      <w:r>
-        <w:t xml:space="preserve">which can be used to access the data programmatically.</w:t>
-      </w:r>
-    </w:p>
-    <w:p>
-      <w:pPr>
-        <w:pStyle w:val="BodyText"/>
-      </w:pPr>
-      <w:r>
-        <w:t xml:space="preserve">In contrast to the</w:t>
-      </w:r>
-      <w:r>
-        <w:t xml:space="preserve"> </w:t>
-      </w:r>
-      <w:hyperlink w:anchor="glossary-api">
-        <w:r>
-          <w:rPr>
-            <w:rStyle w:val="Hyperlink"/>
-          </w:rPr>
-          <w:t xml:space="preserve">APIs</w:t>
-        </w:r>
-      </w:hyperlink>
-      <w:r>
-        <w:t xml:space="preserve"> </w:t>
-      </w:r>
-      <w:r>
-        <w:t xml:space="preserve">assessed, (WoS, Scopus), the</w:t>
-      </w:r>
-      <w:r>
-        <w:t xml:space="preserve"> </w:t>
-      </w:r>
-      <w:hyperlink r:id="rId43">
-        <w:r>
-          <w:rPr>
-            <w:rStyle w:val="Hyperlink"/>
-          </w:rPr>
-          <w:t xml:space="preserve">OpenAlex API</w:t>
-        </w:r>
-      </w:hyperlink>
-      <w:r>
-        <w:t xml:space="preserve"> </w:t>
-      </w:r>
-      <w:r>
-        <w:t xml:space="preserve">is relatively simple but provides all the neccessary functionality needed for all IPBES related tasks. For more complex searches or analysis, a</w:t>
-      </w:r>
-      <w:r>
-        <w:t xml:space="preserve"> </w:t>
-      </w:r>
-      <w:hyperlink w:anchor="glossary-data-snapshot">
-        <w:r>
-          <w:rPr>
-            <w:rStyle w:val="Hyperlink"/>
-          </w:rPr>
-          <w:t xml:space="preserve">data snapshot</w:t>
-        </w:r>
-      </w:hyperlink>
-      <w:r>
-        <w:t xml:space="preserve"> </w:t>
-      </w:r>
-      <w:r>
-        <w:t xml:space="preserve">can be stored and analysed locally.</w:t>
-      </w:r>
-    </w:p>
-    <w:p>
-      <w:pPr>
-        <w:pStyle w:val="BodyText"/>
-      </w:pPr>
-      <w:r>
-        <w:t xml:space="preserve">To simplify the</w:t>
-      </w:r>
-      <w:r>
-        <w:t xml:space="preserve"> </w:t>
-      </w:r>
-      <w:hyperlink w:anchor="glossary-api">
-        <w:r>
-          <w:rPr>
-            <w:rStyle w:val="Hyperlink"/>
-          </w:rPr>
-          <w:t xml:space="preserve">API</w:t>
-        </w:r>
-      </w:hyperlink>
-      <w:r>
-        <w:t xml:space="preserve"> </w:t>
-      </w:r>
-      <w:r>
-        <w:t xml:space="preserve">usage even more, the excellent R package</w:t>
-      </w:r>
-      <w:r>
-        <w:t xml:space="preserve"> </w:t>
-      </w:r>
-      <w:hyperlink r:id="rId44">
-        <w:r>
-          <w:rPr>
-            <w:rStyle w:val="Hyperlink"/>
-          </w:rPr>
-          <w:t xml:space="preserve">openalexR</w:t>
-        </w:r>
-      </w:hyperlink>
-      <w:r>
-        <w:t xml:space="preserve"> </w:t>
-      </w:r>
-      <w:r>
-        <w:t xml:space="preserve">is available to access the</w:t>
-      </w:r>
-      <w:r>
-        <w:t xml:space="preserve"> </w:t>
-      </w:r>
-      <w:hyperlink w:anchor="glossary-api">
-        <w:r>
-          <w:rPr>
-            <w:rStyle w:val="Hyperlink"/>
-          </w:rPr>
-          <w:t xml:space="preserve">API</w:t>
-        </w:r>
-      </w:hyperlink>
-      <w:r>
-        <w:t xml:space="preserve"> </w:t>
-      </w:r>
-      <w:r>
-        <w:t xml:space="preserve">from</w:t>
-      </w:r>
-      <w:r>
-        <w:t xml:space="preserve"> </w:t>
-      </w:r>
-      <w:hyperlink r:id="rId45">
-        <w:r>
-          <w:rPr>
-            <w:rStyle w:val="Hyperlink"/>
-          </w:rPr>
-          <w:t xml:space="preserve">R</w:t>
-        </w:r>
-      </w:hyperlink>
-      <w:r>
-        <w:t xml:space="preserve">.</w:t>
-      </w:r>
-    </w:p>
-    <w:bookmarkEnd w:id="46"/>
-    <w:bookmarkStart w:id="47" w:name="costs"/>
-    <w:p>
-      <w:pPr>
-        <w:pStyle w:val="Heading3"/>
-      </w:pPr>
-      <w:r>
-        <w:t xml:space="preserve">Costs</w:t>
-      </w:r>
-    </w:p>
-    <w:p>
-      <w:pPr>
-        <w:pStyle w:val="FirstParagraph"/>
-      </w:pPr>
-      <w:r>
-        <w:t xml:space="preserve">OpenAlex is free to use, which is not the case for most other databases. If the limit for free usage (100k</w:t>
-      </w:r>
-      <w:r>
-        <w:t xml:space="preserve"> </w:t>
-      </w:r>
-      <w:hyperlink w:anchor="glossary-api">
-        <w:r>
-          <w:rPr>
-            <w:rStyle w:val="Hyperlink"/>
-          </w:rPr>
-          <w:t xml:space="preserve">API</w:t>
-        </w:r>
-      </w:hyperlink>
-      <w:r>
-        <w:t xml:space="preserve"> </w:t>
-      </w:r>
-      <w:r>
-        <w:t xml:space="preserve">calls per day with a maximum of 10 per second) is not enough, a Premium subscription can be obtained (the tsu has obtained a Premium license free of charge due to extensive feed back and extensive discussions with OpenAlex). The pricing is determined on a case by case basis.</w:t>
-      </w:r>
-    </w:p>
-    <w:p>
-      <w:pPr>
-        <w:pStyle w:val="BodyText"/>
-      </w:pPr>
-      <w:r>
-        <w:t xml:space="preserve">For nearly all usage scenarios within IPBES, the free tier is more than enough, and the remaining usage scenarios are still possible but require longer, or can utilise a</w:t>
-      </w:r>
-      <w:r>
-        <w:t xml:space="preserve"> </w:t>
-      </w:r>
-      <w:hyperlink w:anchor="glossary-data-snapshot">
-        <w:r>
-          <w:rPr>
-            <w:rStyle w:val="Hyperlink"/>
-          </w:rPr>
-          <w:t xml:space="preserve">data snapshot</w:t>
-        </w:r>
-      </w:hyperlink>
-      <w:r>
-        <w:t xml:space="preserve">.</w:t>
-      </w:r>
-    </w:p>
-    <w:p>
-      <w:pPr>
-        <w:pStyle w:val="BodyText"/>
-      </w:pPr>
-      <w:r>
-        <w:t xml:space="preserve">In contrast, the</w:t>
-      </w:r>
-      <w:r>
-        <w:t xml:space="preserve"> </w:t>
-      </w:r>
-      <w:hyperlink w:anchor="glossary-api">
-        <w:r>
-          <w:rPr>
-            <w:rStyle w:val="Hyperlink"/>
-          </w:rPr>
-          <w:t xml:space="preserve">API</w:t>
-        </w:r>
-      </w:hyperlink>
-      <w:r>
-        <w:t xml:space="preserve"> </w:t>
-      </w:r>
-      <w:r>
-        <w:t xml:space="preserve">costs for WoS can easily go into 10s of thousands per dollars per year, and if a</w:t>
-      </w:r>
-      <w:r>
-        <w:t xml:space="preserve"> </w:t>
-      </w:r>
-      <w:hyperlink w:anchor="glossary-data-snapshot">
-        <w:r>
-          <w:rPr>
-            <w:rStyle w:val="Hyperlink"/>
-          </w:rPr>
-          <w:t xml:space="preserve">data snapshot</w:t>
-        </w:r>
-      </w:hyperlink>
-      <w:r>
-        <w:t xml:space="preserve"> </w:t>
-      </w:r>
-      <w:r>
-        <w:t xml:space="preserve">is required even in the millions. In addition, none of the offered smaller</w:t>
-      </w:r>
-      <w:r>
-        <w:t xml:space="preserve"> </w:t>
-      </w:r>
-      <w:hyperlink w:anchor="glossary-api">
-        <w:r>
-          <w:rPr>
-            <w:rStyle w:val="Hyperlink"/>
-          </w:rPr>
-          <w:t xml:space="preserve">API</w:t>
-        </w:r>
-      </w:hyperlink>
-      <w:r>
-        <w:t xml:space="preserve"> </w:t>
-      </w:r>
-      <w:r>
-        <w:t xml:space="preserve">licenses covers the needs of IPBES, i.e. download of diverse metadata as well as download of a large nuber of works.</w:t>
-      </w:r>
-    </w:p>
-    <w:bookmarkEnd w:id="47"/>
-    <w:bookmarkEnd w:id="48"/>
-    <w:bookmarkStart w:id="49" w:name="experience-using-openalex"/>
-    <w:p>
-      <w:pPr>
-        <w:pStyle w:val="Heading2"/>
-      </w:pPr>
-      <w:r>
-        <w:t xml:space="preserve">Experience using OpenAlex</w:t>
-      </w:r>
-    </w:p>
-    <w:p>
-      <w:pPr>
-        <w:pStyle w:val="FirstParagraph"/>
-      </w:pPr>
-      <w:r>
-        <w:t xml:space="preserve">OpenAlex was used in the Transformative Change Assessment to fulfil several requests from the experts. The use of OpenAlex was suggested by the d&amp;k tsu to the experts and the experts decided to use OpenAlex. The main reason was that the analysis and search they had planned would have been essentially not possible with scopus or WoS due to limitations of the GUI and non-availability (and limitations) of the APIs.</w:t>
-      </w:r>
-    </w:p>
-    <w:p>
-      <w:pPr>
-        <w:pStyle w:val="BodyText"/>
-      </w:pPr>
-      <w:r>
-        <w:t xml:space="preserve">OpenAlex enabled us to compile and download the Transformative Change Corpus (TCA Corpus), consisting of 4.5 million works. The works were downloaded, searches in the TCA Corpus were done for several aspects of the TCA and evidence was produced which was considered by the authors as very important to underline their research as well as show venues for additional focal points within the assessment as well as further research based on the assessment.</w:t>
-      </w:r>
-    </w:p>
-    <w:p>
-      <w:pPr>
-        <w:pStyle w:val="BodyText"/>
-      </w:pPr>
-      <w:r>
-        <w:t xml:space="preserve">OpenAlex also enabled us to do a second kind of search, i.e. a snowball search (following the citation graph from selected key papers one genertion back and one generation forward). This very focussed search is easily possible in OpenAlex via the API and the respective R package (openalexR), and has been used in the TCA as well as several times in the Business and Biodiversity Asserssment to obtain corpi of focussed literature to, im most cases, find additional evidence for certain points. It is also in usage for the Monitoring Assessment, which is at the moment conduting at least one snowball and one larger keyword search using OpenAlex.</w:t>
-      </w:r>
-    </w:p>
-    <w:p>
-      <w:pPr>
-        <w:pStyle w:val="BodyText"/>
-      </w:pPr>
-      <w:r>
-        <w:t xml:space="preserve">Overall, the experience with using OpenAlex within IPBES has been very positive and, as multiple requests from outside IPBES indicate, on the front of literature search methodologies in general.</w:t>
-      </w:r>
-    </w:p>
-    <w:bookmarkEnd w:id="49"/>
-    <w:bookmarkStart w:id="51" w:name="conclusion"/>
-    <w:p>
-      <w:pPr>
-        <w:pStyle w:val="Heading2"/>
-      </w:pPr>
-      <w:r>
-        <w:t xml:space="preserve">Conclusion</w:t>
-      </w:r>
-    </w:p>
-    <w:p>
-      <w:pPr>
-        <w:pStyle w:val="FirstParagraph"/>
-      </w:pPr>
-      <w:r>
-        <w:t xml:space="preserve">We therefore recommend OpeAlex as the preferred scholary data sources for IPBES as it is a suitable, and even more powerful replacement for WoS and Scopus.</w:t>
-      </w:r>
-    </w:p>
-    <w:p>
-      <w:pPr>
-        <w:pStyle w:val="BodyText"/>
-      </w:pPr>
-      <w:r>
-        <w:t xml:space="preserve">To facilitate the switch, the following technical guidelines are available and in preparation / planning to help the authors to use OpenAlex programmatically in their assessments</w:t>
-      </w:r>
-    </w:p>
-    <w:p>
-      <w:pPr>
-        <w:pStyle w:val="Compact"/>
-        <w:numPr>
-          <w:ilvl w:val="0"/>
-          <w:numId w:val="1003"/>
-        </w:numPr>
-      </w:pPr>
-      <w:hyperlink r:id="rId50">
-        <w:r>
-          <w:rPr>
-            <w:rStyle w:val="Hyperlink"/>
-            <w:b/>
-            <w:bCs/>
-          </w:rPr>
-          <w:t xml:space="preserve">Snowball Search for Literature Search and Analysis</w:t>
-        </w:r>
-      </w:hyperlink>
-      <w:r>
-        <w:t xml:space="preserve"> </w:t>
-      </w:r>
-      <w:r>
-        <w:t xml:space="preserve">completed</w:t>
-      </w:r>
-    </w:p>
-    <w:p>
-      <w:pPr>
-        <w:pStyle w:val="Compact"/>
-        <w:numPr>
-          <w:ilvl w:val="0"/>
-          <w:numId w:val="1003"/>
-        </w:numPr>
-      </w:pPr>
-      <w:r>
-        <w:rPr>
-          <w:b/>
-          <w:bCs/>
-        </w:rPr>
-        <w:t xml:space="preserve">Keyword based Literature Search and Analysis using OpenAlex</w:t>
-      </w:r>
-      <w:r>
-        <w:t xml:space="preserve"> </w:t>
-      </w:r>
-      <w:r>
-        <w:t xml:space="preserve">in planning</w:t>
-      </w:r>
-    </w:p>
-    <w:p>
-      <w:pPr>
-        <w:pStyle w:val="Compact"/>
-        <w:numPr>
-          <w:ilvl w:val="0"/>
-          <w:numId w:val="1003"/>
-        </w:numPr>
-      </w:pPr>
-      <w:r>
-        <w:rPr>
-          <w:b/>
-          <w:bCs/>
-        </w:rPr>
-        <w:t xml:space="preserve">Using OpenAlex data snapshots - download, storage and querying and analysing</w:t>
-      </w:r>
-      <w:r>
-        <w:t xml:space="preserve"> </w:t>
-      </w:r>
-      <w:r>
-        <w:t xml:space="preserve">early planning stages</w:t>
-      </w:r>
-    </w:p>
-    <w:bookmarkEnd w:id="51"/>
-    <w:sectPr/>
+    <w:bookmarkEnd w:id="59"/>
+    <w:bookmarkEnd w:id="60"/>
+    <w:bookmarkEnd w:id="61"/>
+    <w:sectPr>
+      <w:footnotePr>
+        <w:numRestart w:val="eachSect"/>
+      </w:footnotePr>
+    </w:sectPr>
   </w:body>
 </w:document>
 </file>
@@ -1853,6 +2066,107 @@
     <w:p>
       <w:r>
         <w:separator/>
+      </w:r>
+    </w:p>
+  </w:footnote>
+  <w:footnote w:id="52">
+    <w:p>
+      <w:pPr>
+        <w:pStyle w:val="FootnoteText"/>
+      </w:pPr>
+      <w:r>
+        <w:rPr>
+          <w:rStyle w:val="FootnoteReference"/>
+        </w:rPr>
+        <w:footnoteRef/>
+      </w:r>
+      <w:r>
+        <w:t xml:space="preserve"> </w:t>
+      </w:r>
+      <w:r>
+        <w:rPr>
+          <w:b/>
+          <w:bCs/>
+        </w:rPr>
+        <w:t xml:space="preserve">Technical note</w:t>
+      </w:r>
+      <w:r>
+        <w:t xml:space="preserve">: Similarity search is effectively a vector search using embeddings and can for example can be easily be used for AI applications like RAG systems.</w:t>
+      </w:r>
+    </w:p>
+  </w:footnote>
+  <w:footnote w:id="53">
+    <w:p>
+      <w:pPr>
+        <w:pStyle w:val="FootnoteText"/>
+      </w:pPr>
+      <w:r>
+        <w:rPr>
+          <w:rStyle w:val="FootnoteReference"/>
+        </w:rPr>
+        <w:footnoteRef/>
+      </w:r>
+      <w:r>
+        <w:t xml:space="preserve"> </w:t>
+      </w:r>
+      <w:r>
+        <w:rPr>
+          <w:b/>
+          <w:bCs/>
+        </w:rPr>
+        <w:t xml:space="preserve">Technical note</w:t>
+      </w:r>
+      <w:r>
+        <w:t xml:space="preserve">: In addition to pdf, OpenAlex also supplies the articles in</w:t>
+      </w:r>
+      <w:r>
+        <w:t xml:space="preserve"> </w:t>
+      </w:r>
+      <w:r>
+        <w:rPr>
+          <w:rStyle w:val="VerbatimChar"/>
+        </w:rPr>
+        <w:t xml:space="preserve">xml</w:t>
+      </w:r>
+      <w:r>
+        <w:t xml:space="preserve"> </w:t>
+      </w:r>
+      <w:r>
+        <w:t xml:space="preserve">format. It ius generated by sending the pdf article through</w:t>
+      </w:r>
+      <w:r>
+        <w:t xml:space="preserve"> </w:t>
+      </w:r>
+      <w:hyperlink r:id="rId54">
+        <w:r>
+          <w:rPr>
+            <w:rStyle w:val="Hyperlink"/>
+          </w:rPr>
+          <w:t xml:space="preserve">GROBID</w:t>
+        </w:r>
+      </w:hyperlink>
+      <w:r>
+        <w:t xml:space="preserve"> </w:t>
+      </w:r>
+      <w:r>
+        <w:t xml:space="preserve">which parses the article into traditional publication metadata to full text structures. Please see</w:t>
+      </w:r>
+      <w:r>
+        <w:t xml:space="preserve"> </w:t>
+      </w:r>
+      <w:hyperlink r:id="rId54">
+        <w:r>
+          <w:rPr>
+            <w:rStyle w:val="Hyperlink"/>
+          </w:rPr>
+          <w:t xml:space="preserve">GROBID</w:t>
+        </w:r>
+      </w:hyperlink>
+      <w:r>
+        <w:t xml:space="preserve"> </w:t>
+      </w:r>
+      <w:r>
+        <w:t xml:space="preserve">for further details. This format is also perfectly suited for further processing odf gthe articles.</w:t>
       </w:r>
     </w:p>
   </w:footnote>
@@ -2040,6 +2354,91 @@
       </w:rPr>
     </w:lvl>
   </w:abstractNum>
+  <w:abstractNum w:abstractNumId="99411">
+    <w:nsid w:val="00A99411"/>
+    <w:multiLevelType w:val="multilevel"/>
+    <w:lvl w:ilvl="0">
+      <w:start w:val="1"/>
+      <w:numFmt w:val="decimal"/>
+      <w:lvlText w:val="%1."/>
+      <w:lvlJc w:val="left"/>
+      <w:pPr>
+        <w:ind w:left="720" w:hanging="360"/>
+      </w:pPr>
+    </w:lvl>
+    <w:lvl w:ilvl="1">
+      <w:start w:val="1"/>
+      <w:numFmt w:val="decimal"/>
+      <w:lvlText w:val="%2."/>
+      <w:lvlJc w:val="left"/>
+      <w:pPr>
+        <w:ind w:left="1440" w:hanging="360"/>
+      </w:pPr>
+    </w:lvl>
+    <w:lvl w:ilvl="2">
+      <w:start w:val="1"/>
+      <w:numFmt w:val="decimal"/>
+      <w:lvlText w:val="%3."/>
+      <w:lvlJc w:val="left"/>
+      <w:pPr>
+        <w:ind w:left="2160" w:hanging="360"/>
+      </w:pPr>
+    </w:lvl>
+    <w:lvl w:ilvl="3">
+      <w:start w:val="1"/>
+      <w:numFmt w:val="decimal"/>
+      <w:lvlText w:val="%4."/>
+      <w:lvlJc w:val="left"/>
+      <w:pPr>
+        <w:ind w:left="2880" w:hanging="360"/>
+      </w:pPr>
+    </w:lvl>
+    <w:lvl w:ilvl="4">
+      <w:start w:val="1"/>
+      <w:numFmt w:val="decimal"/>
+      <w:lvlText w:val="%5."/>
+      <w:lvlJc w:val="left"/>
+      <w:pPr>
+        <w:ind w:left="3600" w:hanging="360"/>
+      </w:pPr>
+    </w:lvl>
+    <w:lvl w:ilvl="5">
+      <w:start w:val="1"/>
+      <w:numFmt w:val="decimal"/>
+      <w:lvlText w:val="%6."/>
+      <w:lvlJc w:val="left"/>
+      <w:pPr>
+        <w:ind w:left="4320" w:hanging="360"/>
+      </w:pPr>
+    </w:lvl>
+    <w:lvl w:ilvl="6">
+      <w:start w:val="1"/>
+      <w:numFmt w:val="decimal"/>
+      <w:lvlText w:val="%7."/>
+      <w:lvlJc w:val="left"/>
+      <w:pPr>
+        <w:ind w:left="5040" w:hanging="360"/>
+      </w:pPr>
+    </w:lvl>
+    <w:lvl w:ilvl="7">
+      <w:start w:val="1"/>
+      <w:numFmt w:val="decimal"/>
+      <w:lvlText w:val="%8."/>
+      <w:lvlJc w:val="left"/>
+      <w:pPr>
+        <w:ind w:left="5760" w:hanging="360"/>
+      </w:pPr>
+    </w:lvl>
+    <w:lvl w:ilvl="8">
+      <w:start w:val="1"/>
+      <w:numFmt w:val="decimal"/>
+      <w:lvlText w:val="%9."/>
+      <w:lvlJc w:val="left"/>
+      <w:pPr>
+        <w:ind w:left="6480" w:hanging="360"/>
+      </w:pPr>
+    </w:lvl>
+  </w:abstractNum>
   <w:num w:numId="1000">
     <w:abstractNumId w:val="990"/>
   </w:num>
@@ -2050,7 +2449,34 @@
     <w:abstractNumId w:val="991"/>
   </w:num>
   <w:num w:numId="1003">
-    <w:abstractNumId w:val="991"/>
+    <w:abstractNumId w:val="99411"/>
+    <w:lvlOverride w:ilvl="0">
+      <w:startOverride w:val="1"/>
+    </w:lvlOverride>
+    <w:lvlOverride w:ilvl="1">
+      <w:startOverride w:val="1"/>
+    </w:lvlOverride>
+    <w:lvlOverride w:ilvl="2">
+      <w:startOverride w:val="1"/>
+    </w:lvlOverride>
+    <w:lvlOverride w:ilvl="3">
+      <w:startOverride w:val="1"/>
+    </w:lvlOverride>
+    <w:lvlOverride w:ilvl="4">
+      <w:startOverride w:val="1"/>
+    </w:lvlOverride>
+    <w:lvlOverride w:ilvl="5">
+      <w:startOverride w:val="1"/>
+    </w:lvlOverride>
+    <w:lvlOverride w:ilvl="6">
+      <w:startOverride w:val="1"/>
+    </w:lvlOverride>
+    <w:lvlOverride w:ilvl="7">
+      <w:startOverride w:val="1"/>
+    </w:lvlOverride>
+    <w:lvlOverride w:ilvl="8">
+      <w:startOverride w:val="1"/>
+    </w:lvlOverride>
   </w:num>
 </w:numbering>
 </file>
@@ -2115,8 +2541,6 @@
     </w:pPr>
     <w:rPr>
       <w:rFonts w:asciiTheme="majorHAnsi" w:cstheme="majorBidi" w:eastAsiaTheme="majorEastAsia" w:hAnsiTheme="majorHAnsi"/>
-      <w:spacing w:val="-10"/>
-      <w:kern w:val="28"/>
       <w:sz w:val="56"/>
       <w:szCs w:val="56"/>
     </w:rPr>
@@ -2129,8 +2553,6 @@
     <w:rsid w:val="00A10FD9"/>
     <w:rPr>
       <w:rFonts w:asciiTheme="majorHAnsi" w:cstheme="majorBidi" w:eastAsiaTheme="majorEastAsia" w:hAnsiTheme="majorHAnsi"/>
-      <w:spacing w:val="-10"/>
-      <w:kern w:val="28"/>
       <w:sz w:val="56"/>
       <w:szCs w:val="56"/>
     </w:rPr>
@@ -2171,23 +2593,31 @@
   </w:style>
   <w:style w:customStyle="1" w:styleId="Author" w:type="paragraph">
     <w:name w:val="Author"/>
+    <w:basedOn w:val="Title"/>
     <w:next w:val="BodyText"/>
     <w:qFormat/>
     <w:pPr>
       <w:keepNext/>
       <w:keepLines/>
-      <w:jc w:val="center"/>
     </w:pPr>
+    <w:rPr>
+      <w:sz w:val="24"/>
+      <w:szCs w:val="24"/>
+    </w:rPr>
   </w:style>
   <w:style w:styleId="Date" w:type="paragraph">
     <w:name w:val="Date"/>
+    <w:basedOn w:val="Title"/>
     <w:next w:val="BodyText"/>
     <w:qFormat/>
     <w:pPr>
       <w:keepNext/>
       <w:keepLines/>
-      <w:jc w:val="center"/>
     </w:pPr>
+    <w:rPr>
+      <w:sz w:val="24"/>
+      <w:szCs w:val="24"/>
+    </w:rPr>
   </w:style>
   <w:style w:customStyle="1" w:styleId="AbstractTitle" w:type="paragraph">
     <w:name w:val="Abstract Title"/>

--- a/IPBES_WP_OpenAlex.docx
+++ b/IPBES_WP_OpenAlex.docx
@@ -31,7 +31,7 @@
         <w:pStyle w:val="Date"/>
       </w:pPr>
       <w:r>
-        <w:t xml:space="preserve">2026-03-13</w:t>
+        <w:t xml:space="preserve">2026-03-16</w:t>
       </w:r>
     </w:p>
     <w:p>

--- a/IPBES_WP_OpenAlex.docx
+++ b/IPBES_WP_OpenAlex.docx
@@ -31,7 +31,7 @@
         <w:pStyle w:val="Date"/>
       </w:pPr>
       <w:r>
-        <w:t xml:space="preserve">2026-03-16</w:t>
+        <w:t xml:space="preserve">2026-04-07</w:t>
       </w:r>
     </w:p>
     <w:p>
@@ -52,7 +52,7 @@
         </w:rPr>
         <w:t xml:space="preserve"> </w:t>
       </w:r>
-      <w:hyperlink r:id="rId20">
+      <w:hyperlink r:id="rId9">
         <w:r>
           <w:rPr>
             <w:rStyle w:val="Hyperlink"/>
@@ -81,7 +81,7 @@
         </w:rPr>
         <w:t xml:space="preserve"> </w:t>
       </w:r>
-      <w:hyperlink r:id="rId21">
+      <w:hyperlink r:id="rId10">
         <w:r>
           <w:rPr>
             <w:rStyle w:val="Hyperlink"/>
@@ -92,7 +92,7 @@
         </w:r>
       </w:hyperlink>
     </w:p>
-    <w:bookmarkStart w:id="22" w:name="glossary"/>
+    <w:bookmarkStart w:id="11" w:name="glossary"/>
     <w:p>
       <w:pPr>
         <w:pStyle w:val="Heading2"/>
@@ -146,8 +146,8 @@
         <w:t xml:space="preserve">: Representing a document (in IPBES context at the moment the assessments) in a structured format which allows linking of the documents with each other and also other documents available. It provides structure to the text, and includes cross links.</w:t>
       </w:r>
     </w:p>
-    <w:bookmarkEnd w:id="22"/>
-    <w:bookmarkStart w:id="27" w:name="introduction"/>
+    <w:bookmarkEnd w:id="11"/>
+    <w:bookmarkStart w:id="16" w:name="introduction"/>
     <w:p>
       <w:pPr>
         <w:pStyle w:val="Heading2"/>
@@ -166,7 +166,7 @@
       <w:r>
         <w:t xml:space="preserve"> </w:t>
       </w:r>
-      <w:hyperlink r:id="rId23">
+      <w:hyperlink r:id="rId12">
         <w:r>
           <w:rPr>
             <w:rStyle w:val="Hyperlink"/>
@@ -183,7 +183,7 @@
       <w:r>
         <w:t xml:space="preserve"> </w:t>
       </w:r>
-      <w:hyperlink r:id="rId24">
+      <w:hyperlink r:id="rId13">
         <w:r>
           <w:rPr>
             <w:rStyle w:val="Hyperlink"/>
@@ -200,7 +200,7 @@
       <w:r>
         <w:t xml:space="preserve"> </w:t>
       </w:r>
-      <w:hyperlink r:id="rId25">
+      <w:hyperlink r:id="rId14">
         <w:r>
           <w:rPr>
             <w:rStyle w:val="Hyperlink"/>
@@ -222,7 +222,7 @@
       <w:r>
         <w:t xml:space="preserve"> </w:t>
       </w:r>
-      <w:hyperlink r:id="rId24">
+      <w:hyperlink r:id="rId13">
         <w:r>
           <w:rPr>
             <w:rStyle w:val="Hyperlink"/>
@@ -239,7 +239,7 @@
       <w:r>
         <w:t xml:space="preserve"> </w:t>
       </w:r>
-      <w:hyperlink r:id="rId25">
+      <w:hyperlink r:id="rId14">
         <w:r>
           <w:rPr>
             <w:rStyle w:val="Hyperlink"/>
@@ -292,7 +292,7 @@
       <w:r>
         <w:t xml:space="preserve"> </w:t>
       </w:r>
-      <w:hyperlink r:id="rId23">
+      <w:hyperlink r:id="rId12">
         <w:r>
           <w:rPr>
             <w:rStyle w:val="Hyperlink"/>
@@ -306,7 +306,7 @@
       <w:r>
         <w:t xml:space="preserve"> </w:t>
       </w:r>
-      <w:hyperlink r:id="rId23">
+      <w:hyperlink r:id="rId12">
         <w:r>
           <w:rPr>
             <w:rStyle w:val="Hyperlink"/>
@@ -323,7 +323,7 @@
       <w:r>
         <w:t xml:space="preserve"> </w:t>
       </w:r>
-      <w:hyperlink r:id="rId26">
+      <w:hyperlink r:id="rId15">
         <w:r>
           <w:rPr>
             <w:rStyle w:val="Hyperlink"/>
@@ -351,8 +351,8 @@
         <w:t xml:space="preserve">This document will detail differences between these scholarly data sources and outline the advantages of OpenAlex over WoS and Scopus.</w:t>
       </w:r>
     </w:p>
-    <w:bookmarkEnd w:id="27"/>
-    <w:bookmarkStart w:id="51" w:name="Xb2a4417153bff5c85699531b63cd0104170f00b"/>
+    <w:bookmarkEnd w:id="16"/>
+    <w:bookmarkStart w:id="40" w:name="Xb2a4417153bff5c85699531b63cd0104170f00b"/>
     <w:p>
       <w:pPr>
         <w:pStyle w:val="Heading2"/>
@@ -454,7 +454,7 @@
         <w:t xml:space="preserve">We will go through these points in more detail now.</w:t>
       </w:r>
     </w:p>
-    <w:bookmarkStart w:id="35" w:name="sec-comp_open_alex"/>
+    <w:bookmarkStart w:id="24" w:name="sec-comp_open_alex"/>
     <w:p>
       <w:pPr>
         <w:pStyle w:val="Heading3"/>
@@ -473,7 +473,7 @@
       <w:r>
         <w:t xml:space="preserve"> </w:t>
       </w:r>
-      <w:hyperlink r:id="rId28">
+      <w:hyperlink r:id="rId17">
         <w:r>
           <w:rPr>
             <w:rStyle w:val="Hyperlink"/>
@@ -490,7 +490,7 @@
       <w:r>
         <w:t xml:space="preserve"> </w:t>
       </w:r>
-      <w:hyperlink r:id="rId29">
+      <w:hyperlink r:id="rId18">
         <w:r>
           <w:rPr>
             <w:rStyle w:val="Hyperlink"/>
@@ -507,7 +507,7 @@
       <w:r>
         <w:t xml:space="preserve"> </w:t>
       </w:r>
-      <w:hyperlink r:id="rId30">
+      <w:hyperlink r:id="rId19">
         <w:r>
           <w:rPr>
             <w:rStyle w:val="Hyperlink"/>
@@ -570,7 +570,7 @@
       <w:tr>
         <w:tc>
           <w:tcPr/>
-          <w:bookmarkStart w:id="34" w:name="fig-openalex-coverage"/>
+          <w:bookmarkStart w:id="23" w:name="fig-openalex-coverage"/>
           <w:p>
             <w:pPr>
               <w:pStyle w:val="Compact"/>
@@ -581,18 +581,18 @@
                 <wp:inline>
                   <wp:extent cx="5334000" cy="6158961"/>
                   <wp:effectExtent b="0" l="0" r="0" t="0"/>
-                  <wp:docPr descr="" title="" id="32" name="Picture"/>
+                  <wp:docPr descr="" title="" id="21" name="Picture"/>
                   <a:graphic>
                     <a:graphicData uri="http://schemas.openxmlformats.org/drawingml/2006/picture">
                       <pic:pic>
                         <pic:nvPicPr>
-                          <pic:cNvPr descr="figures/Culbert2025a_Fig_1.png" id="33" name="Picture"/>
+                          <pic:cNvPr descr="figures/Culbert2025a_Fig_1.png" id="22" name="Picture"/>
                           <pic:cNvPicPr>
                             <a:picLocks noChangeArrowheads="1" noChangeAspect="1"/>
                           </pic:cNvPicPr>
                         </pic:nvPicPr>
                         <pic:blipFill>
-                          <a:blip r:embed="rId31"/>
+                          <a:blip r:embed="rId20"/>
                           <a:stretch>
                             <a:fillRect/>
                           </a:stretch>
@@ -641,12 +641,12 @@
               <w:t xml:space="preserve">, Figure 1).</w:t>
             </w:r>
           </w:p>
-          <w:bookmarkEnd w:id="34"/>
+          <w:bookmarkEnd w:id="23"/>
         </w:tc>
       </w:tr>
     </w:tbl>
-    <w:bookmarkEnd w:id="35"/>
-    <w:bookmarkStart w:id="41" w:name="X4e1fa75a57795e0a1cad4692107031306532854"/>
+    <w:bookmarkEnd w:id="24"/>
+    <w:bookmarkStart w:id="30" w:name="X4e1fa75a57795e0a1cad4692107031306532854"/>
     <w:p>
       <w:pPr>
         <w:pStyle w:val="Heading3"/>
@@ -667,7 +667,7 @@
       <w:pPr>
         <w:pStyle w:val="BodyText"/>
       </w:pPr>
-      <w:hyperlink r:id="rId36">
+      <w:hyperlink r:id="rId25">
         <w:r>
           <w:rPr>
             <w:rStyle w:val="Hyperlink"/>
@@ -711,7 +711,7 @@
       <w:tr>
         <w:tc>
           <w:tcPr/>
-          <w:bookmarkStart w:id="40" w:name="fig-openalex-stats"/>
+          <w:bookmarkStart w:id="29" w:name="fig-openalex-stats"/>
           <w:p>
             <w:pPr>
               <w:pStyle w:val="Compact"/>
@@ -722,18 +722,18 @@
                 <wp:inline>
                   <wp:extent cx="5334000" cy="4821563"/>
                   <wp:effectExtent b="0" l="0" r="0" t="0"/>
-                  <wp:docPr descr="" title="" id="38" name="Picture"/>
+                  <wp:docPr descr="" title="" id="27" name="Picture"/>
                   <a:graphic>
                     <a:graphicData uri="http://schemas.openxmlformats.org/drawingml/2006/picture">
                       <pic:pic>
                         <pic:nvPicPr>
-                          <pic:cNvPr descr="figures/openalex_data_stats.png" id="39" name="Picture"/>
+                          <pic:cNvPr descr="figures/openalex_data_stats.png" id="28" name="Picture"/>
                           <pic:cNvPicPr>
                             <a:picLocks noChangeArrowheads="1" noChangeAspect="1"/>
                           </pic:cNvPicPr>
                         </pic:nvPicPr>
                         <pic:blipFill>
-                          <a:blip r:embed="rId37"/>
+                          <a:blip r:embed="rId26"/>
                           <a:stretch>
                             <a:fillRect/>
                           </a:stretch>
@@ -773,12 +773,12 @@
               <w:t xml:space="preserve">Figure 2: Data Stats from Open alex. Live webpage at https://openalex.org/stats</w:t>
             </w:r>
           </w:p>
-          <w:bookmarkEnd w:id="40"/>
+          <w:bookmarkEnd w:id="29"/>
         </w:tc>
       </w:tr>
     </w:tbl>
-    <w:bookmarkEnd w:id="41"/>
-    <w:bookmarkStart w:id="43" w:name="openness-of-data-and-code-used"/>
+    <w:bookmarkEnd w:id="30"/>
+    <w:bookmarkStart w:id="32" w:name="openness-of-data-and-code-used"/>
     <w:p>
       <w:pPr>
         <w:pStyle w:val="Heading3"/>
@@ -820,7 +820,7 @@
       <w:r>
         <w:t xml:space="preserve"> </w:t>
       </w:r>
-      <w:hyperlink r:id="rId42">
+      <w:hyperlink r:id="rId31">
         <w:r>
           <w:rPr>
             <w:rStyle w:val="Hyperlink"/>
@@ -846,8 +846,8 @@
         <w:t xml:space="preserve">.</w:t>
       </w:r>
     </w:p>
-    <w:bookmarkEnd w:id="43"/>
-    <w:bookmarkStart w:id="49" w:name="web-and-api-access"/>
+    <w:bookmarkEnd w:id="32"/>
+    <w:bookmarkStart w:id="38" w:name="web-and-api-access"/>
     <w:p>
       <w:pPr>
         <w:pStyle w:val="Heading3"/>
@@ -974,7 +974,7 @@
       <w:r>
         <w:t xml:space="preserve"> </w:t>
       </w:r>
-      <w:hyperlink r:id="rId44">
+      <w:hyperlink r:id="rId33">
         <w:r>
           <w:rPr>
             <w:rStyle w:val="Hyperlink"/>
@@ -1033,7 +1033,7 @@
       <w:r>
         <w:t xml:space="preserve"> </w:t>
       </w:r>
-      <w:hyperlink r:id="rId45">
+      <w:hyperlink r:id="rId34">
         <w:r>
           <w:rPr>
             <w:rStyle w:val="Hyperlink"/>
@@ -1067,7 +1067,7 @@
       <w:r>
         <w:t xml:space="preserve"> </w:t>
       </w:r>
-      <w:hyperlink r:id="rId46">
+      <w:hyperlink r:id="rId35">
         <w:r>
           <w:rPr>
             <w:rStyle w:val="Hyperlink"/>
@@ -1081,7 +1081,7 @@
       <w:r>
         <w:t xml:space="preserve"> </w:t>
       </w:r>
-      <w:hyperlink r:id="rId47">
+      <w:hyperlink r:id="rId36">
         <w:r>
           <w:rPr>
             <w:rStyle w:val="Hyperlink"/>
@@ -1098,7 +1098,7 @@
       <w:r>
         <w:t xml:space="preserve"> </w:t>
       </w:r>
-      <w:hyperlink r:id="rId45">
+      <w:hyperlink r:id="rId34">
         <w:r>
           <w:rPr>
             <w:rStyle w:val="Hyperlink"/>
@@ -1115,7 +1115,7 @@
       <w:r>
         <w:t xml:space="preserve"> </w:t>
       </w:r>
-      <w:hyperlink r:id="rId47">
+      <w:hyperlink r:id="rId36">
         <w:r>
           <w:rPr>
             <w:rStyle w:val="Hyperlink"/>
@@ -1178,7 +1178,7 @@
       <w:r>
         <w:t xml:space="preserve"> </w:t>
       </w:r>
-      <w:hyperlink r:id="rId48">
+      <w:hyperlink r:id="rId37">
         <w:r>
           <w:rPr>
             <w:rStyle w:val="Hyperlink"/>
@@ -1203,7 +1203,7 @@
       <w:r>
         <w:t xml:space="preserve"> </w:t>
       </w:r>
-      <w:hyperlink r:id="rId48">
+      <w:hyperlink r:id="rId37">
         <w:r>
           <w:rPr>
             <w:rStyle w:val="Hyperlink"/>
@@ -1410,13 +1410,7 @@
               <w:pStyle w:val="Compact"/>
             </w:pPr>
             <w:r>
-              <w:t xml:space="preserve">Full-text search for</w:t>
-            </w:r>
-            <w:r>
-              <w:t xml:space="preserve"> </w:t>
-            </w:r>
-            <w:r>
-              <w:t xml:space="preserve">“CRISPR”</w:t>
+              <w:t xml:space="preserve">Full-text search for “CRISPR”</w:t>
             </w:r>
           </w:p>
         </w:tc>
@@ -1468,8 +1462,8 @@
         </w:tc>
       </w:tr>
     </w:tbl>
-    <w:bookmarkEnd w:id="49"/>
-    <w:bookmarkStart w:id="50" w:name="costs"/>
+    <w:bookmarkEnd w:id="38"/>
+    <w:bookmarkStart w:id="39" w:name="costs"/>
     <w:p>
       <w:pPr>
         <w:pStyle w:val="Heading3"/>
@@ -1510,7 +1504,7 @@
       <w:r>
         <w:t xml:space="preserve"> </w:t>
       </w:r>
-      <w:hyperlink r:id="rId47">
+      <w:hyperlink r:id="rId36">
         <w:r>
           <w:rPr>
             <w:rStyle w:val="Hyperlink"/>
@@ -1584,9 +1578,9 @@
         <w:t xml:space="preserve">licenses covers the needs of IPBES, i.e. download of diverse metadata as well as download of a large nuber of works.</w:t>
       </w:r>
     </w:p>
-    <w:bookmarkEnd w:id="50"/>
-    <w:bookmarkEnd w:id="51"/>
-    <w:bookmarkStart w:id="55" w:name="experience-using-openalex"/>
+    <w:bookmarkEnd w:id="39"/>
+    <w:bookmarkEnd w:id="40"/>
+    <w:bookmarkStart w:id="44" w:name="experience-using-openalex"/>
     <w:p>
       <w:pPr>
         <w:pStyle w:val="Heading2"/>
@@ -1613,7 +1607,7 @@
       <w:r>
         <w:t xml:space="preserve"> </w:t>
       </w:r>
-      <w:hyperlink r:id="rId47">
+      <w:hyperlink r:id="rId36">
         <w:r>
           <w:rPr>
             <w:rStyle w:val="Hyperlink"/>
@@ -1655,7 +1649,7 @@
       <w:r>
         <w:t xml:space="preserve">OpenAlex also enabled us to do a second kind of search, i.e. a snowball search (following the citation graph from selected key papers one generation back and one generation forward). This very focussed search is easily possible in OpenAlex via the API and the respective R package (</w:t>
       </w:r>
-      <w:hyperlink r:id="rId45">
+      <w:hyperlink r:id="rId34">
         <w:r>
           <w:rPr>
             <w:rStyle w:val="Hyperlink"/>
@@ -1672,7 +1666,7 @@
       <w:r>
         <w:t xml:space="preserve"> </w:t>
       </w:r>
-      <w:hyperlink r:id="rId47">
+      <w:hyperlink r:id="rId36">
         <w:r>
           <w:rPr>
             <w:rStyle w:val="Hyperlink"/>
@@ -1784,7 +1778,7 @@
         <w:rPr>
           <w:rStyle w:val="FootnoteReference"/>
         </w:rPr>
-        <w:footnoteReference w:id="52"/>
+        <w:footnoteReference w:id="41"/>
       </w:r>
       <w:r>
         <w:t xml:space="preserve">, where the search is done based on similarity between the supplied terms (or text) and the actual work. This opens many possibility to find new literature. It needs to be noted that this is still in beta (development) stage wherefore tha actual implementation can change. Usage for assessments is at the moment not yet recommended, but use cases will be evaluate.</w:t>
@@ -1801,7 +1795,7 @@
         <w:rPr>
           <w:rStyle w:val="FootnoteReference"/>
         </w:rPr>
-        <w:footnoteReference w:id="53"/>
+        <w:footnoteReference w:id="42"/>
       </w:r>
       <w:r>
         <w:t xml:space="preserve"> </w:t>
@@ -1877,8 +1871,8 @@
         <w:t xml:space="preserve">Overall, the experience with using OpenAlex within IPBES has been very positive and, as multiple requests from outside IPBES indicate, on the front of literature search methodologies in general.</w:t>
       </w:r>
     </w:p>
-    <w:bookmarkEnd w:id="55"/>
-    <w:bookmarkStart w:id="61" w:name="conclusion"/>
+    <w:bookmarkEnd w:id="44"/>
+    <w:bookmarkStart w:id="50" w:name="conclusion"/>
     <w:p>
       <w:pPr>
         <w:pStyle w:val="Heading2"/>
@@ -1903,14 +1897,14 @@
         <w:t xml:space="preserve">Furthermore, recent changes and further developments in OpenAlex open the door for new approaches on how to work with literature which were not possible (or exceedingly expensive and complex) with other data sources.</w:t>
       </w:r>
     </w:p>
-    <w:bookmarkStart w:id="60" w:name="refs"/>
-    <w:bookmarkStart w:id="57" w:name="ref-Culbert2025a"/>
+    <w:bookmarkStart w:id="49" w:name="refs"/>
+    <w:bookmarkStart w:id="46" w:name="ref-Culbert2025a"/>
     <w:p>
       <w:pPr>
         <w:pStyle w:val="Bibliography"/>
       </w:pPr>
       <w:r>
-        <w:t xml:space="preserve">Culbert, Jack H., Anne Hobert, Najko Jahn, Nick Haupka, Marion Schmidt, Paul Donner, and Philipp Mayr. 2025.</w:t>
+        <w:t xml:space="preserve">Culbert, Jack H., Anne Hobert, Najko Jahn, et al. 2025.</w:t>
       </w:r>
       <w:r>
         <w:t xml:space="preserve"> </w:t>
@@ -1982,7 +1976,7 @@
       <w:r>
         <w:t xml:space="preserve"> </w:t>
       </w:r>
-      <w:hyperlink r:id="rId56">
+      <w:hyperlink r:id="rId45">
         <w:r>
           <w:rPr>
             <w:rStyle w:val="Hyperlink"/>
@@ -1994,14 +1988,14 @@
         <w:t xml:space="preserve">.</w:t>
       </w:r>
     </w:p>
-    <w:bookmarkEnd w:id="57"/>
-    <w:bookmarkStart w:id="59" w:name="ref-Reyes-Garcia2026"/>
+    <w:bookmarkEnd w:id="46"/>
+    <w:bookmarkStart w:id="48" w:name="ref-Reyes-Garcia2026"/>
     <w:p>
       <w:pPr>
         <w:pStyle w:val="Bibliography"/>
       </w:pPr>
       <w:r>
-        <w:t xml:space="preserve">Reyes-García, Victoria, Rainer M. Krug, Arun Agrawal, Karina Benessaiah, Martha Bonilla-Moheno, Joachim Claudet, Tim Forsyth, et al. 2026.</w:t>
+        <w:t xml:space="preserve">Reyes-García, Victoria, Rainer M. Krug, Arun Agrawal, et al. 2026.</w:t>
       </w:r>
       <w:r>
         <w:t xml:space="preserve"> </w:t>
@@ -2020,12 +2014,12 @@
         <w:t xml:space="preserve">Nature Sustainability</w:t>
       </w:r>
       <w:r>
-        <w:t xml:space="preserve">, February.</w:t>
-      </w:r>
-      <w:r>
-        <w:t xml:space="preserve"> </w:t>
-      </w:r>
-      <w:hyperlink r:id="rId58">
+        <w:t xml:space="preserve">, ahead of print, February.</w:t>
+      </w:r>
+      <w:r>
+        <w:t xml:space="preserve"> </w:t>
+      </w:r>
+      <w:hyperlink r:id="rId47">
         <w:r>
           <w:rPr>
             <w:rStyle w:val="Hyperlink"/>
@@ -2037,9 +2031,9 @@
         <w:t xml:space="preserve">.</w:t>
       </w:r>
     </w:p>
-    <w:bookmarkEnd w:id="59"/>
-    <w:bookmarkEnd w:id="60"/>
-    <w:bookmarkEnd w:id="61"/>
+    <w:bookmarkEnd w:id="48"/>
+    <w:bookmarkEnd w:id="49"/>
+    <w:bookmarkEnd w:id="50"/>
     <w:sectPr>
       <w:footnotePr>
         <w:numRestart w:val="eachSect"/>
@@ -2069,7 +2063,7 @@
       </w:r>
     </w:p>
   </w:footnote>
-  <w:footnote w:id="52">
+  <w:footnote w:id="41">
     <w:p>
       <w:pPr>
         <w:pStyle w:val="FootnoteText"/>
@@ -2095,7 +2089,7 @@
       </w:r>
     </w:p>
   </w:footnote>
-  <w:footnote w:id="53">
+  <w:footnote w:id="42">
     <w:p>
       <w:pPr>
         <w:pStyle w:val="FootnoteText"/>
@@ -2137,7 +2131,7 @@
       <w:r>
         <w:t xml:space="preserve"> </w:t>
       </w:r>
-      <w:hyperlink r:id="rId54">
+      <w:hyperlink r:id="rId43">
         <w:r>
           <w:rPr>
             <w:rStyle w:val="Hyperlink"/>
@@ -2154,7 +2148,7 @@
       <w:r>
         <w:t xml:space="preserve"> </w:t>
       </w:r>
-      <w:hyperlink r:id="rId54">
+      <w:hyperlink r:id="rId43">
         <w:r>
           <w:rPr>
             <w:rStyle w:val="Hyperlink"/>
@@ -2486,10 +2480,10 @@
   <w:docDefaults>
     <w:rPrDefault>
       <w:rPr>
-        <w:rFonts w:asciiTheme="minorHAnsi" w:cstheme="minorBidi" w:eastAsiaTheme="minorHAnsi" w:hAnsiTheme="minorHAnsi"/>
+        <w:rFonts w:asciiTheme="minorHAnsi" w:cstheme="minorBidi" w:eastAsiaTheme="minorEastAsia" w:hAnsiTheme="minorHAnsi"/>
         <w:sz w:val="24"/>
         <w:szCs w:val="24"/>
-        <w:lang w:bidi="ar-SA" w:eastAsia="en-US" w:val="en-US"/>
+        <w:lang w:bidi="ar-SA" w:eastAsia="zh-CN" w:val="en-US"/>
       </w:rPr>
     </w:rPrDefault>
     <w:pPrDefault>
@@ -3030,13 +3024,6 @@
       </w:tblCellMar>
     </w:tblPr>
     <w:tblStylePr w:type="firstRow">
-      <w:tblPr>
-        <w:jc w:val="left"/>
-        <w:tblInd w:type="dxa" w:w="0"/>
-      </w:tblPr>
-      <w:trPr>
-        <w:jc w:val="left"/>
-      </w:trPr>
       <w:tcPr>
         <w:tcBorders>
           <w:bottom w:val="single"/>
